--- a/agent soạn tài liệu/output/bai3_noi_nang_nhiet_luong/ready/bai3_noi_nang_nhiet_luong_bai_tap_ve_nha.docx
+++ b/agent soạn tài liệu/output/bai3_noi_nang_nhiet_luong/ready/bai3_noi_nang_nhiet_luong_bai_tap_ve_nha.docx
@@ -6351,15 +6351,14 @@
     </w:p>
     <w:p>
       <w:pPr>
-        <w:spacing w:before="360" w:after="160"/>
-        <w:jc w:val="center"/>
+        <w:spacing w:before="280" w:after="120"/>
       </w:pPr>
       <w:r>
         <w:rPr>
           <w:rFonts w:ascii="Times New Roman" w:hAnsi="Times New Roman"/>
           <w:b/>
           <w:color w:val="1E3A5F"/>
-          <w:sz w:val="32"/>
+          <w:sz w:val="28"/>
         </w:rPr>
         <w:t>ĐÁP ÁN CHO GIÁO VIÊN</w:t>
       </w:r>

--- a/agent soạn tài liệu/output/bai3_noi_nang_nhiet_luong/ready/bai3_noi_nang_nhiet_luong_bai_tap_ve_nha.docx
+++ b/agent soạn tài liệu/output/bai3_noi_nang_nhiet_luong/ready/bai3_noi_nang_nhiet_luong_bai_tap_ve_nha.docx
@@ -161,11 +161,11 @@
         <w:rPr>
           <w:rFonts w:ascii="Times New Roman" w:hAnsi="Times New Roman"/>
           <w:b w:val="0"/>
-          <w:i w:val="0"/>
+          <w:i/>
           <w:color w:val="000000"/>
           <w:sz w:val="22"/>
         </w:rPr>
-        <w:t>*Mỗi câu hỏi chỉ chọn một phương án trả lời đúng.*</w:t>
+        <w:t>Mỗi câu hỏi chỉ chọn một phương án trả lời đúng.</w:t>
       </w:r>
     </w:p>
     <w:p>
@@ -1155,6 +1155,7 @@
             <w:r>
               <w:rPr>
                 <w:rFonts w:ascii="Times New Roman" w:hAnsi="Times New Roman"/>
+                <w:b w:val="0"/>
                 <w:i/>
                 <w:color w:val="000000"/>
                 <w:sz w:val="22"/>
@@ -1207,6 +1208,7 @@
             <w:r>
               <w:rPr>
                 <w:rFonts w:ascii="Times New Roman" w:hAnsi="Times New Roman"/>
+                <w:b w:val="0"/>
                 <w:i/>
                 <w:color w:val="000000"/>
                 <w:sz w:val="22"/>
@@ -1265,6 +1267,7 @@
             <w:r>
               <w:rPr>
                 <w:rFonts w:ascii="Times New Roman" w:hAnsi="Times New Roman"/>
+                <w:b w:val="0"/>
                 <w:i/>
                 <w:color w:val="000000"/>
                 <w:sz w:val="22"/>
@@ -1317,6 +1320,7 @@
             <w:r>
               <w:rPr>
                 <w:rFonts w:ascii="Times New Roman" w:hAnsi="Times New Roman"/>
+                <w:b w:val="0"/>
                 <w:i/>
                 <w:color w:val="000000"/>
                 <w:sz w:val="22"/>
@@ -1415,6 +1419,7 @@
             <w:r>
               <w:rPr>
                 <w:rFonts w:ascii="Times New Roman" w:hAnsi="Times New Roman"/>
+                <w:b w:val="0"/>
                 <w:i/>
                 <w:color w:val="000000"/>
                 <w:sz w:val="22"/>
@@ -1434,6 +1439,7 @@
             <w:r>
               <w:rPr>
                 <w:rFonts w:ascii="Times New Roman" w:hAnsi="Times New Roman"/>
+                <w:b w:val="0"/>
                 <w:i/>
                 <w:color w:val="000000"/>
                 <w:sz w:val="22"/>
@@ -1486,6 +1492,7 @@
             <w:r>
               <w:rPr>
                 <w:rFonts w:ascii="Times New Roman" w:hAnsi="Times New Roman"/>
+                <w:b w:val="0"/>
                 <w:i/>
                 <w:color w:val="000000"/>
                 <w:sz w:val="22"/>
@@ -1505,6 +1512,7 @@
             <w:r>
               <w:rPr>
                 <w:rFonts w:ascii="Times New Roman" w:hAnsi="Times New Roman"/>
+                <w:b w:val="0"/>
                 <w:i/>
                 <w:color w:val="000000"/>
                 <w:sz w:val="22"/>
@@ -1563,6 +1571,7 @@
             <w:r>
               <w:rPr>
                 <w:rFonts w:ascii="Times New Roman" w:hAnsi="Times New Roman"/>
+                <w:b w:val="0"/>
                 <w:i/>
                 <w:color w:val="000000"/>
                 <w:sz w:val="22"/>
@@ -1582,6 +1591,7 @@
             <w:r>
               <w:rPr>
                 <w:rFonts w:ascii="Times New Roman" w:hAnsi="Times New Roman"/>
+                <w:b w:val="0"/>
                 <w:i/>
                 <w:color w:val="000000"/>
                 <w:sz w:val="22"/>
@@ -1634,6 +1644,7 @@
             <w:r>
               <w:rPr>
                 <w:rFonts w:ascii="Times New Roman" w:hAnsi="Times New Roman"/>
+                <w:b w:val="0"/>
                 <w:i/>
                 <w:color w:val="000000"/>
                 <w:sz w:val="22"/>
@@ -1653,6 +1664,7 @@
             <w:r>
               <w:rPr>
                 <w:rFonts w:ascii="Times New Roman" w:hAnsi="Times New Roman"/>
+                <w:b w:val="0"/>
                 <w:i/>
                 <w:color w:val="000000"/>
                 <w:sz w:val="22"/>
@@ -1975,6 +1987,7 @@
             <w:r>
               <w:rPr>
                 <w:rFonts w:ascii="Times New Roman" w:hAnsi="Times New Roman"/>
+                <w:b w:val="0"/>
                 <w:i/>
                 <w:color w:val="000000"/>
                 <w:sz w:val="22"/>
@@ -1994,6 +2007,7 @@
             <w:r>
               <w:rPr>
                 <w:rFonts w:ascii="Times New Roman" w:hAnsi="Times New Roman"/>
+                <w:b w:val="0"/>
                 <w:i/>
                 <w:color w:val="000000"/>
                 <w:sz w:val="22"/>
@@ -2046,6 +2060,7 @@
             <w:r>
               <w:rPr>
                 <w:rFonts w:ascii="Times New Roman" w:hAnsi="Times New Roman"/>
+                <w:b w:val="0"/>
                 <w:i/>
                 <w:color w:val="000000"/>
                 <w:sz w:val="22"/>
@@ -2065,6 +2080,7 @@
             <w:r>
               <w:rPr>
                 <w:rFonts w:ascii="Times New Roman" w:hAnsi="Times New Roman"/>
+                <w:b w:val="0"/>
                 <w:i/>
                 <w:color w:val="000000"/>
                 <w:sz w:val="22"/>
@@ -2123,6 +2139,7 @@
             <w:r>
               <w:rPr>
                 <w:rFonts w:ascii="Times New Roman" w:hAnsi="Times New Roman"/>
+                <w:b w:val="0"/>
                 <w:i/>
                 <w:color w:val="000000"/>
                 <w:sz w:val="22"/>
@@ -2142,6 +2159,7 @@
             <w:r>
               <w:rPr>
                 <w:rFonts w:ascii="Times New Roman" w:hAnsi="Times New Roman"/>
+                <w:b w:val="0"/>
                 <w:i/>
                 <w:color w:val="000000"/>
                 <w:sz w:val="22"/>
@@ -2194,6 +2212,7 @@
             <w:r>
               <w:rPr>
                 <w:rFonts w:ascii="Times New Roman" w:hAnsi="Times New Roman"/>
+                <w:b w:val="0"/>
                 <w:i/>
                 <w:color w:val="000000"/>
                 <w:sz w:val="22"/>
@@ -2213,6 +2232,7 @@
             <w:r>
               <w:rPr>
                 <w:rFonts w:ascii="Times New Roman" w:hAnsi="Times New Roman"/>
+                <w:b w:val="0"/>
                 <w:i/>
                 <w:color w:val="000000"/>
                 <w:sz w:val="22"/>
@@ -2263,6 +2283,7 @@
       <w:r>
         <w:rPr>
           <w:rFonts w:ascii="Times New Roman" w:hAnsi="Times New Roman"/>
+          <w:b w:val="0"/>
           <w:i/>
           <w:color w:val="000000"/>
           <w:sz w:val="26"/>
@@ -2282,6 +2303,7 @@
       <w:r>
         <w:rPr>
           <w:rFonts w:ascii="Times New Roman" w:hAnsi="Times New Roman"/>
+          <w:b w:val="0"/>
           <w:i/>
           <w:color w:val="000000"/>
           <w:sz w:val="26"/>
@@ -2301,6 +2323,7 @@
       <w:r>
         <w:rPr>
           <w:rFonts w:ascii="Times New Roman" w:hAnsi="Times New Roman"/>
+          <w:b w:val="0"/>
           <w:i/>
           <w:color w:val="000000"/>
           <w:sz w:val="26"/>
@@ -2368,6 +2391,7 @@
             <w:r>
               <w:rPr>
                 <w:rFonts w:ascii="Times New Roman" w:hAnsi="Times New Roman"/>
+                <w:b w:val="0"/>
                 <w:i/>
                 <w:color w:val="000000"/>
                 <w:sz w:val="22"/>
@@ -2420,6 +2444,7 @@
             <w:r>
               <w:rPr>
                 <w:rFonts w:ascii="Times New Roman" w:hAnsi="Times New Roman"/>
+                <w:b w:val="0"/>
                 <w:i/>
                 <w:color w:val="000000"/>
                 <w:sz w:val="22"/>
@@ -2478,6 +2503,7 @@
             <w:r>
               <w:rPr>
                 <w:rFonts w:ascii="Times New Roman" w:hAnsi="Times New Roman"/>
+                <w:b w:val="0"/>
                 <w:i/>
                 <w:color w:val="000000"/>
                 <w:sz w:val="22"/>
@@ -2530,6 +2556,7 @@
             <w:r>
               <w:rPr>
                 <w:rFonts w:ascii="Times New Roman" w:hAnsi="Times New Roman"/>
+                <w:b w:val="0"/>
                 <w:i/>
                 <w:color w:val="000000"/>
                 <w:sz w:val="22"/>
@@ -2630,6 +2657,7 @@
             <w:r>
               <w:rPr>
                 <w:rFonts w:ascii="Times New Roman" w:hAnsi="Times New Roman"/>
+                <w:b w:val="0"/>
                 <w:i/>
                 <w:color w:val="000000"/>
                 <w:sz w:val="22"/>
@@ -2682,6 +2710,7 @@
             <w:r>
               <w:rPr>
                 <w:rFonts w:ascii="Times New Roman" w:hAnsi="Times New Roman"/>
+                <w:b w:val="0"/>
                 <w:i/>
                 <w:color w:val="000000"/>
                 <w:sz w:val="22"/>
@@ -2734,6 +2763,7 @@
             <w:r>
               <w:rPr>
                 <w:rFonts w:ascii="Times New Roman" w:hAnsi="Times New Roman"/>
+                <w:b w:val="0"/>
                 <w:i/>
                 <w:color w:val="000000"/>
                 <w:sz w:val="22"/>
@@ -2786,6 +2816,7 @@
             <w:r>
               <w:rPr>
                 <w:rFonts w:ascii="Times New Roman" w:hAnsi="Times New Roman"/>
+                <w:b w:val="0"/>
                 <w:i/>
                 <w:color w:val="000000"/>
                 <w:sz w:val="22"/>
@@ -2836,6 +2867,7 @@
       <w:r>
         <w:rPr>
           <w:rFonts w:ascii="Times New Roman" w:hAnsi="Times New Roman"/>
+          <w:b w:val="0"/>
           <w:i/>
           <w:color w:val="000000"/>
           <w:sz w:val="26"/>
@@ -2855,6 +2887,7 @@
       <w:r>
         <w:rPr>
           <w:rFonts w:ascii="Times New Roman" w:hAnsi="Times New Roman"/>
+          <w:b w:val="0"/>
           <w:i/>
           <w:color w:val="000000"/>
           <w:sz w:val="26"/>
@@ -2874,6 +2907,7 @@
       <w:r>
         <w:rPr>
           <w:rFonts w:ascii="Times New Roman" w:hAnsi="Times New Roman"/>
+          <w:b w:val="0"/>
           <w:i/>
           <w:color w:val="000000"/>
           <w:sz w:val="26"/>
@@ -2893,6 +2927,7 @@
       <w:r>
         <w:rPr>
           <w:rFonts w:ascii="Times New Roman" w:hAnsi="Times New Roman"/>
+          <w:b w:val="0"/>
           <w:i/>
           <w:color w:val="000000"/>
           <w:sz w:val="26"/>
@@ -2960,6 +2995,7 @@
             <w:r>
               <w:rPr>
                 <w:rFonts w:ascii="Times New Roman" w:hAnsi="Times New Roman"/>
+                <w:b w:val="0"/>
                 <w:i/>
                 <w:color w:val="000000"/>
                 <w:sz w:val="22"/>
@@ -3012,6 +3048,7 @@
             <w:r>
               <w:rPr>
                 <w:rFonts w:ascii="Times New Roman" w:hAnsi="Times New Roman"/>
+                <w:b w:val="0"/>
                 <w:i/>
                 <w:color w:val="000000"/>
                 <w:sz w:val="22"/>
@@ -3070,6 +3107,7 @@
             <w:r>
               <w:rPr>
                 <w:rFonts w:ascii="Times New Roman" w:hAnsi="Times New Roman"/>
+                <w:b w:val="0"/>
                 <w:i/>
                 <w:color w:val="000000"/>
                 <w:sz w:val="22"/>
@@ -3122,6 +3160,7 @@
             <w:r>
               <w:rPr>
                 <w:rFonts w:ascii="Times New Roman" w:hAnsi="Times New Roman"/>
+                <w:b w:val="0"/>
                 <w:i/>
                 <w:color w:val="000000"/>
                 <w:sz w:val="22"/>
@@ -3172,6 +3211,7 @@
       <w:r>
         <w:rPr>
           <w:rFonts w:ascii="Times New Roman" w:hAnsi="Times New Roman"/>
+          <w:b w:val="0"/>
           <w:i/>
           <w:color w:val="000000"/>
           <w:sz w:val="26"/>
@@ -3191,6 +3231,7 @@
       <w:r>
         <w:rPr>
           <w:rFonts w:ascii="Times New Roman" w:hAnsi="Times New Roman"/>
+          <w:b w:val="0"/>
           <w:i/>
           <w:color w:val="000000"/>
           <w:sz w:val="26"/>
@@ -3268,6 +3309,7 @@
             <w:r>
               <w:rPr>
                 <w:rFonts w:ascii="Times New Roman" w:hAnsi="Times New Roman"/>
+                <w:b w:val="0"/>
                 <w:i/>
                 <w:color w:val="000000"/>
                 <w:sz w:val="22"/>
@@ -3330,6 +3372,7 @@
             <w:r>
               <w:rPr>
                 <w:rFonts w:ascii="Times New Roman" w:hAnsi="Times New Roman"/>
+                <w:b w:val="0"/>
                 <w:i/>
                 <w:color w:val="000000"/>
                 <w:sz w:val="22"/>
@@ -3398,6 +3441,7 @@
             <w:r>
               <w:rPr>
                 <w:rFonts w:ascii="Times New Roman" w:hAnsi="Times New Roman"/>
+                <w:b w:val="0"/>
                 <w:i/>
                 <w:color w:val="000000"/>
                 <w:sz w:val="22"/>
@@ -3460,6 +3504,7 @@
             <w:r>
               <w:rPr>
                 <w:rFonts w:ascii="Times New Roman" w:hAnsi="Times New Roman"/>
+                <w:b w:val="0"/>
                 <w:i/>
                 <w:color w:val="000000"/>
                 <w:sz w:val="22"/>
@@ -3510,6 +3555,7 @@
       <w:r>
         <w:rPr>
           <w:rFonts w:ascii="Times New Roman" w:hAnsi="Times New Roman"/>
+          <w:b w:val="0"/>
           <w:i/>
           <w:color w:val="000000"/>
           <w:sz w:val="26"/>
@@ -3529,6 +3575,7 @@
       <w:r>
         <w:rPr>
           <w:rFonts w:ascii="Times New Roman" w:hAnsi="Times New Roman"/>
+          <w:b w:val="0"/>
           <w:i/>
           <w:color w:val="000000"/>
           <w:sz w:val="26"/>
@@ -3606,6 +3653,7 @@
             <w:r>
               <w:rPr>
                 <w:rFonts w:ascii="Times New Roman" w:hAnsi="Times New Roman"/>
+                <w:b w:val="0"/>
                 <w:i/>
                 <w:color w:val="000000"/>
                 <w:sz w:val="22"/>
@@ -3668,6 +3716,7 @@
             <w:r>
               <w:rPr>
                 <w:rFonts w:ascii="Times New Roman" w:hAnsi="Times New Roman"/>
+                <w:b w:val="0"/>
                 <w:i/>
                 <w:color w:val="000000"/>
                 <w:sz w:val="22"/>
@@ -3736,6 +3785,7 @@
             <w:r>
               <w:rPr>
                 <w:rFonts w:ascii="Times New Roman" w:hAnsi="Times New Roman"/>
+                <w:b w:val="0"/>
                 <w:i/>
                 <w:color w:val="000000"/>
                 <w:sz w:val="22"/>
@@ -3798,6 +3848,7 @@
             <w:r>
               <w:rPr>
                 <w:rFonts w:ascii="Times New Roman" w:hAnsi="Times New Roman"/>
+                <w:b w:val="0"/>
                 <w:i/>
                 <w:color w:val="000000"/>
                 <w:sz w:val="22"/>
@@ -3848,6 +3899,7 @@
       <w:r>
         <w:rPr>
           <w:rFonts w:ascii="Times New Roman" w:hAnsi="Times New Roman"/>
+          <w:b w:val="0"/>
           <w:i/>
           <w:color w:val="000000"/>
           <w:sz w:val="26"/>
@@ -3867,6 +3919,7 @@
       <w:r>
         <w:rPr>
           <w:rFonts w:ascii="Times New Roman" w:hAnsi="Times New Roman"/>
+          <w:b w:val="0"/>
           <w:i/>
           <w:color w:val="000000"/>
           <w:sz w:val="26"/>
@@ -3886,6 +3939,7 @@
       <w:r>
         <w:rPr>
           <w:rFonts w:ascii="Times New Roman" w:hAnsi="Times New Roman"/>
+          <w:b w:val="0"/>
           <w:i/>
           <w:color w:val="000000"/>
           <w:sz w:val="26"/>
@@ -3905,6 +3959,7 @@
       <w:r>
         <w:rPr>
           <w:rFonts w:ascii="Times New Roman" w:hAnsi="Times New Roman"/>
+          <w:b w:val="0"/>
           <w:i/>
           <w:color w:val="000000"/>
           <w:sz w:val="26"/>
@@ -3924,6 +3979,7 @@
       <w:r>
         <w:rPr>
           <w:rFonts w:ascii="Times New Roman" w:hAnsi="Times New Roman"/>
+          <w:b w:val="0"/>
           <w:i/>
           <w:color w:val="000000"/>
           <w:sz w:val="26"/>
@@ -3993,6 +4049,7 @@
             <w:r>
               <w:rPr>
                 <w:rFonts w:ascii="Times New Roman" w:hAnsi="Times New Roman"/>
+                <w:b w:val="0"/>
                 <w:i/>
                 <w:color w:val="000000"/>
                 <w:sz w:val="22"/>
@@ -4045,6 +4102,7 @@
             <w:r>
               <w:rPr>
                 <w:rFonts w:ascii="Times New Roman" w:hAnsi="Times New Roman"/>
+                <w:b w:val="0"/>
                 <w:i/>
                 <w:color w:val="000000"/>
                 <w:sz w:val="22"/>
@@ -4097,6 +4155,7 @@
             <w:r>
               <w:rPr>
                 <w:rFonts w:ascii="Times New Roman" w:hAnsi="Times New Roman"/>
+                <w:b w:val="0"/>
                 <w:i/>
                 <w:color w:val="000000"/>
                 <w:sz w:val="22"/>
@@ -4149,6 +4208,7 @@
             <w:r>
               <w:rPr>
                 <w:rFonts w:ascii="Times New Roman" w:hAnsi="Times New Roman"/>
+                <w:b w:val="0"/>
                 <w:i/>
                 <w:color w:val="000000"/>
                 <w:sz w:val="22"/>
@@ -4199,6 +4259,7 @@
       <w:r>
         <w:rPr>
           <w:rFonts w:ascii="Times New Roman" w:hAnsi="Times New Roman"/>
+          <w:b w:val="0"/>
           <w:i/>
           <w:color w:val="000000"/>
           <w:sz w:val="26"/>
@@ -4268,6 +4329,7 @@
             <w:r>
               <w:rPr>
                 <w:rFonts w:ascii="Times New Roman" w:hAnsi="Times New Roman"/>
+                <w:b w:val="0"/>
                 <w:i/>
                 <w:color w:val="000000"/>
                 <w:sz w:val="22"/>
@@ -4320,6 +4382,7 @@
             <w:r>
               <w:rPr>
                 <w:rFonts w:ascii="Times New Roman" w:hAnsi="Times New Roman"/>
+                <w:b w:val="0"/>
                 <w:i/>
                 <w:color w:val="000000"/>
                 <w:sz w:val="22"/>
@@ -4372,6 +4435,7 @@
             <w:r>
               <w:rPr>
                 <w:rFonts w:ascii="Times New Roman" w:hAnsi="Times New Roman"/>
+                <w:b w:val="0"/>
                 <w:i/>
                 <w:color w:val="000000"/>
                 <w:sz w:val="22"/>
@@ -4424,6 +4488,7 @@
             <w:r>
               <w:rPr>
                 <w:rFonts w:ascii="Times New Roman" w:hAnsi="Times New Roman"/>
+                <w:b w:val="0"/>
                 <w:i/>
                 <w:color w:val="000000"/>
                 <w:sz w:val="22"/>
@@ -4474,6 +4539,7 @@
       <w:r>
         <w:rPr>
           <w:rFonts w:ascii="Times New Roman" w:hAnsi="Times New Roman"/>
+          <w:b w:val="0"/>
           <w:i/>
           <w:color w:val="000000"/>
           <w:sz w:val="26"/>
@@ -4493,6 +4559,7 @@
       <w:r>
         <w:rPr>
           <w:rFonts w:ascii="Times New Roman" w:hAnsi="Times New Roman"/>
+          <w:b w:val="0"/>
           <w:i/>
           <w:color w:val="000000"/>
           <w:sz w:val="26"/>
@@ -4804,6 +4871,7 @@
             <w:r>
               <w:rPr>
                 <w:rFonts w:ascii="Times New Roman" w:hAnsi="Times New Roman"/>
+                <w:b w:val="0"/>
                 <w:i/>
                 <w:color w:val="000000"/>
                 <w:sz w:val="22"/>
@@ -4823,6 +4891,7 @@
             <w:r>
               <w:rPr>
                 <w:rFonts w:ascii="Times New Roman" w:hAnsi="Times New Roman"/>
+                <w:b w:val="0"/>
                 <w:i/>
                 <w:color w:val="000000"/>
                 <w:sz w:val="22"/>
@@ -5037,6 +5106,7 @@
       <w:r>
         <w:rPr>
           <w:rFonts w:ascii="Times New Roman" w:hAnsi="Times New Roman"/>
+          <w:b w:val="0"/>
           <w:i/>
           <w:color w:val="000000"/>
           <w:sz w:val="26"/>
@@ -5056,6 +5126,7 @@
       <w:r>
         <w:rPr>
           <w:rFonts w:ascii="Times New Roman" w:hAnsi="Times New Roman"/>
+          <w:b w:val="0"/>
           <w:i/>
           <w:color w:val="000000"/>
           <w:sz w:val="26"/>
@@ -5075,6 +5146,7 @@
       <w:r>
         <w:rPr>
           <w:rFonts w:ascii="Times New Roman" w:hAnsi="Times New Roman"/>
+          <w:b w:val="0"/>
           <w:i/>
           <w:color w:val="000000"/>
           <w:sz w:val="26"/>
@@ -5142,6 +5214,7 @@
             <w:r>
               <w:rPr>
                 <w:rFonts w:ascii="Times New Roman" w:hAnsi="Times New Roman"/>
+                <w:b w:val="0"/>
                 <w:i/>
                 <w:color w:val="000000"/>
                 <w:sz w:val="22"/>
@@ -5194,6 +5267,7 @@
             <w:r>
               <w:rPr>
                 <w:rFonts w:ascii="Times New Roman" w:hAnsi="Times New Roman"/>
+                <w:b w:val="0"/>
                 <w:i/>
                 <w:color w:val="000000"/>
                 <w:sz w:val="22"/>
@@ -5252,6 +5326,7 @@
             <w:r>
               <w:rPr>
                 <w:rFonts w:ascii="Times New Roman" w:hAnsi="Times New Roman"/>
+                <w:b w:val="0"/>
                 <w:i/>
                 <w:color w:val="000000"/>
                 <w:sz w:val="22"/>
@@ -5304,6 +5379,7 @@
             <w:r>
               <w:rPr>
                 <w:rFonts w:ascii="Times New Roman" w:hAnsi="Times New Roman"/>
+                <w:b w:val="0"/>
                 <w:i/>
                 <w:color w:val="000000"/>
                 <w:sz w:val="22"/>
@@ -5644,6 +5720,7 @@
             <w:r>
               <w:rPr>
                 <w:rFonts w:ascii="Times New Roman" w:hAnsi="Times New Roman"/>
+                <w:b w:val="0"/>
                 <w:i/>
                 <w:color w:val="000000"/>
                 <w:sz w:val="22"/>
@@ -5663,6 +5740,7 @@
             <w:r>
               <w:rPr>
                 <w:rFonts w:ascii="Times New Roman" w:hAnsi="Times New Roman"/>
+                <w:b w:val="0"/>
                 <w:i/>
                 <w:color w:val="000000"/>
                 <w:sz w:val="22"/>
@@ -5793,6 +5871,7 @@
             <w:r>
               <w:rPr>
                 <w:rFonts w:ascii="Times New Roman" w:hAnsi="Times New Roman"/>
+                <w:b w:val="0"/>
                 <w:i/>
                 <w:color w:val="000000"/>
                 <w:sz w:val="22"/>
@@ -5812,6 +5891,7 @@
             <w:r>
               <w:rPr>
                 <w:rFonts w:ascii="Times New Roman" w:hAnsi="Times New Roman"/>
+                <w:b w:val="0"/>
                 <w:i/>
                 <w:color w:val="000000"/>
                 <w:sz w:val="22"/>
@@ -5831,6 +5911,7 @@
             <w:r>
               <w:rPr>
                 <w:rFonts w:ascii="Times New Roman" w:hAnsi="Times New Roman"/>
+                <w:b w:val="0"/>
                 <w:i/>
                 <w:color w:val="000000"/>
                 <w:sz w:val="22"/>
@@ -6439,6 +6520,7 @@
             <w:r>
               <w:rPr>
                 <w:rFonts w:ascii="Times New Roman" w:hAnsi="Times New Roman"/>
+                <w:b w:val="0"/>
                 <w:i/>
                 <w:color w:val="000000"/>
                 <w:sz w:val="22"/>
@@ -6458,6 +6540,7 @@
             <w:r>
               <w:rPr>
                 <w:rFonts w:ascii="Times New Roman" w:hAnsi="Times New Roman"/>
+                <w:b w:val="0"/>
                 <w:i/>
                 <w:color w:val="000000"/>
                 <w:sz w:val="22"/>
@@ -6477,6 +6560,7 @@
             <w:r>
               <w:rPr>
                 <w:rFonts w:ascii="Times New Roman" w:hAnsi="Times New Roman"/>
+                <w:b w:val="0"/>
                 <w:i/>
                 <w:color w:val="000000"/>
                 <w:sz w:val="22"/>
@@ -6496,6 +6580,7 @@
             <w:r>
               <w:rPr>
                 <w:rFonts w:ascii="Times New Roman" w:hAnsi="Times New Roman"/>
+                <w:b w:val="0"/>
                 <w:i/>
                 <w:color w:val="000000"/>
                 <w:sz w:val="22"/>
@@ -6721,6 +6806,7 @@
       <w:r>
         <w:rPr>
           <w:rFonts w:ascii="Times New Roman" w:hAnsi="Times New Roman"/>
+          <w:b w:val="0"/>
           <w:i/>
           <w:color w:val="000000"/>
           <w:sz w:val="26"/>
@@ -6740,6 +6826,7 @@
       <w:r>
         <w:rPr>
           <w:rFonts w:ascii="Times New Roman" w:hAnsi="Times New Roman"/>
+          <w:b w:val="0"/>
           <w:i/>
           <w:color w:val="000000"/>
           <w:sz w:val="26"/>
@@ -6920,6 +7007,7 @@
             <w:r>
               <w:rPr>
                 <w:rFonts w:ascii="Times New Roman" w:hAnsi="Times New Roman"/>
+                <w:b w:val="0"/>
                 <w:i/>
                 <w:color w:val="000000"/>
                 <w:sz w:val="22"/>
@@ -7050,6 +7138,7 @@
             <w:r>
               <w:rPr>
                 <w:rFonts w:ascii="Times New Roman" w:hAnsi="Times New Roman"/>
+                <w:b w:val="0"/>
                 <w:i/>
                 <w:color w:val="000000"/>
                 <w:sz w:val="22"/>
@@ -7180,6 +7269,7 @@
             <w:r>
               <w:rPr>
                 <w:rFonts w:ascii="Times New Roman" w:hAnsi="Times New Roman"/>
+                <w:b w:val="0"/>
                 <w:i/>
                 <w:color w:val="000000"/>
                 <w:sz w:val="22"/>
@@ -7405,6 +7495,7 @@
       <w:r>
         <w:rPr>
           <w:rFonts w:ascii="Times New Roman" w:hAnsi="Times New Roman"/>
+          <w:b w:val="0"/>
           <w:i/>
           <w:color w:val="000000"/>
           <w:sz w:val="26"/>
@@ -7696,6 +7787,7 @@
             <w:r>
               <w:rPr>
                 <w:rFonts w:ascii="Times New Roman" w:hAnsi="Times New Roman"/>
+                <w:b w:val="0"/>
                 <w:i/>
                 <w:color w:val="000000"/>
                 <w:sz w:val="22"/>
@@ -7715,6 +7807,7 @@
             <w:r>
               <w:rPr>
                 <w:rFonts w:ascii="Times New Roman" w:hAnsi="Times New Roman"/>
+                <w:b w:val="0"/>
                 <w:i/>
                 <w:color w:val="000000"/>
                 <w:sz w:val="22"/>
@@ -7734,6 +7827,7 @@
             <w:r>
               <w:rPr>
                 <w:rFonts w:ascii="Times New Roman" w:hAnsi="Times New Roman"/>
+                <w:b w:val="0"/>
                 <w:i/>
                 <w:color w:val="000000"/>
                 <w:sz w:val="22"/>
@@ -7864,6 +7958,7 @@
             <w:r>
               <w:rPr>
                 <w:rFonts w:ascii="Times New Roman" w:hAnsi="Times New Roman"/>
+                <w:b w:val="0"/>
                 <w:i/>
                 <w:color w:val="000000"/>
                 <w:sz w:val="22"/>
@@ -7883,6 +7978,7 @@
             <w:r>
               <w:rPr>
                 <w:rFonts w:ascii="Times New Roman" w:hAnsi="Times New Roman"/>
+                <w:b w:val="0"/>
                 <w:i/>
                 <w:color w:val="000000"/>
                 <w:sz w:val="22"/>
@@ -8126,6 +8222,7 @@
       <w:r>
         <w:rPr>
           <w:rFonts w:ascii="Times New Roman" w:hAnsi="Times New Roman"/>
+          <w:b w:val="0"/>
           <w:i/>
           <w:color w:val="000000"/>
           <w:sz w:val="26"/>
@@ -8145,6 +8242,7 @@
       <w:r>
         <w:rPr>
           <w:rFonts w:ascii="Times New Roman" w:hAnsi="Times New Roman"/>
+          <w:b w:val="0"/>
           <w:i/>
           <w:color w:val="000000"/>
           <w:sz w:val="26"/>
@@ -8207,6 +8305,7 @@
       <w:r>
         <w:rPr>
           <w:rFonts w:ascii="Times New Roman" w:hAnsi="Times New Roman"/>
+          <w:b w:val="0"/>
           <w:i/>
           <w:color w:val="000000"/>
           <w:sz w:val="26"/>
@@ -8226,6 +8325,7 @@
       <w:r>
         <w:rPr>
           <w:rFonts w:ascii="Times New Roman" w:hAnsi="Times New Roman"/>
+          <w:b w:val="0"/>
           <w:i/>
           <w:color w:val="000000"/>
           <w:sz w:val="26"/>
@@ -8288,6 +8388,7 @@
       <w:r>
         <w:rPr>
           <w:rFonts w:ascii="Times New Roman" w:hAnsi="Times New Roman"/>
+          <w:b w:val="0"/>
           <w:i/>
           <w:color w:val="000000"/>
           <w:sz w:val="26"/>
@@ -8307,6 +8408,7 @@
       <w:r>
         <w:rPr>
           <w:rFonts w:ascii="Times New Roman" w:hAnsi="Times New Roman"/>
+          <w:b w:val="0"/>
           <w:i/>
           <w:color w:val="000000"/>
           <w:sz w:val="26"/>
@@ -8326,6 +8428,7 @@
       <w:r>
         <w:rPr>
           <w:rFonts w:ascii="Times New Roman" w:hAnsi="Times New Roman"/>
+          <w:b w:val="0"/>
           <w:i/>
           <w:color w:val="000000"/>
           <w:sz w:val="26"/>
@@ -8345,6 +8448,7 @@
       <w:r>
         <w:rPr>
           <w:rFonts w:ascii="Times New Roman" w:hAnsi="Times New Roman"/>
+          <w:b w:val="0"/>
           <w:i/>
           <w:color w:val="000000"/>
           <w:sz w:val="26"/>
@@ -8407,6 +8511,7 @@
       <w:r>
         <w:rPr>
           <w:rFonts w:ascii="Times New Roman" w:hAnsi="Times New Roman"/>
+          <w:b w:val="0"/>
           <w:i/>
           <w:color w:val="000000"/>
           <w:sz w:val="26"/>
@@ -8426,6 +8531,7 @@
       <w:r>
         <w:rPr>
           <w:rFonts w:ascii="Times New Roman" w:hAnsi="Times New Roman"/>
+          <w:b w:val="0"/>
           <w:i/>
           <w:color w:val="000000"/>
           <w:sz w:val="26"/>
@@ -8488,6 +8594,7 @@
       <w:r>
         <w:rPr>
           <w:rFonts w:ascii="Times New Roman" w:hAnsi="Times New Roman"/>
+          <w:b w:val="0"/>
           <w:i/>
           <w:color w:val="000000"/>
           <w:sz w:val="26"/>
@@ -8507,6 +8614,7 @@
       <w:r>
         <w:rPr>
           <w:rFonts w:ascii="Times New Roman" w:hAnsi="Times New Roman"/>
+          <w:b w:val="0"/>
           <w:i/>
           <w:color w:val="000000"/>
           <w:sz w:val="26"/>
@@ -8526,6 +8634,7 @@
       <w:r>
         <w:rPr>
           <w:rFonts w:ascii="Times New Roman" w:hAnsi="Times New Roman"/>
+          <w:b w:val="0"/>
           <w:i/>
           <w:color w:val="000000"/>
           <w:sz w:val="26"/>
@@ -8545,6 +8654,7 @@
       <w:r>
         <w:rPr>
           <w:rFonts w:ascii="Times New Roman" w:hAnsi="Times New Roman"/>
+          <w:b w:val="0"/>
           <w:i/>
           <w:color w:val="000000"/>
           <w:sz w:val="26"/>
@@ -8564,6 +8674,7 @@
       <w:r>
         <w:rPr>
           <w:rFonts w:ascii="Times New Roman" w:hAnsi="Times New Roman"/>
+          <w:b w:val="0"/>
           <w:i/>
           <w:color w:val="000000"/>
           <w:sz w:val="26"/>
@@ -8583,6 +8694,7 @@
       <w:r>
         <w:rPr>
           <w:rFonts w:ascii="Times New Roman" w:hAnsi="Times New Roman"/>
+          <w:b w:val="0"/>
           <w:i/>
           <w:color w:val="000000"/>
           <w:sz w:val="26"/>
@@ -8645,6 +8757,7 @@
       <w:r>
         <w:rPr>
           <w:rFonts w:ascii="Times New Roman" w:hAnsi="Times New Roman"/>
+          <w:b w:val="0"/>
           <w:i/>
           <w:color w:val="000000"/>
           <w:sz w:val="26"/>
@@ -8664,6 +8777,7 @@
       <w:r>
         <w:rPr>
           <w:rFonts w:ascii="Times New Roman" w:hAnsi="Times New Roman"/>
+          <w:b w:val="0"/>
           <w:i/>
           <w:color w:val="000000"/>
           <w:sz w:val="26"/>
@@ -8915,6 +9029,7 @@
       <w:r>
         <w:rPr>
           <w:rFonts w:ascii="Times New Roman" w:hAnsi="Times New Roman"/>
+          <w:b w:val="0"/>
           <w:i/>
           <w:color w:val="000000"/>
           <w:sz w:val="26"/>
@@ -8969,6 +9084,7 @@
       <w:r>
         <w:rPr>
           <w:rFonts w:ascii="Times New Roman" w:hAnsi="Times New Roman"/>
+          <w:b w:val="0"/>
           <w:i/>
           <w:color w:val="000000"/>
           <w:sz w:val="26"/>
@@ -8988,6 +9104,7 @@
       <w:r>
         <w:rPr>
           <w:rFonts w:ascii="Times New Roman" w:hAnsi="Times New Roman"/>
+          <w:b w:val="0"/>
           <w:i/>
           <w:color w:val="000000"/>
           <w:sz w:val="26"/>
@@ -9077,6 +9194,7 @@
       <w:r>
         <w:rPr>
           <w:rFonts w:ascii="Times New Roman" w:hAnsi="Times New Roman"/>
+          <w:b w:val="0"/>
           <w:i/>
           <w:color w:val="000000"/>
           <w:sz w:val="26"/>
@@ -9096,6 +9214,7 @@
       <w:r>
         <w:rPr>
           <w:rFonts w:ascii="Times New Roman" w:hAnsi="Times New Roman"/>
+          <w:b w:val="0"/>
           <w:i/>
           <w:color w:val="000000"/>
           <w:sz w:val="26"/>
@@ -9150,6 +9269,7 @@
       <w:r>
         <w:rPr>
           <w:rFonts w:ascii="Times New Roman" w:hAnsi="Times New Roman"/>
+          <w:b w:val="0"/>
           <w:i/>
           <w:color w:val="000000"/>
           <w:sz w:val="26"/>
@@ -9204,6 +9324,7 @@
       <w:r>
         <w:rPr>
           <w:rFonts w:ascii="Times New Roman" w:hAnsi="Times New Roman"/>
+          <w:b w:val="0"/>
           <w:i/>
           <w:color w:val="000000"/>
           <w:sz w:val="26"/>
@@ -9223,6 +9344,7 @@
       <w:r>
         <w:rPr>
           <w:rFonts w:ascii="Times New Roman" w:hAnsi="Times New Roman"/>
+          <w:b w:val="0"/>
           <w:i/>
           <w:color w:val="000000"/>
           <w:sz w:val="26"/>
@@ -9277,6 +9399,7 @@
       <w:r>
         <w:rPr>
           <w:rFonts w:ascii="Times New Roman" w:hAnsi="Times New Roman"/>
+          <w:b w:val="0"/>
           <w:i/>
           <w:color w:val="000000"/>
           <w:sz w:val="26"/>
@@ -9331,6 +9454,7 @@
       <w:r>
         <w:rPr>
           <w:rFonts w:ascii="Times New Roman" w:hAnsi="Times New Roman"/>
+          <w:b w:val="0"/>
           <w:i/>
           <w:color w:val="000000"/>
           <w:sz w:val="26"/>
@@ -9350,6 +9474,7 @@
       <w:r>
         <w:rPr>
           <w:rFonts w:ascii="Times New Roman" w:hAnsi="Times New Roman"/>
+          <w:b w:val="0"/>
           <w:i/>
           <w:color w:val="000000"/>
           <w:sz w:val="26"/>
@@ -9369,6 +9494,7 @@
       <w:r>
         <w:rPr>
           <w:rFonts w:ascii="Times New Roman" w:hAnsi="Times New Roman"/>
+          <w:b w:val="0"/>
           <w:i/>
           <w:color w:val="000000"/>
           <w:sz w:val="26"/>
@@ -9423,6 +9549,7 @@
       <w:r>
         <w:rPr>
           <w:rFonts w:ascii="Times New Roman" w:hAnsi="Times New Roman"/>
+          <w:b w:val="0"/>
           <w:i/>
           <w:color w:val="000000"/>
           <w:sz w:val="26"/>
@@ -9442,6 +9569,7 @@
       <w:r>
         <w:rPr>
           <w:rFonts w:ascii="Times New Roman" w:hAnsi="Times New Roman"/>
+          <w:b w:val="0"/>
           <w:i/>
           <w:color w:val="000000"/>
           <w:sz w:val="26"/>
@@ -9461,6 +9589,7 @@
       <w:r>
         <w:rPr>
           <w:rFonts w:ascii="Times New Roman" w:hAnsi="Times New Roman"/>
+          <w:b w:val="0"/>
           <w:i/>
           <w:color w:val="000000"/>
           <w:sz w:val="26"/>
@@ -9515,6 +9644,7 @@
       <w:r>
         <w:rPr>
           <w:rFonts w:ascii="Times New Roman" w:hAnsi="Times New Roman"/>
+          <w:b w:val="0"/>
           <w:i/>
           <w:color w:val="000000"/>
           <w:sz w:val="26"/>
@@ -9534,6 +9664,7 @@
       <w:r>
         <w:rPr>
           <w:rFonts w:ascii="Times New Roman" w:hAnsi="Times New Roman"/>
+          <w:b w:val="0"/>
           <w:i/>
           <w:color w:val="000000"/>
           <w:sz w:val="26"/>
@@ -9588,6 +9719,7 @@
       <w:r>
         <w:rPr>
           <w:rFonts w:ascii="Times New Roman" w:hAnsi="Times New Roman"/>
+          <w:b w:val="0"/>
           <w:i/>
           <w:color w:val="000000"/>
           <w:sz w:val="26"/>
@@ -9677,6 +9809,7 @@
       <w:r>
         <w:rPr>
           <w:rFonts w:ascii="Times New Roman" w:hAnsi="Times New Roman"/>
+          <w:b w:val="0"/>
           <w:i/>
           <w:color w:val="000000"/>
           <w:sz w:val="26"/>
@@ -9731,6 +9864,7 @@
       <w:r>
         <w:rPr>
           <w:rFonts w:ascii="Times New Roman" w:hAnsi="Times New Roman"/>
+          <w:b w:val="0"/>
           <w:i/>
           <w:color w:val="000000"/>
           <w:sz w:val="26"/>
@@ -9750,6 +9884,7 @@
       <w:r>
         <w:rPr>
           <w:rFonts w:ascii="Times New Roman" w:hAnsi="Times New Roman"/>
+          <w:b w:val="0"/>
           <w:i/>
           <w:color w:val="000000"/>
           <w:sz w:val="26"/>
@@ -9862,6 +9997,7 @@
       <w:r>
         <w:rPr>
           <w:rFonts w:ascii="Times New Roman" w:hAnsi="Times New Roman"/>
+          <w:b w:val="0"/>
           <w:i/>
           <w:color w:val="000000"/>
           <w:sz w:val="26"/>
@@ -9906,6 +10042,7 @@
       <w:r>
         <w:rPr>
           <w:rFonts w:ascii="Times New Roman" w:hAnsi="Times New Roman"/>
+          <w:b w:val="0"/>
           <w:i/>
           <w:color w:val="000000"/>
           <w:sz w:val="26"/>
@@ -9950,6 +10087,7 @@
       <w:r>
         <w:rPr>
           <w:rFonts w:ascii="Times New Roman" w:hAnsi="Times New Roman"/>
+          <w:b w:val="0"/>
           <w:i/>
           <w:color w:val="000000"/>
           <w:sz w:val="26"/>
@@ -10069,6 +10207,7 @@
       <w:r>
         <w:rPr>
           <w:rFonts w:ascii="Times New Roman" w:hAnsi="Times New Roman"/>
+          <w:b w:val="0"/>
           <w:i/>
           <w:color w:val="000000"/>
           <w:sz w:val="26"/>
@@ -10163,6 +10302,7 @@
       <w:r>
         <w:rPr>
           <w:rFonts w:ascii="Times New Roman" w:hAnsi="Times New Roman"/>
+          <w:b w:val="0"/>
           <w:i/>
           <w:color w:val="000000"/>
           <w:sz w:val="26"/>
@@ -10207,6 +10347,7 @@
       <w:r>
         <w:rPr>
           <w:rFonts w:ascii="Times New Roman" w:hAnsi="Times New Roman"/>
+          <w:b w:val="0"/>
           <w:i/>
           <w:color w:val="000000"/>
           <w:sz w:val="26"/>
@@ -10251,6 +10392,7 @@
       <w:r>
         <w:rPr>
           <w:rFonts w:ascii="Times New Roman" w:hAnsi="Times New Roman"/>
+          <w:b w:val="0"/>
           <w:i/>
           <w:color w:val="000000"/>
           <w:sz w:val="26"/>
@@ -10370,6 +10512,7 @@
       <w:r>
         <w:rPr>
           <w:rFonts w:ascii="Times New Roman" w:hAnsi="Times New Roman"/>
+          <w:b w:val="0"/>
           <w:i/>
           <w:color w:val="000000"/>
           <w:sz w:val="26"/>
@@ -10414,6 +10557,7 @@
       <w:r>
         <w:rPr>
           <w:rFonts w:ascii="Times New Roman" w:hAnsi="Times New Roman"/>
+          <w:b w:val="0"/>
           <w:i/>
           <w:color w:val="000000"/>
           <w:sz w:val="26"/>
@@ -10458,6 +10602,7 @@
       <w:r>
         <w:rPr>
           <w:rFonts w:ascii="Times New Roman" w:hAnsi="Times New Roman"/>
+          <w:b w:val="0"/>
           <w:i/>
           <w:color w:val="000000"/>
           <w:sz w:val="26"/>
@@ -10477,6 +10622,7 @@
       <w:r>
         <w:rPr>
           <w:rFonts w:ascii="Times New Roman" w:hAnsi="Times New Roman"/>
+          <w:b w:val="0"/>
           <w:i/>
           <w:color w:val="000000"/>
           <w:sz w:val="26"/>
@@ -10549,6 +10695,7 @@
       <w:r>
         <w:rPr>
           <w:rFonts w:ascii="Times New Roman" w:hAnsi="Times New Roman"/>
+          <w:b w:val="0"/>
           <w:i/>
           <w:color w:val="000000"/>
           <w:sz w:val="26"/>
@@ -10603,6 +10750,7 @@
       <w:r>
         <w:rPr>
           <w:rFonts w:ascii="Times New Roman" w:hAnsi="Times New Roman"/>
+          <w:b w:val="0"/>
           <w:i/>
           <w:color w:val="000000"/>
           <w:sz w:val="26"/>
@@ -10622,6 +10770,7 @@
       <w:r>
         <w:rPr>
           <w:rFonts w:ascii="Times New Roman" w:hAnsi="Times New Roman"/>
+          <w:b w:val="0"/>
           <w:i/>
           <w:color w:val="000000"/>
           <w:sz w:val="26"/>
@@ -10641,6 +10790,7 @@
       <w:r>
         <w:rPr>
           <w:rFonts w:ascii="Times New Roman" w:hAnsi="Times New Roman"/>
+          <w:b w:val="0"/>
           <w:i/>
           <w:color w:val="000000"/>
           <w:sz w:val="26"/>
@@ -10695,6 +10845,7 @@
       <w:r>
         <w:rPr>
           <w:rFonts w:ascii="Times New Roman" w:hAnsi="Times New Roman"/>
+          <w:b w:val="0"/>
           <w:i/>
           <w:color w:val="000000"/>
           <w:sz w:val="26"/>
@@ -10749,6 +10900,7 @@
       <w:r>
         <w:rPr>
           <w:rFonts w:ascii="Times New Roman" w:hAnsi="Times New Roman"/>
+          <w:b w:val="0"/>
           <w:i/>
           <w:color w:val="000000"/>
           <w:sz w:val="26"/>
@@ -10768,6 +10920,7 @@
       <w:r>
         <w:rPr>
           <w:rFonts w:ascii="Times New Roman" w:hAnsi="Times New Roman"/>
+          <w:b w:val="0"/>
           <w:i/>
           <w:color w:val="000000"/>
           <w:sz w:val="26"/>
@@ -10787,6 +10940,7 @@
       <w:r>
         <w:rPr>
           <w:rFonts w:ascii="Times New Roman" w:hAnsi="Times New Roman"/>
+          <w:b w:val="0"/>
           <w:i/>
           <w:color w:val="000000"/>
           <w:sz w:val="26"/>
@@ -10841,6 +10995,7 @@
       <w:r>
         <w:rPr>
           <w:rFonts w:ascii="Times New Roman" w:hAnsi="Times New Roman"/>
+          <w:b w:val="0"/>
           <w:i/>
           <w:color w:val="000000"/>
           <w:sz w:val="26"/>
@@ -10895,6 +11050,7 @@
       <w:r>
         <w:rPr>
           <w:rFonts w:ascii="Times New Roman" w:hAnsi="Times New Roman"/>
+          <w:b w:val="0"/>
           <w:i/>
           <w:color w:val="000000"/>
           <w:sz w:val="26"/>
@@ -10914,6 +11070,7 @@
       <w:r>
         <w:rPr>
           <w:rFonts w:ascii="Times New Roman" w:hAnsi="Times New Roman"/>
+          <w:b w:val="0"/>
           <w:i/>
           <w:color w:val="000000"/>
           <w:sz w:val="26"/>
@@ -10933,6 +11090,7 @@
       <w:r>
         <w:rPr>
           <w:rFonts w:ascii="Times New Roman" w:hAnsi="Times New Roman"/>
+          <w:b w:val="0"/>
           <w:i/>
           <w:color w:val="000000"/>
           <w:sz w:val="26"/>
@@ -10952,6 +11110,7 @@
       <w:r>
         <w:rPr>
           <w:rFonts w:ascii="Times New Roman" w:hAnsi="Times New Roman"/>
+          <w:b w:val="0"/>
           <w:i/>
           <w:color w:val="000000"/>
           <w:sz w:val="26"/>

--- a/agent soạn tài liệu/output/bai3_noi_nang_nhiet_luong/ready/bai3_noi_nang_nhiet_luong_bai_tap_ve_nha.docx
+++ b/agent soạn tài liệu/output/bai3_noi_nang_nhiet_luong/ready/bai3_noi_nang_nhiet_luong_bai_tap_ve_nha.docx
@@ -7812,7 +7812,7 @@
                 <w:color w:val="000000"/>
                 <w:sz w:val="22"/>
               </w:rPr>
-              <w:t>3\text{ phút}</w:t>
+              <w:t>3 phút</w:t>
             </w:r>
             <w:r>
               <w:rPr>

--- a/agent soạn tài liệu/output/bai3_noi_nang_nhiet_luong/ready/bai3_noi_nang_nhiet_luong_bai_tap_ve_nha.docx
+++ b/agent soạn tài liệu/output/bai3_noi_nang_nhiet_luong/ready/bai3_noi_nang_nhiet_luong_bai_tap_ve_nha.docx
@@ -249,7 +249,7 @@
                 <w:color w:val="000000"/>
                 <w:sz w:val="22"/>
               </w:rPr>
-              <w:t>Tổng cơ năng và thế năng tương tác của vật với các vật xung quanh.</w:t>
+              <w:t>Tổng động năng chuyển động nhiệt phân tử và thế năng tương tác phân tử của các phân tử cấu tạo nên vật.</w:t>
             </w:r>
           </w:p>
         </w:tc>
@@ -298,7 +298,7 @@
                 <w:color w:val="000000"/>
                 <w:sz w:val="22"/>
               </w:rPr>
-              <w:t>Tổng động năng chuyển động nhiệt phân tử và thế năng tương tác giữa các phân tử cấu tạo nên vật.</w:t>
+              <w:t>Tổng động năng chuyển động của các phân tử cấu tạo nên vật.</w:t>
             </w:r>
           </w:p>
         </w:tc>
@@ -347,7 +347,7 @@
                 <w:color w:val="000000"/>
                 <w:sz w:val="22"/>
               </w:rPr>
-              <w:t>Tổng động năng của các phân tử cấu tạo nên vật chuyển động theo một hướng xác định.</w:t>
+              <w:t>Nhiệt năng của vật.</w:t>
             </w:r>
           </w:p>
         </w:tc>
@@ -396,7 +396,7 @@
                 <w:color w:val="000000"/>
                 <w:sz w:val="22"/>
               </w:rPr>
-              <w:t>Nhiệt lượng mà vật tỏa ra hoặc thu vào trong quá trình truyền nhiệt.</w:t>
+              <w:t>Cơ năng của vật.</w:t>
             </w:r>
           </w:p>
         </w:tc>
@@ -427,7 +427,7 @@
           <w:color w:val="000000"/>
           <w:sz w:val="26"/>
         </w:rPr>
-        <w:t>Nội năng của một vật phụ thuộc vào các đại lượng nào sau đây?</w:t>
+        <w:t>Nội năng của một lượng khí lí tưởng xác định phụ thuộc vào những đại lượng nào?</w:t>
       </w:r>
     </w:p>
     <w:tbl>
@@ -484,7 +484,7 @@
                 <w:color w:val="000000"/>
                 <w:sz w:val="22"/>
               </w:rPr>
-              <w:t>Khối lượng và gia tốc trọng trường.</w:t>
+              <w:t>Chỉ phụ thuộc vào nhiệt độ.</w:t>
             </w:r>
           </w:p>
         </w:tc>
@@ -533,7 +533,7 @@
                 <w:color w:val="000000"/>
                 <w:sz w:val="22"/>
               </w:rPr>
-              <w:t>Nhiệt độ và thể tích của vật.</w:t>
+              <w:t>Chỉ phụ thuộc vào thể tích.</w:t>
             </w:r>
           </w:p>
         </w:tc>
@@ -582,7 +582,7 @@
                 <w:color w:val="000000"/>
                 <w:sz w:val="22"/>
               </w:rPr>
-              <w:t>Áp suất và khối lượng riêng của vật.</w:t>
+              <w:t>Phụ thuộc vào cả nhiệt độ và thể tích.</w:t>
             </w:r>
           </w:p>
         </w:tc>
@@ -631,7 +631,7 @@
                 <w:color w:val="000000"/>
                 <w:sz w:val="22"/>
               </w:rPr>
-              <w:t>Vận tốc chuyển động và độ cao của vật.</w:t>
+              <w:t>Phụ thuộc vào áp suất và thể tích.</w:t>
             </w:r>
           </w:p>
         </w:tc>
@@ -653,226 +653,6 @@
           <w:sz w:val="26"/>
         </w:rPr>
         <w:t xml:space="preserve">Câu 3. </w:t>
-      </w:r>
-      <w:r>
-        <w:rPr>
-          <w:rFonts w:ascii="Times New Roman" w:hAnsi="Times New Roman"/>
-          <w:b w:val="0"/>
-          <w:i w:val="0"/>
-          <w:color w:val="000000"/>
-          <w:sz w:val="26"/>
-        </w:rPr>
-        <w:t>Đối với một lượng khí lí tưởng xác định, nội năng chỉ phụ thuộc vào đại lượng nào?</w:t>
-      </w:r>
-    </w:p>
-    <w:tbl>
-      <w:tblPr>
-        <w:tblW w:type="auto" w:w="0"/>
-        <w:jc w:val="center"/>
-        <w:tblLook w:firstColumn="1" w:firstRow="1" w:lastColumn="0" w:lastRow="0" w:noHBand="0" w:noVBand="1" w:val="04A0"/>
-        <w:tblW w:w="9639" w:type="dxa"/>
-      </w:tblPr>
-      <w:tblGrid>
-        <w:gridCol w:w="2409"/>
-        <w:gridCol w:w="2409"/>
-        <w:gridCol w:w="2409"/>
-        <w:gridCol w:w="2409"/>
-      </w:tblGrid>
-      <w:tr>
-        <w:trPr>
-          <w:cantSplit/>
-          <w:keepNext/>
-        </w:trPr>
-        <w:tc>
-          <w:tcPr>
-            <w:tcW w:type="dxa" w:w="2409"/>
-            <w:tcBorders>
-              <w:top w:val="none"/>
-              <w:left w:val="none"/>
-              <w:bottom w:val="none"/>
-              <w:right w:val="none"/>
-            </w:tcBorders>
-            <w:tcMar>
-              <w:top w:w="60" w:type="dxa"/>
-              <w:bottom w:w="60" w:type="dxa"/>
-              <w:left w:w="60" w:type="dxa"/>
-              <w:right w:w="60" w:type="dxa"/>
-            </w:tcMar>
-          </w:tcPr>
-          <w:p>
-            <w:pPr>
-              <w:spacing w:before="40" w:after="40" w:line="276" w:lineRule="auto"/>
-              <w:jc w:val="left"/>
-            </w:pPr>
-            <w:r/>
-            <w:r>
-              <w:rPr>
-                <w:rFonts w:ascii="Times New Roman" w:hAnsi="Times New Roman"/>
-                <w:b/>
-                <w:color w:val="000000"/>
-                <w:sz w:val="22"/>
-              </w:rPr>
-              <w:t xml:space="preserve">A. </w:t>
-            </w:r>
-            <w:r>
-              <w:rPr>
-                <w:rFonts w:ascii="Times New Roman" w:hAnsi="Times New Roman"/>
-                <w:b w:val="0"/>
-                <w:i w:val="0"/>
-                <w:color w:val="000000"/>
-                <w:sz w:val="22"/>
-              </w:rPr>
-              <w:t>Thể tích khí.</w:t>
-            </w:r>
-          </w:p>
-        </w:tc>
-        <w:tc>
-          <w:tcPr>
-            <w:tcW w:type="dxa" w:w="2409"/>
-            <w:tcBorders>
-              <w:top w:val="none"/>
-              <w:left w:val="none"/>
-              <w:bottom w:val="none"/>
-              <w:right w:val="none"/>
-            </w:tcBorders>
-            <w:tcMar>
-              <w:top w:w="60" w:type="dxa"/>
-              <w:bottom w:w="60" w:type="dxa"/>
-              <w:left w:w="60" w:type="dxa"/>
-              <w:right w:w="60" w:type="dxa"/>
-            </w:tcMar>
-          </w:tcPr>
-          <w:p>
-            <w:pPr>
-              <w:spacing w:before="40" w:after="40" w:line="276" w:lineRule="auto"/>
-              <w:jc w:val="left"/>
-            </w:pPr>
-            <w:r/>
-            <w:r>
-              <w:rPr>
-                <w:rFonts w:ascii="Times New Roman" w:hAnsi="Times New Roman"/>
-                <w:b/>
-                <w:color w:val="000000"/>
-                <w:sz w:val="22"/>
-              </w:rPr>
-              <w:t xml:space="preserve">B. </w:t>
-            </w:r>
-            <w:r>
-              <w:rPr>
-                <w:rFonts w:ascii="Times New Roman" w:hAnsi="Times New Roman"/>
-                <w:b w:val="0"/>
-                <w:i w:val="0"/>
-                <w:color w:val="000000"/>
-                <w:sz w:val="22"/>
-              </w:rPr>
-              <w:t>Áp suất khí.</w:t>
-            </w:r>
-          </w:p>
-        </w:tc>
-        <w:tc>
-          <w:tcPr>
-            <w:tcW w:type="dxa" w:w="2409"/>
-            <w:tcBorders>
-              <w:top w:val="none"/>
-              <w:left w:val="none"/>
-              <w:bottom w:val="none"/>
-              <w:right w:val="none"/>
-            </w:tcBorders>
-            <w:tcMar>
-              <w:top w:w="60" w:type="dxa"/>
-              <w:bottom w:w="60" w:type="dxa"/>
-              <w:left w:w="60" w:type="dxa"/>
-              <w:right w:w="60" w:type="dxa"/>
-            </w:tcMar>
-          </w:tcPr>
-          <w:p>
-            <w:pPr>
-              <w:spacing w:before="40" w:after="40" w:line="276" w:lineRule="auto"/>
-              <w:jc w:val="left"/>
-            </w:pPr>
-            <w:r/>
-            <w:r>
-              <w:rPr>
-                <w:rFonts w:ascii="Times New Roman" w:hAnsi="Times New Roman"/>
-                <w:b/>
-                <w:color w:val="000000"/>
-                <w:sz w:val="22"/>
-              </w:rPr>
-              <w:t xml:space="preserve">C. </w:t>
-            </w:r>
-            <w:r>
-              <w:rPr>
-                <w:rFonts w:ascii="Times New Roman" w:hAnsi="Times New Roman"/>
-                <w:b w:val="0"/>
-                <w:i w:val="0"/>
-                <w:color w:val="000000"/>
-                <w:sz w:val="22"/>
-              </w:rPr>
-              <w:t>Nhiệt độ khí.</w:t>
-            </w:r>
-          </w:p>
-        </w:tc>
-        <w:tc>
-          <w:tcPr>
-            <w:tcW w:type="dxa" w:w="2409"/>
-            <w:tcBorders>
-              <w:top w:val="none"/>
-              <w:left w:val="none"/>
-              <w:bottom w:val="none"/>
-              <w:right w:val="none"/>
-            </w:tcBorders>
-            <w:tcMar>
-              <w:top w:w="60" w:type="dxa"/>
-              <w:bottom w:w="60" w:type="dxa"/>
-              <w:left w:w="60" w:type="dxa"/>
-              <w:right w:w="60" w:type="dxa"/>
-            </w:tcMar>
-          </w:tcPr>
-          <w:p>
-            <w:pPr>
-              <w:spacing w:before="40" w:after="40" w:line="276" w:lineRule="auto"/>
-              <w:jc w:val="left"/>
-            </w:pPr>
-            <w:r/>
-            <w:r>
-              <w:rPr>
-                <w:rFonts w:ascii="Times New Roman" w:hAnsi="Times New Roman"/>
-                <w:b/>
-                <w:color w:val="000000"/>
-                <w:sz w:val="22"/>
-              </w:rPr>
-              <w:t xml:space="preserve">D. </w:t>
-            </w:r>
-            <w:r>
-              <w:rPr>
-                <w:rFonts w:ascii="Times New Roman" w:hAnsi="Times New Roman"/>
-                <w:b w:val="0"/>
-                <w:i w:val="0"/>
-                <w:color w:val="000000"/>
-                <w:sz w:val="22"/>
-              </w:rPr>
-              <w:t>Khối lượng khí.</w:t>
-            </w:r>
-          </w:p>
-        </w:tc>
-      </w:tr>
-    </w:tbl>
-    <w:p/>
-    <w:p>
-      <w:pPr>
-        <w:keepNext/>
-        <w:keepLines/>
-        <w:spacing w:before="120" w:after="80" w:line="312" w:lineRule="auto"/>
-        <w:jc w:val="both"/>
-      </w:pPr>
-      <w:r>
-        <w:rPr>
-          <w:rFonts w:ascii="Times New Roman" w:hAnsi="Times New Roman"/>
-          <w:b/>
-          <w:color w:val="000000"/>
-          <w:sz w:val="26"/>
-        </w:rPr>
-        <w:t xml:space="preserve">Câu 4. </w:t>
       </w:r>
       <w:r>
         <w:rPr>
@@ -942,7 +722,7 @@
                 <w:color w:val="000000"/>
                 <w:sz w:val="22"/>
               </w:rPr>
-              <w:t>1 cách.</w:t>
+              <w:t>2.</w:t>
             </w:r>
           </w:p>
         </w:tc>
@@ -985,7 +765,7 @@
                 <w:color w:val="000000"/>
                 <w:sz w:val="22"/>
               </w:rPr>
-              <w:t>2 cách.</w:t>
+              <w:t>3.</w:t>
             </w:r>
           </w:p>
         </w:tc>
@@ -1028,7 +808,7 @@
                 <w:color w:val="000000"/>
                 <w:sz w:val="22"/>
               </w:rPr>
-              <w:t>3 cách.</w:t>
+              <w:t>4.</w:t>
             </w:r>
           </w:p>
         </w:tc>
@@ -1071,7 +851,242 @@
                 <w:color w:val="000000"/>
                 <w:sz w:val="22"/>
               </w:rPr>
-              <w:t>4 cách.</w:t>
+              <w:t>1.</w:t>
+            </w:r>
+          </w:p>
+        </w:tc>
+      </w:tr>
+    </w:tbl>
+    <w:p/>
+    <w:p>
+      <w:pPr>
+        <w:keepNext/>
+        <w:keepLines/>
+        <w:spacing w:before="120" w:after="80" w:line="312" w:lineRule="auto"/>
+        <w:jc w:val="both"/>
+      </w:pPr>
+      <w:r>
+        <w:rPr>
+          <w:rFonts w:ascii="Times New Roman" w:hAnsi="Times New Roman"/>
+          <w:b/>
+          <w:color w:val="000000"/>
+          <w:sz w:val="26"/>
+        </w:rPr>
+        <w:t xml:space="preserve">Câu 4. </w:t>
+      </w:r>
+      <w:r>
+        <w:rPr>
+          <w:rFonts w:ascii="Times New Roman" w:hAnsi="Times New Roman"/>
+          <w:b w:val="0"/>
+          <w:i w:val="0"/>
+          <w:color w:val="000000"/>
+          <w:sz w:val="26"/>
+        </w:rPr>
+        <w:t>Trong quá trình truyền nhiệt, phát biểu nào sau đây là đúng?</w:t>
+      </w:r>
+    </w:p>
+    <w:tbl>
+      <w:tblPr>
+        <w:tblW w:type="auto" w:w="0"/>
+        <w:jc w:val="center"/>
+        <w:tblLook w:firstColumn="1" w:firstRow="1" w:lastColumn="0" w:lastRow="0" w:noHBand="0" w:noVBand="1" w:val="04A0"/>
+        <w:tblW w:w="9639" w:type="dxa"/>
+      </w:tblPr>
+      <w:tblGrid>
+        <w:gridCol w:w="9638"/>
+      </w:tblGrid>
+      <w:tr>
+        <w:trPr>
+          <w:cantSplit/>
+          <w:keepNext/>
+        </w:trPr>
+        <w:tc>
+          <w:tcPr>
+            <w:tcW w:type="dxa" w:w="9638"/>
+            <w:tcBorders>
+              <w:top w:val="none"/>
+              <w:left w:val="none"/>
+              <w:bottom w:val="none"/>
+              <w:right w:val="none"/>
+            </w:tcBorders>
+            <w:tcMar>
+              <w:top w:w="60" w:type="dxa"/>
+              <w:bottom w:w="60" w:type="dxa"/>
+              <w:left w:w="60" w:type="dxa"/>
+              <w:right w:w="60" w:type="dxa"/>
+            </w:tcMar>
+          </w:tcPr>
+          <w:p>
+            <w:pPr>
+              <w:spacing w:before="40" w:after="40" w:line="276" w:lineRule="auto"/>
+              <w:jc w:val="left"/>
+            </w:pPr>
+            <w:r/>
+            <w:r>
+              <w:rPr>
+                <w:rFonts w:ascii="Times New Roman" w:hAnsi="Times New Roman"/>
+                <w:b/>
+                <w:color w:val="000000"/>
+                <w:sz w:val="22"/>
+              </w:rPr>
+              <w:t xml:space="preserve">A. </w:t>
+            </w:r>
+            <w:r>
+              <w:rPr>
+                <w:rFonts w:ascii="Times New Roman" w:hAnsi="Times New Roman"/>
+                <w:b w:val="0"/>
+                <w:i w:val="0"/>
+                <w:color w:val="000000"/>
+                <w:sz w:val="22"/>
+              </w:rPr>
+              <w:t>Không có sự chuyển hóa năng lượng từ dạng này sang dạng khác, chỉ có sự truyền nội năng.</w:t>
+            </w:r>
+          </w:p>
+        </w:tc>
+      </w:tr>
+      <w:tr>
+        <w:trPr>
+          <w:cantSplit/>
+          <w:keepNext/>
+        </w:trPr>
+        <w:tc>
+          <w:tcPr>
+            <w:tcW w:type="dxa" w:w="9638"/>
+            <w:tcBorders>
+              <w:top w:val="none"/>
+              <w:left w:val="none"/>
+              <w:bottom w:val="none"/>
+              <w:right w:val="none"/>
+            </w:tcBorders>
+            <w:tcMar>
+              <w:top w:w="60" w:type="dxa"/>
+              <w:bottom w:w="60" w:type="dxa"/>
+              <w:left w:w="60" w:type="dxa"/>
+              <w:right w:w="60" w:type="dxa"/>
+            </w:tcMar>
+          </w:tcPr>
+          <w:p>
+            <w:pPr>
+              <w:spacing w:before="40" w:after="40" w:line="276" w:lineRule="auto"/>
+              <w:jc w:val="left"/>
+            </w:pPr>
+            <w:r/>
+            <w:r>
+              <w:rPr>
+                <w:rFonts w:ascii="Times New Roman" w:hAnsi="Times New Roman"/>
+                <w:b/>
+                <w:color w:val="000000"/>
+                <w:sz w:val="22"/>
+              </w:rPr>
+              <w:t xml:space="preserve">B. </w:t>
+            </w:r>
+            <w:r>
+              <w:rPr>
+                <w:rFonts w:ascii="Times New Roman" w:hAnsi="Times New Roman"/>
+                <w:b w:val="0"/>
+                <w:i w:val="0"/>
+                <w:color w:val="000000"/>
+                <w:sz w:val="22"/>
+              </w:rPr>
+              <w:t>Có sự chuyển hóa năng lượng từ cơ năng sang nội năng.</w:t>
+            </w:r>
+          </w:p>
+        </w:tc>
+      </w:tr>
+      <w:tr>
+        <w:trPr>
+          <w:cantSplit/>
+          <w:keepNext/>
+        </w:trPr>
+        <w:tc>
+          <w:tcPr>
+            <w:tcW w:type="dxa" w:w="9638"/>
+            <w:tcBorders>
+              <w:top w:val="none"/>
+              <w:left w:val="none"/>
+              <w:bottom w:val="none"/>
+              <w:right w:val="none"/>
+            </w:tcBorders>
+            <w:tcMar>
+              <w:top w:w="60" w:type="dxa"/>
+              <w:bottom w:w="60" w:type="dxa"/>
+              <w:left w:w="60" w:type="dxa"/>
+              <w:right w:w="60" w:type="dxa"/>
+            </w:tcMar>
+          </w:tcPr>
+          <w:p>
+            <w:pPr>
+              <w:spacing w:before="40" w:after="40" w:line="276" w:lineRule="auto"/>
+              <w:jc w:val="left"/>
+            </w:pPr>
+            <w:r/>
+            <w:r>
+              <w:rPr>
+                <w:rFonts w:ascii="Times New Roman" w:hAnsi="Times New Roman"/>
+                <w:b/>
+                <w:color w:val="000000"/>
+                <w:sz w:val="22"/>
+              </w:rPr>
+              <w:t xml:space="preserve">C. </w:t>
+            </w:r>
+            <w:r>
+              <w:rPr>
+                <w:rFonts w:ascii="Times New Roman" w:hAnsi="Times New Roman"/>
+                <w:b w:val="0"/>
+                <w:i w:val="0"/>
+                <w:color w:val="000000"/>
+                <w:sz w:val="22"/>
+              </w:rPr>
+              <w:t>Có sự chuyển hóa năng lượng từ hóa năng sang nội năng.</w:t>
+            </w:r>
+          </w:p>
+        </w:tc>
+      </w:tr>
+      <w:tr>
+        <w:trPr>
+          <w:cantSplit/>
+          <w:keepNext/>
+        </w:trPr>
+        <w:tc>
+          <w:tcPr>
+            <w:tcW w:type="dxa" w:w="9638"/>
+            <w:tcBorders>
+              <w:top w:val="none"/>
+              <w:left w:val="none"/>
+              <w:bottom w:val="none"/>
+              <w:right w:val="none"/>
+            </w:tcBorders>
+            <w:tcMar>
+              <w:top w:w="60" w:type="dxa"/>
+              <w:bottom w:w="60" w:type="dxa"/>
+              <w:left w:w="60" w:type="dxa"/>
+              <w:right w:w="60" w:type="dxa"/>
+            </w:tcMar>
+          </w:tcPr>
+          <w:p>
+            <w:pPr>
+              <w:spacing w:before="40" w:after="40" w:line="276" w:lineRule="auto"/>
+              <w:jc w:val="left"/>
+            </w:pPr>
+            <w:r/>
+            <w:r>
+              <w:rPr>
+                <w:rFonts w:ascii="Times New Roman" w:hAnsi="Times New Roman"/>
+                <w:b/>
+                <w:color w:val="000000"/>
+                <w:sz w:val="22"/>
+              </w:rPr>
+              <w:t xml:space="preserve">D. </w:t>
+            </w:r>
+            <w:r>
+              <w:rPr>
+                <w:rFonts w:ascii="Times New Roman" w:hAnsi="Times New Roman"/>
+                <w:b w:val="0"/>
+                <w:i w:val="0"/>
+                <w:color w:val="000000"/>
+                <w:sz w:val="22"/>
+              </w:rPr>
+              <w:t>Chỉ có sự thực hiện công của vật lên môi trường ngoài.</w:t>
             </w:r>
           </w:p>
         </w:tc>
@@ -1102,7 +1117,7 @@
           <w:color w:val="000000"/>
           <w:sz w:val="26"/>
         </w:rPr>
-        <w:t>Hệ thức nào sau đây mô tả đúng Nguyên lí I Nhiệt động lực học?</w:t>
+        <w:t>Công thức nào sau đây diễn tả đúng Nguyên lí I Nhiệt động lực học?</w:t>
       </w:r>
     </w:p>
     <w:tbl>
@@ -1160,7 +1175,7 @@
                 <w:color w:val="000000"/>
                 <w:sz w:val="22"/>
               </w:rPr>
-              <w:t>Δ U = A - Q</w:t>
+              <w:t>Δ U = A + Q</w:t>
             </w:r>
             <w:r>
               <w:rPr>
@@ -1213,7 +1228,7 @@
                 <w:color w:val="000000"/>
                 <w:sz w:val="22"/>
               </w:rPr>
-              <w:t>Δ U = A + Q</w:t>
+              <w:t>Q = mcΔ t</w:t>
             </w:r>
             <w:r>
               <w:rPr>
@@ -1272,7 +1287,7 @@
                 <w:color w:val="000000"/>
                 <w:sz w:val="22"/>
               </w:rPr>
-              <w:t>Δ U = Q - A</w:t>
+              <w:t>U = E_đ + E_t</w:t>
             </w:r>
             <w:r>
               <w:rPr>
@@ -1325,7 +1340,7 @@
                 <w:color w:val="000000"/>
                 <w:sz w:val="22"/>
               </w:rPr>
-              <w:t>U = A + Q</w:t>
+              <w:t>Δ U = A - Q</w:t>
             </w:r>
             <w:r>
               <w:rPr>
@@ -1366,7 +1381,7 @@
           <w:color w:val="000000"/>
           <w:sz w:val="26"/>
         </w:rPr>
-        <w:t>Quy ước dấu nào sau đây là đúng khi hệ nhận công và nhận nhiệt từ môi trường ngoài?</w:t>
+        <w:t>Quy ước dấu nào sau đây đối với Nguyên lí I Nhiệt động lực học là đúng?</w:t>
       </w:r>
     </w:p>
     <w:tbl>
@@ -1424,7 +1439,7 @@
                 <w:color w:val="000000"/>
                 <w:sz w:val="22"/>
               </w:rPr>
-              <w:t>A &gt; 0</w:t>
+              <w:t>Q &gt; 0</w:t>
             </w:r>
             <w:r>
               <w:rPr>
@@ -1434,27 +1449,7 @@
                 <w:color w:val="000000"/>
                 <w:sz w:val="22"/>
               </w:rPr>
-              <w:t xml:space="preserve"> và </w:t>
-            </w:r>
-            <w:r>
-              <w:rPr>
-                <w:rFonts w:ascii="Times New Roman" w:hAnsi="Times New Roman"/>
-                <w:b w:val="0"/>
-                <w:i/>
-                <w:color w:val="000000"/>
-                <w:sz w:val="22"/>
-              </w:rPr>
-              <w:t>Q &lt; 0</w:t>
-            </w:r>
-            <w:r>
-              <w:rPr>
-                <w:rFonts w:ascii="Times New Roman" w:hAnsi="Times New Roman"/>
-                <w:b w:val="0"/>
-                <w:i w:val="0"/>
-                <w:color w:val="000000"/>
-                <w:sz w:val="22"/>
-              </w:rPr>
-              <w:t>.</w:t>
+              <w:t xml:space="preserve"> khi hệ nhận nhiệt lượng.</w:t>
             </w:r>
           </w:p>
         </w:tc>
@@ -1497,7 +1492,7 @@
                 <w:color w:val="000000"/>
                 <w:sz w:val="22"/>
               </w:rPr>
-              <w:t>A &lt; 0</w:t>
+              <w:t>Q &lt; 0</w:t>
             </w:r>
             <w:r>
               <w:rPr>
@@ -1507,27 +1502,7 @@
                 <w:color w:val="000000"/>
                 <w:sz w:val="22"/>
               </w:rPr>
-              <w:t xml:space="preserve"> và </w:t>
-            </w:r>
-            <w:r>
-              <w:rPr>
-                <w:rFonts w:ascii="Times New Roman" w:hAnsi="Times New Roman"/>
-                <w:b w:val="0"/>
-                <w:i/>
-                <w:color w:val="000000"/>
-                <w:sz w:val="22"/>
-              </w:rPr>
-              <w:t>Q &gt; 0</w:t>
-            </w:r>
-            <w:r>
-              <w:rPr>
-                <w:rFonts w:ascii="Times New Roman" w:hAnsi="Times New Roman"/>
-                <w:b w:val="0"/>
-                <w:i w:val="0"/>
-                <w:color w:val="000000"/>
-                <w:sz w:val="22"/>
-              </w:rPr>
-              <w:t>.</w:t>
+              <w:t xml:space="preserve"> khi hệ nhận nhiệt lượng.</w:t>
             </w:r>
           </w:p>
         </w:tc>
@@ -1586,27 +1561,7 @@
                 <w:color w:val="000000"/>
                 <w:sz w:val="22"/>
               </w:rPr>
-              <w:t xml:space="preserve"> và </w:t>
-            </w:r>
-            <w:r>
-              <w:rPr>
-                <w:rFonts w:ascii="Times New Roman" w:hAnsi="Times New Roman"/>
-                <w:b w:val="0"/>
-                <w:i/>
-                <w:color w:val="000000"/>
-                <w:sz w:val="22"/>
-              </w:rPr>
-              <w:t>Q &gt; 0</w:t>
-            </w:r>
-            <w:r>
-              <w:rPr>
-                <w:rFonts w:ascii="Times New Roman" w:hAnsi="Times New Roman"/>
-                <w:b w:val="0"/>
-                <w:i w:val="0"/>
-                <w:color w:val="000000"/>
-                <w:sz w:val="22"/>
-              </w:rPr>
-              <w:t>.</w:t>
+              <w:t xml:space="preserve"> khi hệ thực hiện công.</w:t>
             </w:r>
           </w:p>
         </w:tc>
@@ -1659,27 +1614,7 @@
                 <w:color w:val="000000"/>
                 <w:sz w:val="22"/>
               </w:rPr>
-              <w:t xml:space="preserve"> và </w:t>
-            </w:r>
-            <w:r>
-              <w:rPr>
-                <w:rFonts w:ascii="Times New Roman" w:hAnsi="Times New Roman"/>
-                <w:b w:val="0"/>
-                <w:i/>
-                <w:color w:val="000000"/>
-                <w:sz w:val="22"/>
-              </w:rPr>
-              <w:t>Q &lt; 0</w:t>
-            </w:r>
-            <w:r>
-              <w:rPr>
-                <w:rFonts w:ascii="Times New Roman" w:hAnsi="Times New Roman"/>
-                <w:b w:val="0"/>
-                <w:i w:val="0"/>
-                <w:color w:val="000000"/>
-                <w:sz w:val="22"/>
-              </w:rPr>
-              <w:t>.</w:t>
+              <w:t xml:space="preserve"> khi hệ nhận công.</w:t>
             </w:r>
           </w:p>
         </w:tc>
@@ -1710,7 +1645,7 @@
           <w:color w:val="000000"/>
           <w:sz w:val="26"/>
         </w:rPr>
-        <w:t>Khi cọ xát miếng đồng trên mặt bàn gỗ phẳng, miếng đồng nóng lên. Trong hiện tượng này đã có sự chuyển hóa năng lượng nào?</w:t>
+        <w:t>Nhiệt dung riêng của một chất là gì?</w:t>
       </w:r>
     </w:p>
     <w:tbl>
@@ -1721,8 +1656,7 @@
         <w:tblW w:w="9639" w:type="dxa"/>
       </w:tblPr>
       <w:tblGrid>
-        <w:gridCol w:w="4819"/>
-        <w:gridCol w:w="4819"/>
+        <w:gridCol w:w="9638"/>
       </w:tblGrid>
       <w:tr>
         <w:trPr>
@@ -1731,7 +1665,7 @@
         </w:trPr>
         <w:tc>
           <w:tcPr>
-            <w:tcW w:type="dxa" w:w="4819"/>
+            <w:tcW w:type="dxa" w:w="9638"/>
             <w:tcBorders>
               <w:top w:val="none"/>
               <w:left w:val="none"/>
@@ -1768,13 +1702,79 @@
                 <w:color w:val="000000"/>
                 <w:sz w:val="22"/>
               </w:rPr>
-              <w:t>Từ thế năng sang động năng.</w:t>
+              <w:t xml:space="preserve">Lượng nhiệt cần cung cấp cho </w:t>
+            </w:r>
+            <w:r>
+              <w:rPr>
+                <w:rFonts w:ascii="Times New Roman" w:hAnsi="Times New Roman"/>
+                <w:b w:val="0"/>
+                <w:i/>
+                <w:color w:val="000000"/>
+                <w:sz w:val="22"/>
+              </w:rPr>
+              <w:t>1 kg</w:t>
+            </w:r>
+            <w:r>
+              <w:rPr>
+                <w:rFonts w:ascii="Times New Roman" w:hAnsi="Times New Roman"/>
+                <w:b w:val="0"/>
+                <w:i w:val="0"/>
+                <w:color w:val="000000"/>
+                <w:sz w:val="22"/>
+              </w:rPr>
+              <w:t xml:space="preserve"> chất đó để tăng thêm </w:t>
+            </w:r>
+            <w:r>
+              <w:rPr>
+                <w:rFonts w:ascii="Times New Roman" w:hAnsi="Times New Roman"/>
+                <w:b w:val="0"/>
+                <w:i/>
+                <w:color w:val="000000"/>
+                <w:sz w:val="22"/>
+              </w:rPr>
+              <w:t>1 K</w:t>
+            </w:r>
+            <w:r>
+              <w:rPr>
+                <w:rFonts w:ascii="Times New Roman" w:hAnsi="Times New Roman"/>
+                <w:b w:val="0"/>
+                <w:i w:val="0"/>
+                <w:color w:val="000000"/>
+                <w:sz w:val="22"/>
+              </w:rPr>
+              <w:t xml:space="preserve"> (hoặc </w:t>
+            </w:r>
+            <w:r>
+              <w:rPr>
+                <w:rFonts w:ascii="Times New Roman" w:hAnsi="Times New Roman"/>
+                <w:b w:val="0"/>
+                <w:i/>
+                <w:color w:val="000000"/>
+                <w:sz w:val="22"/>
+              </w:rPr>
+              <w:t>1^° C</w:t>
+            </w:r>
+            <w:r>
+              <w:rPr>
+                <w:rFonts w:ascii="Times New Roman" w:hAnsi="Times New Roman"/>
+                <w:b w:val="0"/>
+                <w:i w:val="0"/>
+                <w:color w:val="000000"/>
+                <w:sz w:val="22"/>
+              </w:rPr>
+              <w:t>).</w:t>
             </w:r>
           </w:p>
         </w:tc>
+      </w:tr>
+      <w:tr>
+        <w:trPr>
+          <w:cantSplit/>
+          <w:keepNext/>
+        </w:trPr>
         <w:tc>
           <w:tcPr>
-            <w:tcW w:type="dxa" w:w="4819"/>
+            <w:tcW w:type="dxa" w:w="9638"/>
             <w:tcBorders>
               <w:top w:val="none"/>
               <w:left w:val="none"/>
@@ -1811,7 +1811,7 @@
                 <w:color w:val="000000"/>
                 <w:sz w:val="22"/>
               </w:rPr>
-              <w:t>Từ cơ năng sang nội năng.</w:t>
+              <w:t>Lượng nhiệt cần cung cấp cho một chất để hóa hơi hoàn toàn.</w:t>
             </w:r>
           </w:p>
         </w:tc>
@@ -1823,7 +1823,7 @@
         </w:trPr>
         <w:tc>
           <w:tcPr>
-            <w:tcW w:type="dxa" w:w="4819"/>
+            <w:tcW w:type="dxa" w:w="9638"/>
             <w:tcBorders>
               <w:top w:val="none"/>
               <w:left w:val="none"/>
@@ -1860,13 +1860,39 @@
                 <w:color w:val="000000"/>
                 <w:sz w:val="22"/>
               </w:rPr>
-              <w:t>Từ nhiệt năng sang điện năng.</w:t>
+              <w:t xml:space="preserve">Lượng nhiệt cần cung cấp để đun sôi </w:t>
+            </w:r>
+            <w:r>
+              <w:rPr>
+                <w:rFonts w:ascii="Times New Roman" w:hAnsi="Times New Roman"/>
+                <w:b w:val="0"/>
+                <w:i/>
+                <w:color w:val="000000"/>
+                <w:sz w:val="22"/>
+              </w:rPr>
+              <w:t>1 kg</w:t>
+            </w:r>
+            <w:r>
+              <w:rPr>
+                <w:rFonts w:ascii="Times New Roman" w:hAnsi="Times New Roman"/>
+                <w:b w:val="0"/>
+                <w:i w:val="0"/>
+                <w:color w:val="000000"/>
+                <w:sz w:val="22"/>
+              </w:rPr>
+              <w:t xml:space="preserve"> chất đó.</w:t>
             </w:r>
           </w:p>
         </w:tc>
+      </w:tr>
+      <w:tr>
+        <w:trPr>
+          <w:cantSplit/>
+          <w:keepNext/>
+        </w:trPr>
         <w:tc>
           <w:tcPr>
-            <w:tcW w:type="dxa" w:w="4819"/>
+            <w:tcW w:type="dxa" w:w="9638"/>
             <w:tcBorders>
               <w:top w:val="none"/>
               <w:left w:val="none"/>
@@ -1903,7 +1929,7 @@
                 <w:color w:val="000000"/>
                 <w:sz w:val="22"/>
               </w:rPr>
-              <w:t>Từ nội năng sang cơ năng.</w:t>
+              <w:t>Độ biến thiên nội năng khi thực hiện công.</w:t>
             </w:r>
           </w:p>
         </w:tc>
@@ -1934,675 +1960,7 @@
           <w:color w:val="000000"/>
           <w:sz w:val="26"/>
         </w:rPr>
-        <w:t>Đun nóng một lượng khí trong xilanh kín. Độ biến thiên nội năng của lượng khí này được tính theo công thức nào dưới đây (bỏ qua sự giãn nở của vỏ xilanh)?</w:t>
-      </w:r>
-    </w:p>
-    <w:tbl>
-      <w:tblPr>
-        <w:tblW w:type="auto" w:w="0"/>
-        <w:jc w:val="center"/>
-        <w:tblLook w:firstColumn="1" w:firstRow="1" w:lastColumn="0" w:lastRow="0" w:noHBand="0" w:noVBand="1" w:val="04A0"/>
-        <w:tblW w:w="9639" w:type="dxa"/>
-      </w:tblPr>
-      <w:tblGrid>
-        <w:gridCol w:w="4819"/>
-        <w:gridCol w:w="4819"/>
-      </w:tblGrid>
-      <w:tr>
-        <w:trPr>
-          <w:cantSplit/>
-          <w:keepNext/>
-        </w:trPr>
-        <w:tc>
-          <w:tcPr>
-            <w:tcW w:type="dxa" w:w="4819"/>
-            <w:tcBorders>
-              <w:top w:val="none"/>
-              <w:left w:val="none"/>
-              <w:bottom w:val="none"/>
-              <w:right w:val="none"/>
-            </w:tcBorders>
-            <w:tcMar>
-              <w:top w:w="60" w:type="dxa"/>
-              <w:bottom w:w="60" w:type="dxa"/>
-              <w:left w:w="60" w:type="dxa"/>
-              <w:right w:w="60" w:type="dxa"/>
-            </w:tcMar>
-          </w:tcPr>
-          <w:p>
-            <w:pPr>
-              <w:spacing w:before="40" w:after="40" w:line="276" w:lineRule="auto"/>
-              <w:jc w:val="left"/>
-            </w:pPr>
-            <w:r/>
-            <w:r>
-              <w:rPr>
-                <w:rFonts w:ascii="Times New Roman" w:hAnsi="Times New Roman"/>
-                <w:b/>
-                <w:color w:val="000000"/>
-                <w:sz w:val="22"/>
-              </w:rPr>
-              <w:t xml:space="preserve">A. </w:t>
-            </w:r>
-            <w:r>
-              <w:rPr>
-                <w:rFonts w:ascii="Times New Roman" w:hAnsi="Times New Roman"/>
-                <w:b w:val="0"/>
-                <w:i/>
-                <w:color w:val="000000"/>
-                <w:sz w:val="22"/>
-              </w:rPr>
-              <w:t>Δ U = Q</w:t>
-            </w:r>
-            <w:r>
-              <w:rPr>
-                <w:rFonts w:ascii="Times New Roman" w:hAnsi="Times New Roman"/>
-                <w:b w:val="0"/>
-                <w:i w:val="0"/>
-                <w:color w:val="000000"/>
-                <w:sz w:val="22"/>
-              </w:rPr>
-              <w:t xml:space="preserve"> (</w:t>
-            </w:r>
-            <w:r>
-              <w:rPr>
-                <w:rFonts w:ascii="Times New Roman" w:hAnsi="Times New Roman"/>
-                <w:b w:val="0"/>
-                <w:i/>
-                <w:color w:val="000000"/>
-                <w:sz w:val="22"/>
-              </w:rPr>
-              <w:t>Q &gt; 0</w:t>
-            </w:r>
-            <w:r>
-              <w:rPr>
-                <w:rFonts w:ascii="Times New Roman" w:hAnsi="Times New Roman"/>
-                <w:b w:val="0"/>
-                <w:i w:val="0"/>
-                <w:color w:val="000000"/>
-                <w:sz w:val="22"/>
-              </w:rPr>
-              <w:t>).</w:t>
-            </w:r>
-          </w:p>
-        </w:tc>
-        <w:tc>
-          <w:tcPr>
-            <w:tcW w:type="dxa" w:w="4819"/>
-            <w:tcBorders>
-              <w:top w:val="none"/>
-              <w:left w:val="none"/>
-              <w:bottom w:val="none"/>
-              <w:right w:val="none"/>
-            </w:tcBorders>
-            <w:tcMar>
-              <w:top w:w="60" w:type="dxa"/>
-              <w:bottom w:w="60" w:type="dxa"/>
-              <w:left w:w="60" w:type="dxa"/>
-              <w:right w:w="60" w:type="dxa"/>
-            </w:tcMar>
-          </w:tcPr>
-          <w:p>
-            <w:pPr>
-              <w:spacing w:before="40" w:after="40" w:line="276" w:lineRule="auto"/>
-              <w:jc w:val="left"/>
-            </w:pPr>
-            <w:r/>
-            <w:r>
-              <w:rPr>
-                <w:rFonts w:ascii="Times New Roman" w:hAnsi="Times New Roman"/>
-                <w:b/>
-                <w:color w:val="000000"/>
-                <w:sz w:val="22"/>
-              </w:rPr>
-              <w:t xml:space="preserve">B. </w:t>
-            </w:r>
-            <w:r>
-              <w:rPr>
-                <w:rFonts w:ascii="Times New Roman" w:hAnsi="Times New Roman"/>
-                <w:b w:val="0"/>
-                <w:i/>
-                <w:color w:val="000000"/>
-                <w:sz w:val="22"/>
-              </w:rPr>
-              <w:t>Δ U = A</w:t>
-            </w:r>
-            <w:r>
-              <w:rPr>
-                <w:rFonts w:ascii="Times New Roman" w:hAnsi="Times New Roman"/>
-                <w:b w:val="0"/>
-                <w:i w:val="0"/>
-                <w:color w:val="000000"/>
-                <w:sz w:val="22"/>
-              </w:rPr>
-              <w:t xml:space="preserve"> (</w:t>
-            </w:r>
-            <w:r>
-              <w:rPr>
-                <w:rFonts w:ascii="Times New Roman" w:hAnsi="Times New Roman"/>
-                <w:b w:val="0"/>
-                <w:i/>
-                <w:color w:val="000000"/>
-                <w:sz w:val="22"/>
-              </w:rPr>
-              <w:t>A &gt; 0</w:t>
-            </w:r>
-            <w:r>
-              <w:rPr>
-                <w:rFonts w:ascii="Times New Roman" w:hAnsi="Times New Roman"/>
-                <w:b w:val="0"/>
-                <w:i w:val="0"/>
-                <w:color w:val="000000"/>
-                <w:sz w:val="22"/>
-              </w:rPr>
-              <w:t>).</w:t>
-            </w:r>
-          </w:p>
-        </w:tc>
-      </w:tr>
-      <w:tr>
-        <w:trPr>
-          <w:cantSplit/>
-          <w:keepNext/>
-        </w:trPr>
-        <w:tc>
-          <w:tcPr>
-            <w:tcW w:type="dxa" w:w="4819"/>
-            <w:tcBorders>
-              <w:top w:val="none"/>
-              <w:left w:val="none"/>
-              <w:bottom w:val="none"/>
-              <w:right w:val="none"/>
-            </w:tcBorders>
-            <w:tcMar>
-              <w:top w:w="60" w:type="dxa"/>
-              <w:bottom w:w="60" w:type="dxa"/>
-              <w:left w:w="60" w:type="dxa"/>
-              <w:right w:w="60" w:type="dxa"/>
-            </w:tcMar>
-          </w:tcPr>
-          <w:p>
-            <w:pPr>
-              <w:spacing w:before="40" w:after="40" w:line="276" w:lineRule="auto"/>
-              <w:jc w:val="left"/>
-            </w:pPr>
-            <w:r/>
-            <w:r>
-              <w:rPr>
-                <w:rFonts w:ascii="Times New Roman" w:hAnsi="Times New Roman"/>
-                <w:b/>
-                <w:color w:val="000000"/>
-                <w:sz w:val="22"/>
-              </w:rPr>
-              <w:t xml:space="preserve">C. </w:t>
-            </w:r>
-            <w:r>
-              <w:rPr>
-                <w:rFonts w:ascii="Times New Roman" w:hAnsi="Times New Roman"/>
-                <w:b w:val="0"/>
-                <w:i/>
-                <w:color w:val="000000"/>
-                <w:sz w:val="22"/>
-              </w:rPr>
-              <w:t>Δ U = Q</w:t>
-            </w:r>
-            <w:r>
-              <w:rPr>
-                <w:rFonts w:ascii="Times New Roman" w:hAnsi="Times New Roman"/>
-                <w:b w:val="0"/>
-                <w:i w:val="0"/>
-                <w:color w:val="000000"/>
-                <w:sz w:val="22"/>
-              </w:rPr>
-              <w:t xml:space="preserve"> (</w:t>
-            </w:r>
-            <w:r>
-              <w:rPr>
-                <w:rFonts w:ascii="Times New Roman" w:hAnsi="Times New Roman"/>
-                <w:b w:val="0"/>
-                <w:i/>
-                <w:color w:val="000000"/>
-                <w:sz w:val="22"/>
-              </w:rPr>
-              <w:t>Q &lt; 0</w:t>
-            </w:r>
-            <w:r>
-              <w:rPr>
-                <w:rFonts w:ascii="Times New Roman" w:hAnsi="Times New Roman"/>
-                <w:b w:val="0"/>
-                <w:i w:val="0"/>
-                <w:color w:val="000000"/>
-                <w:sz w:val="22"/>
-              </w:rPr>
-              <w:t>).</w:t>
-            </w:r>
-          </w:p>
-        </w:tc>
-        <w:tc>
-          <w:tcPr>
-            <w:tcW w:type="dxa" w:w="4819"/>
-            <w:tcBorders>
-              <w:top w:val="none"/>
-              <w:left w:val="none"/>
-              <w:bottom w:val="none"/>
-              <w:right w:val="none"/>
-            </w:tcBorders>
-            <w:tcMar>
-              <w:top w:w="60" w:type="dxa"/>
-              <w:bottom w:w="60" w:type="dxa"/>
-              <w:left w:w="60" w:type="dxa"/>
-              <w:right w:w="60" w:type="dxa"/>
-            </w:tcMar>
-          </w:tcPr>
-          <w:p>
-            <w:pPr>
-              <w:spacing w:before="40" w:after="40" w:line="276" w:lineRule="auto"/>
-              <w:jc w:val="left"/>
-            </w:pPr>
-            <w:r/>
-            <w:r>
-              <w:rPr>
-                <w:rFonts w:ascii="Times New Roman" w:hAnsi="Times New Roman"/>
-                <w:b/>
-                <w:color w:val="000000"/>
-                <w:sz w:val="22"/>
-              </w:rPr>
-              <w:t xml:space="preserve">D. </w:t>
-            </w:r>
-            <w:r>
-              <w:rPr>
-                <w:rFonts w:ascii="Times New Roman" w:hAnsi="Times New Roman"/>
-                <w:b w:val="0"/>
-                <w:i/>
-                <w:color w:val="000000"/>
-                <w:sz w:val="22"/>
-              </w:rPr>
-              <w:t>Δ U = A + Q</w:t>
-            </w:r>
-            <w:r>
-              <w:rPr>
-                <w:rFonts w:ascii="Times New Roman" w:hAnsi="Times New Roman"/>
-                <w:b w:val="0"/>
-                <w:i w:val="0"/>
-                <w:color w:val="000000"/>
-                <w:sz w:val="22"/>
-              </w:rPr>
-              <w:t xml:space="preserve"> (</w:t>
-            </w:r>
-            <w:r>
-              <w:rPr>
-                <w:rFonts w:ascii="Times New Roman" w:hAnsi="Times New Roman"/>
-                <w:b w:val="0"/>
-                <w:i/>
-                <w:color w:val="000000"/>
-                <w:sz w:val="22"/>
-              </w:rPr>
-              <w:t>A &lt; 0</w:t>
-            </w:r>
-            <w:r>
-              <w:rPr>
-                <w:rFonts w:ascii="Times New Roman" w:hAnsi="Times New Roman"/>
-                <w:b w:val="0"/>
-                <w:i w:val="0"/>
-                <w:color w:val="000000"/>
-                <w:sz w:val="22"/>
-              </w:rPr>
-              <w:t>).</w:t>
-            </w:r>
-          </w:p>
-        </w:tc>
-      </w:tr>
-    </w:tbl>
-    <w:p/>
-    <w:p>
-      <w:pPr>
-        <w:keepNext/>
-        <w:keepLines/>
-        <w:spacing w:before="120" w:after="80" w:line="312" w:lineRule="auto"/>
-        <w:jc w:val="both"/>
-      </w:pPr>
-      <w:r>
-        <w:rPr>
-          <w:rFonts w:ascii="Times New Roman" w:hAnsi="Times New Roman"/>
-          <w:b/>
-          <w:color w:val="000000"/>
-          <w:sz w:val="26"/>
-        </w:rPr>
-        <w:t xml:space="preserve">Câu 9. </w:t>
-      </w:r>
-      <w:r>
-        <w:rPr>
-          <w:rFonts w:ascii="Times New Roman" w:hAnsi="Times New Roman"/>
-          <w:b w:val="0"/>
-          <w:i w:val="0"/>
-          <w:color w:val="000000"/>
-          <w:sz w:val="26"/>
-        </w:rPr>
-        <w:t xml:space="preserve">Một vật rắn có khối lượng </w:t>
-      </w:r>
-      <w:r>
-        <w:rPr>
-          <w:rFonts w:ascii="Times New Roman" w:hAnsi="Times New Roman"/>
-          <w:b w:val="0"/>
-          <w:i/>
-          <w:color w:val="000000"/>
-          <w:sz w:val="26"/>
-        </w:rPr>
-        <w:t>m</w:t>
-      </w:r>
-      <w:r>
-        <w:rPr>
-          <w:rFonts w:ascii="Times New Roman" w:hAnsi="Times New Roman"/>
-          <w:b w:val="0"/>
-          <w:i w:val="0"/>
-          <w:color w:val="000000"/>
-          <w:sz w:val="26"/>
-        </w:rPr>
-        <w:t xml:space="preserve">, nhiệt dung riêng </w:t>
-      </w:r>
-      <w:r>
-        <w:rPr>
-          <w:rFonts w:ascii="Times New Roman" w:hAnsi="Times New Roman"/>
-          <w:b w:val="0"/>
-          <w:i/>
-          <w:color w:val="000000"/>
-          <w:sz w:val="26"/>
-        </w:rPr>
-        <w:t>c</w:t>
-      </w:r>
-      <w:r>
-        <w:rPr>
-          <w:rFonts w:ascii="Times New Roman" w:hAnsi="Times New Roman"/>
-          <w:b w:val="0"/>
-          <w:i w:val="0"/>
-          <w:color w:val="000000"/>
-          <w:sz w:val="26"/>
-        </w:rPr>
-        <w:t xml:space="preserve">. Khi nhiệt độ của vật tăng thêm một lượng </w:t>
-      </w:r>
-      <w:r>
-        <w:rPr>
-          <w:rFonts w:ascii="Times New Roman" w:hAnsi="Times New Roman"/>
-          <w:b w:val="0"/>
-          <w:i/>
-          <w:color w:val="000000"/>
-          <w:sz w:val="26"/>
-        </w:rPr>
-        <w:t>Δ t</w:t>
-      </w:r>
-      <w:r>
-        <w:rPr>
-          <w:rFonts w:ascii="Times New Roman" w:hAnsi="Times New Roman"/>
-          <w:b w:val="0"/>
-          <w:i w:val="0"/>
-          <w:color w:val="000000"/>
-          <w:sz w:val="26"/>
-        </w:rPr>
-        <w:t xml:space="preserve"> thì nhiệt lượng vật đã thu vào được tính bằng công thức nào?</w:t>
-      </w:r>
-    </w:p>
-    <w:tbl>
-      <w:tblPr>
-        <w:tblW w:type="auto" w:w="0"/>
-        <w:jc w:val="center"/>
-        <w:tblLook w:firstColumn="1" w:firstRow="1" w:lastColumn="0" w:lastRow="0" w:noHBand="0" w:noVBand="1" w:val="04A0"/>
-        <w:tblW w:w="9639" w:type="dxa"/>
-      </w:tblPr>
-      <w:tblGrid>
-        <w:gridCol w:w="4819"/>
-        <w:gridCol w:w="4819"/>
-      </w:tblGrid>
-      <w:tr>
-        <w:trPr>
-          <w:cantSplit/>
-          <w:keepNext/>
-        </w:trPr>
-        <w:tc>
-          <w:tcPr>
-            <w:tcW w:type="dxa" w:w="4819"/>
-            <w:tcBorders>
-              <w:top w:val="none"/>
-              <w:left w:val="none"/>
-              <w:bottom w:val="none"/>
-              <w:right w:val="none"/>
-            </w:tcBorders>
-            <w:tcMar>
-              <w:top w:w="60" w:type="dxa"/>
-              <w:bottom w:w="60" w:type="dxa"/>
-              <w:left w:w="60" w:type="dxa"/>
-              <w:right w:w="60" w:type="dxa"/>
-            </w:tcMar>
-          </w:tcPr>
-          <w:p>
-            <w:pPr>
-              <w:spacing w:before="40" w:after="40" w:line="276" w:lineRule="auto"/>
-              <w:jc w:val="left"/>
-            </w:pPr>
-            <w:r/>
-            <w:r>
-              <w:rPr>
-                <w:rFonts w:ascii="Times New Roman" w:hAnsi="Times New Roman"/>
-                <w:b/>
-                <w:color w:val="000000"/>
-                <w:sz w:val="22"/>
-              </w:rPr>
-              <w:t xml:space="preserve">A. </w:t>
-            </w:r>
-            <w:r>
-              <w:rPr>
-                <w:rFonts w:ascii="Times New Roman" w:hAnsi="Times New Roman"/>
-                <w:b w:val="0"/>
-                <w:i/>
-                <w:color w:val="000000"/>
-                <w:sz w:val="22"/>
-              </w:rPr>
-              <w:t>Q = mc/Δ t</w:t>
-            </w:r>
-            <w:r>
-              <w:rPr>
-                <w:rFonts w:ascii="Times New Roman" w:hAnsi="Times New Roman"/>
-                <w:b w:val="0"/>
-                <w:i w:val="0"/>
-                <w:color w:val="000000"/>
-                <w:sz w:val="22"/>
-              </w:rPr>
-              <w:t>.</w:t>
-            </w:r>
-          </w:p>
-        </w:tc>
-        <w:tc>
-          <w:tcPr>
-            <w:tcW w:type="dxa" w:w="4819"/>
-            <w:tcBorders>
-              <w:top w:val="none"/>
-              <w:left w:val="none"/>
-              <w:bottom w:val="none"/>
-              <w:right w:val="none"/>
-            </w:tcBorders>
-            <w:tcMar>
-              <w:top w:w="60" w:type="dxa"/>
-              <w:bottom w:w="60" w:type="dxa"/>
-              <w:left w:w="60" w:type="dxa"/>
-              <w:right w:w="60" w:type="dxa"/>
-            </w:tcMar>
-          </w:tcPr>
-          <w:p>
-            <w:pPr>
-              <w:spacing w:before="40" w:after="40" w:line="276" w:lineRule="auto"/>
-              <w:jc w:val="left"/>
-            </w:pPr>
-            <w:r/>
-            <w:r>
-              <w:rPr>
-                <w:rFonts w:ascii="Times New Roman" w:hAnsi="Times New Roman"/>
-                <w:b/>
-                <w:color w:val="000000"/>
-                <w:sz w:val="22"/>
-              </w:rPr>
-              <w:t xml:space="preserve">B. </w:t>
-            </w:r>
-            <w:r>
-              <w:rPr>
-                <w:rFonts w:ascii="Times New Roman" w:hAnsi="Times New Roman"/>
-                <w:b w:val="0"/>
-                <w:i/>
-                <w:color w:val="000000"/>
-                <w:sz w:val="22"/>
-              </w:rPr>
-              <w:t>Q = m/cΔ t</w:t>
-            </w:r>
-            <w:r>
-              <w:rPr>
-                <w:rFonts w:ascii="Times New Roman" w:hAnsi="Times New Roman"/>
-                <w:b w:val="0"/>
-                <w:i w:val="0"/>
-                <w:color w:val="000000"/>
-                <w:sz w:val="22"/>
-              </w:rPr>
-              <w:t>.</w:t>
-            </w:r>
-          </w:p>
-        </w:tc>
-      </w:tr>
-      <w:tr>
-        <w:trPr>
-          <w:cantSplit/>
-          <w:keepNext/>
-        </w:trPr>
-        <w:tc>
-          <w:tcPr>
-            <w:tcW w:type="dxa" w:w="4819"/>
-            <w:tcBorders>
-              <w:top w:val="none"/>
-              <w:left w:val="none"/>
-              <w:bottom w:val="none"/>
-              <w:right w:val="none"/>
-            </w:tcBorders>
-            <w:tcMar>
-              <w:top w:w="60" w:type="dxa"/>
-              <w:bottom w:w="60" w:type="dxa"/>
-              <w:left w:w="60" w:type="dxa"/>
-              <w:right w:w="60" w:type="dxa"/>
-            </w:tcMar>
-          </w:tcPr>
-          <w:p>
-            <w:pPr>
-              <w:spacing w:before="40" w:after="40" w:line="276" w:lineRule="auto"/>
-              <w:jc w:val="left"/>
-            </w:pPr>
-            <w:r/>
-            <w:r>
-              <w:rPr>
-                <w:rFonts w:ascii="Times New Roman" w:hAnsi="Times New Roman"/>
-                <w:b/>
-                <w:color w:val="000000"/>
-                <w:sz w:val="22"/>
-              </w:rPr>
-              <w:t xml:space="preserve">C. </w:t>
-            </w:r>
-            <w:r>
-              <w:rPr>
-                <w:rFonts w:ascii="Times New Roman" w:hAnsi="Times New Roman"/>
-                <w:b w:val="0"/>
-                <w:i/>
-                <w:color w:val="000000"/>
-                <w:sz w:val="22"/>
-              </w:rPr>
-              <w:t>Q = mcΔ t</w:t>
-            </w:r>
-            <w:r>
-              <w:rPr>
-                <w:rFonts w:ascii="Times New Roman" w:hAnsi="Times New Roman"/>
-                <w:b w:val="0"/>
-                <w:i w:val="0"/>
-                <w:color w:val="000000"/>
-                <w:sz w:val="22"/>
-              </w:rPr>
-              <w:t>.</w:t>
-            </w:r>
-          </w:p>
-        </w:tc>
-        <w:tc>
-          <w:tcPr>
-            <w:tcW w:type="dxa" w:w="4819"/>
-            <w:tcBorders>
-              <w:top w:val="none"/>
-              <w:left w:val="none"/>
-              <w:bottom w:val="none"/>
-              <w:right w:val="none"/>
-            </w:tcBorders>
-            <w:tcMar>
-              <w:top w:w="60" w:type="dxa"/>
-              <w:bottom w:w="60" w:type="dxa"/>
-              <w:left w:w="60" w:type="dxa"/>
-              <w:right w:w="60" w:type="dxa"/>
-            </w:tcMar>
-          </w:tcPr>
-          <w:p>
-            <w:pPr>
-              <w:spacing w:before="40" w:after="40" w:line="276" w:lineRule="auto"/>
-              <w:jc w:val="left"/>
-            </w:pPr>
-            <w:r/>
-            <w:r>
-              <w:rPr>
-                <w:rFonts w:ascii="Times New Roman" w:hAnsi="Times New Roman"/>
-                <w:b/>
-                <w:color w:val="000000"/>
-                <w:sz w:val="22"/>
-              </w:rPr>
-              <w:t xml:space="preserve">D. </w:t>
-            </w:r>
-            <w:r>
-              <w:rPr>
-                <w:rFonts w:ascii="Times New Roman" w:hAnsi="Times New Roman"/>
-                <w:b w:val="0"/>
-                <w:i/>
-                <w:color w:val="000000"/>
-                <w:sz w:val="22"/>
-              </w:rPr>
-              <w:t>Q = c/mΔ t</w:t>
-            </w:r>
-            <w:r>
-              <w:rPr>
-                <w:rFonts w:ascii="Times New Roman" w:hAnsi="Times New Roman"/>
-                <w:b w:val="0"/>
-                <w:i w:val="0"/>
-                <w:color w:val="000000"/>
-                <w:sz w:val="22"/>
-              </w:rPr>
-              <w:t>.</w:t>
-            </w:r>
-          </w:p>
-        </w:tc>
-      </w:tr>
-    </w:tbl>
-    <w:p/>
-    <w:p>
-      <w:pPr>
-        <w:keepNext/>
-        <w:keepLines/>
-        <w:spacing w:before="120" w:after="80" w:line="312" w:lineRule="auto"/>
-        <w:jc w:val="both"/>
-      </w:pPr>
-      <w:r>
-        <w:rPr>
-          <w:rFonts w:ascii="Times New Roman" w:hAnsi="Times New Roman"/>
-          <w:b/>
-          <w:color w:val="000000"/>
-          <w:sz w:val="26"/>
-        </w:rPr>
-        <w:t xml:space="preserve">Câu 10. </w:t>
-      </w:r>
-      <w:r>
-        <w:rPr>
-          <w:rFonts w:ascii="Times New Roman" w:hAnsi="Times New Roman"/>
-          <w:b w:val="0"/>
-          <w:i w:val="0"/>
-          <w:color w:val="000000"/>
-          <w:sz w:val="26"/>
-        </w:rPr>
-        <w:t>Đơn vị đo của nhiệt dung riêng trong hệ SI là gì?</w:t>
+        <w:t>Đơn vị của nhiệt dung riêng trong hệ SI là gì?</w:t>
       </w:r>
     </w:p>
     <w:tbl>
@@ -2662,7 +2020,7 @@
                 <w:color w:val="000000"/>
                 <w:sz w:val="22"/>
               </w:rPr>
-              <w:t>J/kg</w:t>
+              <w:t>J/kg.K</w:t>
             </w:r>
             <w:r>
               <w:rPr>
@@ -2715,7 +2073,7 @@
                 <w:color w:val="000000"/>
                 <w:sz w:val="22"/>
               </w:rPr>
-              <w:t>J/K</w:t>
+              <w:t>J/kg</w:t>
             </w:r>
             <w:r>
               <w:rPr>
@@ -2768,7 +2126,7 @@
                 <w:color w:val="000000"/>
                 <w:sz w:val="22"/>
               </w:rPr>
-              <w:t>J/kg.K</w:t>
+              <w:t>J/K</w:t>
             </w:r>
             <w:r>
               <w:rPr>
@@ -2832,6 +2190,465 @@
                 <w:sz w:val="22"/>
               </w:rPr>
               <w:t>.</w:t>
+            </w:r>
+          </w:p>
+        </w:tc>
+      </w:tr>
+    </w:tbl>
+    <w:p/>
+    <w:p>
+      <w:pPr>
+        <w:keepNext/>
+        <w:keepLines/>
+        <w:spacing w:before="120" w:after="80" w:line="312" w:lineRule="auto"/>
+        <w:jc w:val="both"/>
+      </w:pPr>
+      <w:r>
+        <w:rPr>
+          <w:rFonts w:ascii="Times New Roman" w:hAnsi="Times New Roman"/>
+          <w:b/>
+          <w:color w:val="000000"/>
+          <w:sz w:val="26"/>
+        </w:rPr>
+        <w:t xml:space="preserve">Câu 9. </w:t>
+      </w:r>
+      <w:r>
+        <w:rPr>
+          <w:rFonts w:ascii="Times New Roman" w:hAnsi="Times New Roman"/>
+          <w:b w:val="0"/>
+          <w:i w:val="0"/>
+          <w:color w:val="000000"/>
+          <w:sz w:val="26"/>
+        </w:rPr>
+        <w:t>Khi cọ xát miếng đồng trên mặt bàn, miếng đồng nóng lên. Cách làm biến đổi nội năng ở đây thuộc loại nào?</w:t>
+      </w:r>
+    </w:p>
+    <w:tbl>
+      <w:tblPr>
+        <w:tblW w:type="auto" w:w="0"/>
+        <w:jc w:val="center"/>
+        <w:tblLook w:firstColumn="1" w:firstRow="1" w:lastColumn="0" w:lastRow="0" w:noHBand="0" w:noVBand="1" w:val="04A0"/>
+        <w:tblW w:w="9639" w:type="dxa"/>
+      </w:tblPr>
+      <w:tblGrid>
+        <w:gridCol w:w="4819"/>
+        <w:gridCol w:w="4819"/>
+      </w:tblGrid>
+      <w:tr>
+        <w:trPr>
+          <w:cantSplit/>
+          <w:keepNext/>
+        </w:trPr>
+        <w:tc>
+          <w:tcPr>
+            <w:tcW w:type="dxa" w:w="4819"/>
+            <w:tcBorders>
+              <w:top w:val="none"/>
+              <w:left w:val="none"/>
+              <w:bottom w:val="none"/>
+              <w:right w:val="none"/>
+            </w:tcBorders>
+            <w:tcMar>
+              <w:top w:w="60" w:type="dxa"/>
+              <w:bottom w:w="60" w:type="dxa"/>
+              <w:left w:w="60" w:type="dxa"/>
+              <w:right w:w="60" w:type="dxa"/>
+            </w:tcMar>
+          </w:tcPr>
+          <w:p>
+            <w:pPr>
+              <w:spacing w:before="40" w:after="40" w:line="276" w:lineRule="auto"/>
+              <w:jc w:val="left"/>
+            </w:pPr>
+            <w:r/>
+            <w:r>
+              <w:rPr>
+                <w:rFonts w:ascii="Times New Roman" w:hAnsi="Times New Roman"/>
+                <w:b/>
+                <w:color w:val="000000"/>
+                <w:sz w:val="22"/>
+              </w:rPr>
+              <w:t xml:space="preserve">A. </w:t>
+            </w:r>
+            <w:r>
+              <w:rPr>
+                <w:rFonts w:ascii="Times New Roman" w:hAnsi="Times New Roman"/>
+                <w:b w:val="0"/>
+                <w:i w:val="0"/>
+                <w:color w:val="000000"/>
+                <w:sz w:val="22"/>
+              </w:rPr>
+              <w:t>Thực hiện công.</w:t>
+            </w:r>
+          </w:p>
+        </w:tc>
+        <w:tc>
+          <w:tcPr>
+            <w:tcW w:type="dxa" w:w="4819"/>
+            <w:tcBorders>
+              <w:top w:val="none"/>
+              <w:left w:val="none"/>
+              <w:bottom w:val="none"/>
+              <w:right w:val="none"/>
+            </w:tcBorders>
+            <w:tcMar>
+              <w:top w:w="60" w:type="dxa"/>
+              <w:bottom w:w="60" w:type="dxa"/>
+              <w:left w:w="60" w:type="dxa"/>
+              <w:right w:w="60" w:type="dxa"/>
+            </w:tcMar>
+          </w:tcPr>
+          <w:p>
+            <w:pPr>
+              <w:spacing w:before="40" w:after="40" w:line="276" w:lineRule="auto"/>
+              <w:jc w:val="left"/>
+            </w:pPr>
+            <w:r/>
+            <w:r>
+              <w:rPr>
+                <w:rFonts w:ascii="Times New Roman" w:hAnsi="Times New Roman"/>
+                <w:b/>
+                <w:color w:val="000000"/>
+                <w:sz w:val="22"/>
+              </w:rPr>
+              <w:t xml:space="preserve">B. </w:t>
+            </w:r>
+            <w:r>
+              <w:rPr>
+                <w:rFonts w:ascii="Times New Roman" w:hAnsi="Times New Roman"/>
+                <w:b w:val="0"/>
+                <w:i w:val="0"/>
+                <w:color w:val="000000"/>
+                <w:sz w:val="22"/>
+              </w:rPr>
+              <w:t>Truyền nhiệt.</w:t>
+            </w:r>
+          </w:p>
+        </w:tc>
+      </w:tr>
+      <w:tr>
+        <w:trPr>
+          <w:cantSplit/>
+          <w:keepNext/>
+        </w:trPr>
+        <w:tc>
+          <w:tcPr>
+            <w:tcW w:type="dxa" w:w="4819"/>
+            <w:tcBorders>
+              <w:top w:val="none"/>
+              <w:left w:val="none"/>
+              <w:bottom w:val="none"/>
+              <w:right w:val="none"/>
+            </w:tcBorders>
+            <w:tcMar>
+              <w:top w:w="60" w:type="dxa"/>
+              <w:bottom w:w="60" w:type="dxa"/>
+              <w:left w:w="60" w:type="dxa"/>
+              <w:right w:w="60" w:type="dxa"/>
+            </w:tcMar>
+          </w:tcPr>
+          <w:p>
+            <w:pPr>
+              <w:spacing w:before="40" w:after="40" w:line="276" w:lineRule="auto"/>
+              <w:jc w:val="left"/>
+            </w:pPr>
+            <w:r/>
+            <w:r>
+              <w:rPr>
+                <w:rFonts w:ascii="Times New Roman" w:hAnsi="Times New Roman"/>
+                <w:b/>
+                <w:color w:val="000000"/>
+                <w:sz w:val="22"/>
+              </w:rPr>
+              <w:t xml:space="preserve">C. </w:t>
+            </w:r>
+            <w:r>
+              <w:rPr>
+                <w:rFonts w:ascii="Times New Roman" w:hAnsi="Times New Roman"/>
+                <w:b w:val="0"/>
+                <w:i w:val="0"/>
+                <w:color w:val="000000"/>
+                <w:sz w:val="22"/>
+              </w:rPr>
+              <w:t>Vừa thực hiện công vừa truyền nhiệt.</w:t>
+            </w:r>
+          </w:p>
+        </w:tc>
+        <w:tc>
+          <w:tcPr>
+            <w:tcW w:type="dxa" w:w="4819"/>
+            <w:tcBorders>
+              <w:top w:val="none"/>
+              <w:left w:val="none"/>
+              <w:bottom w:val="none"/>
+              <w:right w:val="none"/>
+            </w:tcBorders>
+            <w:tcMar>
+              <w:top w:w="60" w:type="dxa"/>
+              <w:bottom w:w="60" w:type="dxa"/>
+              <w:left w:w="60" w:type="dxa"/>
+              <w:right w:w="60" w:type="dxa"/>
+            </w:tcMar>
+          </w:tcPr>
+          <w:p>
+            <w:pPr>
+              <w:spacing w:before="40" w:after="40" w:line="276" w:lineRule="auto"/>
+              <w:jc w:val="left"/>
+            </w:pPr>
+            <w:r/>
+            <w:r>
+              <w:rPr>
+                <w:rFonts w:ascii="Times New Roman" w:hAnsi="Times New Roman"/>
+                <w:b/>
+                <w:color w:val="000000"/>
+                <w:sz w:val="22"/>
+              </w:rPr>
+              <w:t xml:space="preserve">D. </w:t>
+            </w:r>
+            <w:r>
+              <w:rPr>
+                <w:rFonts w:ascii="Times New Roman" w:hAnsi="Times New Roman"/>
+                <w:b w:val="0"/>
+                <w:i w:val="0"/>
+                <w:color w:val="000000"/>
+                <w:sz w:val="22"/>
+              </w:rPr>
+              <w:t>Bức xạ nhiệt.</w:t>
+            </w:r>
+          </w:p>
+        </w:tc>
+      </w:tr>
+    </w:tbl>
+    <w:p/>
+    <w:p>
+      <w:pPr>
+        <w:keepNext/>
+        <w:keepLines/>
+        <w:spacing w:before="120" w:after="80" w:line="312" w:lineRule="auto"/>
+        <w:jc w:val="both"/>
+      </w:pPr>
+      <w:r>
+        <w:rPr>
+          <w:rFonts w:ascii="Times New Roman" w:hAnsi="Times New Roman"/>
+          <w:b/>
+          <w:color w:val="000000"/>
+          <w:sz w:val="26"/>
+        </w:rPr>
+        <w:t xml:space="preserve">Câu 10. </w:t>
+      </w:r>
+      <w:r>
+        <w:rPr>
+          <w:rFonts w:ascii="Times New Roman" w:hAnsi="Times New Roman"/>
+          <w:b w:val="0"/>
+          <w:i w:val="0"/>
+          <w:color w:val="000000"/>
+          <w:sz w:val="26"/>
+        </w:rPr>
+        <w:t>Thả một chiếc thìa nhôm nóng vào cốc nước lạnh. Nội năng của thìa nhôm và nước thay đổi như thế nào?</w:t>
+      </w:r>
+    </w:p>
+    <w:tbl>
+      <w:tblPr>
+        <w:tblW w:type="auto" w:w="0"/>
+        <w:jc w:val="center"/>
+        <w:tblLook w:firstColumn="1" w:firstRow="1" w:lastColumn="0" w:lastRow="0" w:noHBand="0" w:noVBand="1" w:val="04A0"/>
+        <w:tblW w:w="9639" w:type="dxa"/>
+      </w:tblPr>
+      <w:tblGrid>
+        <w:gridCol w:w="9638"/>
+      </w:tblGrid>
+      <w:tr>
+        <w:trPr>
+          <w:cantSplit/>
+          <w:keepNext/>
+        </w:trPr>
+        <w:tc>
+          <w:tcPr>
+            <w:tcW w:type="dxa" w:w="9638"/>
+            <w:tcBorders>
+              <w:top w:val="none"/>
+              <w:left w:val="none"/>
+              <w:bottom w:val="none"/>
+              <w:right w:val="none"/>
+            </w:tcBorders>
+            <w:tcMar>
+              <w:top w:w="60" w:type="dxa"/>
+              <w:bottom w:w="60" w:type="dxa"/>
+              <w:left w:w="60" w:type="dxa"/>
+              <w:right w:w="60" w:type="dxa"/>
+            </w:tcMar>
+          </w:tcPr>
+          <w:p>
+            <w:pPr>
+              <w:spacing w:before="40" w:after="40" w:line="276" w:lineRule="auto"/>
+              <w:jc w:val="left"/>
+            </w:pPr>
+            <w:r/>
+            <w:r>
+              <w:rPr>
+                <w:rFonts w:ascii="Times New Roman" w:hAnsi="Times New Roman"/>
+                <w:b/>
+                <w:color w:val="000000"/>
+                <w:sz w:val="22"/>
+              </w:rPr>
+              <w:t xml:space="preserve">A. </w:t>
+            </w:r>
+            <w:r>
+              <w:rPr>
+                <w:rFonts w:ascii="Times New Roman" w:hAnsi="Times New Roman"/>
+                <w:b w:val="0"/>
+                <w:i w:val="0"/>
+                <w:color w:val="000000"/>
+                <w:sz w:val="22"/>
+              </w:rPr>
+              <w:t>Nội năng của thìa giảm, của nước tăng.</w:t>
+            </w:r>
+          </w:p>
+        </w:tc>
+      </w:tr>
+      <w:tr>
+        <w:trPr>
+          <w:cantSplit/>
+          <w:keepNext/>
+        </w:trPr>
+        <w:tc>
+          <w:tcPr>
+            <w:tcW w:type="dxa" w:w="9638"/>
+            <w:tcBorders>
+              <w:top w:val="none"/>
+              <w:left w:val="none"/>
+              <w:bottom w:val="none"/>
+              <w:right w:val="none"/>
+            </w:tcBorders>
+            <w:tcMar>
+              <w:top w:w="60" w:type="dxa"/>
+              <w:bottom w:w="60" w:type="dxa"/>
+              <w:left w:w="60" w:type="dxa"/>
+              <w:right w:w="60" w:type="dxa"/>
+            </w:tcMar>
+          </w:tcPr>
+          <w:p>
+            <w:pPr>
+              <w:spacing w:before="40" w:after="40" w:line="276" w:lineRule="auto"/>
+              <w:jc w:val="left"/>
+            </w:pPr>
+            <w:r/>
+            <w:r>
+              <w:rPr>
+                <w:rFonts w:ascii="Times New Roman" w:hAnsi="Times New Roman"/>
+                <w:b/>
+                <w:color w:val="000000"/>
+                <w:sz w:val="22"/>
+              </w:rPr>
+              <w:t xml:space="preserve">B. </w:t>
+            </w:r>
+            <w:r>
+              <w:rPr>
+                <w:rFonts w:ascii="Times New Roman" w:hAnsi="Times New Roman"/>
+                <w:b w:val="0"/>
+                <w:i w:val="0"/>
+                <w:color w:val="000000"/>
+                <w:sz w:val="22"/>
+              </w:rPr>
+              <w:t>Nội năng của thìa tăng, của nước giảm.</w:t>
+            </w:r>
+          </w:p>
+        </w:tc>
+      </w:tr>
+      <w:tr>
+        <w:trPr>
+          <w:cantSplit/>
+          <w:keepNext/>
+        </w:trPr>
+        <w:tc>
+          <w:tcPr>
+            <w:tcW w:type="dxa" w:w="9638"/>
+            <w:tcBorders>
+              <w:top w:val="none"/>
+              <w:left w:val="none"/>
+              <w:bottom w:val="none"/>
+              <w:right w:val="none"/>
+            </w:tcBorders>
+            <w:tcMar>
+              <w:top w:w="60" w:type="dxa"/>
+              <w:bottom w:w="60" w:type="dxa"/>
+              <w:left w:w="60" w:type="dxa"/>
+              <w:right w:w="60" w:type="dxa"/>
+            </w:tcMar>
+          </w:tcPr>
+          <w:p>
+            <w:pPr>
+              <w:spacing w:before="40" w:after="40" w:line="276" w:lineRule="auto"/>
+              <w:jc w:val="left"/>
+            </w:pPr>
+            <w:r/>
+            <w:r>
+              <w:rPr>
+                <w:rFonts w:ascii="Times New Roman" w:hAnsi="Times New Roman"/>
+                <w:b/>
+                <w:color w:val="000000"/>
+                <w:sz w:val="22"/>
+              </w:rPr>
+              <w:t xml:space="preserve">C. </w:t>
+            </w:r>
+            <w:r>
+              <w:rPr>
+                <w:rFonts w:ascii="Times New Roman" w:hAnsi="Times New Roman"/>
+                <w:b w:val="0"/>
+                <w:i w:val="0"/>
+                <w:color w:val="000000"/>
+                <w:sz w:val="22"/>
+              </w:rPr>
+              <w:t>Nội năng của cả hai đều tăng.</w:t>
+            </w:r>
+          </w:p>
+        </w:tc>
+      </w:tr>
+      <w:tr>
+        <w:trPr>
+          <w:cantSplit/>
+          <w:keepNext/>
+        </w:trPr>
+        <w:tc>
+          <w:tcPr>
+            <w:tcW w:type="dxa" w:w="9638"/>
+            <w:tcBorders>
+              <w:top w:val="none"/>
+              <w:left w:val="none"/>
+              <w:bottom w:val="none"/>
+              <w:right w:val="none"/>
+            </w:tcBorders>
+            <w:tcMar>
+              <w:top w:w="60" w:type="dxa"/>
+              <w:bottom w:w="60" w:type="dxa"/>
+              <w:left w:w="60" w:type="dxa"/>
+              <w:right w:w="60" w:type="dxa"/>
+            </w:tcMar>
+          </w:tcPr>
+          <w:p>
+            <w:pPr>
+              <w:spacing w:before="40" w:after="40" w:line="276" w:lineRule="auto"/>
+              <w:jc w:val="left"/>
+            </w:pPr>
+            <w:r/>
+            <w:r>
+              <w:rPr>
+                <w:rFonts w:ascii="Times New Roman" w:hAnsi="Times New Roman"/>
+                <w:b/>
+                <w:color w:val="000000"/>
+                <w:sz w:val="22"/>
+              </w:rPr>
+              <w:t xml:space="preserve">D. </w:t>
+            </w:r>
+            <w:r>
+              <w:rPr>
+                <w:rFonts w:ascii="Times New Roman" w:hAnsi="Times New Roman"/>
+                <w:b w:val="0"/>
+                <w:i w:val="0"/>
+                <w:color w:val="000000"/>
+                <w:sz w:val="22"/>
+              </w:rPr>
+              <w:t>Nội năng của cả hai đều giảm.</w:t>
             </w:r>
           </w:p>
         </w:tc>
@@ -4254,27 +4071,7 @@
           <w:color w:val="000000"/>
           <w:sz w:val="26"/>
         </w:rPr>
-        <w:t xml:space="preserve">Trong quá trình đẳng nhiệt của một lượng khí lí tưởng xác định, độ biến thiên nội năng </w:t>
-      </w:r>
-      <w:r>
-        <w:rPr>
-          <w:rFonts w:ascii="Times New Roman" w:hAnsi="Times New Roman"/>
-          <w:b w:val="0"/>
-          <w:i/>
-          <w:color w:val="000000"/>
-          <w:sz w:val="26"/>
-        </w:rPr>
-        <w:t>Δ U</w:t>
-      </w:r>
-      <w:r>
-        <w:rPr>
-          <w:rFonts w:ascii="Times New Roman" w:hAnsi="Times New Roman"/>
-          <w:b w:val="0"/>
-          <w:i w:val="0"/>
-          <w:color w:val="000000"/>
-          <w:sz w:val="26"/>
-        </w:rPr>
-        <w:t xml:space="preserve"> bằng bao nhiêu?</w:t>
+        <w:t>Phát biểu nào sau đây giải thích đúng vì sao nước biển nóng lên chậm hơn đất cát vào ban ngày dưới ánh nắng mặt trời?</w:t>
       </w:r>
     </w:p>
     <w:tbl>
@@ -4285,10 +4082,7 @@
         <w:tblW w:w="9639" w:type="dxa"/>
       </w:tblPr>
       <w:tblGrid>
-        <w:gridCol w:w="2409"/>
-        <w:gridCol w:w="2409"/>
-        <w:gridCol w:w="2409"/>
-        <w:gridCol w:w="2409"/>
+        <w:gridCol w:w="9638"/>
       </w:tblGrid>
       <w:tr>
         <w:trPr>
@@ -4297,7 +4091,7 @@
         </w:trPr>
         <w:tc>
           <w:tcPr>
-            <w:tcW w:type="dxa" w:w="2409"/>
+            <w:tcW w:type="dxa" w:w="9638"/>
             <w:tcBorders>
               <w:top w:val="none"/>
               <w:left w:val="none"/>
@@ -4330,27 +4124,23 @@
               <w:rPr>
                 <w:rFonts w:ascii="Times New Roman" w:hAnsi="Times New Roman"/>
                 <w:b w:val="0"/>
-                <w:i/>
-                <w:color w:val="000000"/>
-                <w:sz w:val="22"/>
-              </w:rPr>
-              <w:t>Δ U &gt; 0</w:t>
-            </w:r>
-            <w:r>
-              <w:rPr>
-                <w:rFonts w:ascii="Times New Roman" w:hAnsi="Times New Roman"/>
-                <w:b w:val="0"/>
                 <w:i w:val="0"/>
                 <w:color w:val="000000"/>
                 <w:sz w:val="22"/>
               </w:rPr>
-              <w:t>.</w:t>
+              <w:t>Vì nước biển có nhiệt dung riêng lớn hơn nhiều so với đất cát.</w:t>
             </w:r>
           </w:p>
         </w:tc>
+      </w:tr>
+      <w:tr>
+        <w:trPr>
+          <w:cantSplit/>
+          <w:keepNext/>
+        </w:trPr>
         <w:tc>
           <w:tcPr>
-            <w:tcW w:type="dxa" w:w="2409"/>
+            <w:tcW w:type="dxa" w:w="9638"/>
             <w:tcBorders>
               <w:top w:val="none"/>
               <w:left w:val="none"/>
@@ -4383,27 +4173,23 @@
               <w:rPr>
                 <w:rFonts w:ascii="Times New Roman" w:hAnsi="Times New Roman"/>
                 <w:b w:val="0"/>
-                <w:i/>
-                <w:color w:val="000000"/>
-                <w:sz w:val="22"/>
-              </w:rPr>
-              <w:t>Δ U &lt; 0</w:t>
-            </w:r>
-            <w:r>
-              <w:rPr>
-                <w:rFonts w:ascii="Times New Roman" w:hAnsi="Times New Roman"/>
-                <w:b w:val="0"/>
                 <w:i w:val="0"/>
                 <w:color w:val="000000"/>
                 <w:sz w:val="22"/>
               </w:rPr>
-              <w:t>.</w:t>
+              <w:t>Vì nước biển có nhiệt dung riêng nhỏ hơn nhiều so với đất cát.</w:t>
             </w:r>
           </w:p>
         </w:tc>
+      </w:tr>
+      <w:tr>
+        <w:trPr>
+          <w:cantSplit/>
+          <w:keepNext/>
+        </w:trPr>
         <w:tc>
           <w:tcPr>
-            <w:tcW w:type="dxa" w:w="2409"/>
+            <w:tcW w:type="dxa" w:w="9638"/>
             <w:tcBorders>
               <w:top w:val="none"/>
               <w:left w:val="none"/>
@@ -4436,27 +4222,23 @@
               <w:rPr>
                 <w:rFonts w:ascii="Times New Roman" w:hAnsi="Times New Roman"/>
                 <w:b w:val="0"/>
-                <w:i/>
-                <w:color w:val="000000"/>
-                <w:sz w:val="22"/>
-              </w:rPr>
-              <w:t>Δ U = 0</w:t>
-            </w:r>
-            <w:r>
-              <w:rPr>
-                <w:rFonts w:ascii="Times New Roman" w:hAnsi="Times New Roman"/>
-                <w:b w:val="0"/>
                 <w:i w:val="0"/>
                 <w:color w:val="000000"/>
                 <w:sz w:val="22"/>
               </w:rPr>
-              <w:t>.</w:t>
+              <w:t>Vì nước biển truyền nhiệt kém hơn cát.</w:t>
             </w:r>
           </w:p>
         </w:tc>
+      </w:tr>
+      <w:tr>
+        <w:trPr>
+          <w:cantSplit/>
+          <w:keepNext/>
+        </w:trPr>
         <w:tc>
           <w:tcPr>
-            <w:tcW w:type="dxa" w:w="2409"/>
+            <w:tcW w:type="dxa" w:w="9638"/>
             <w:tcBorders>
               <w:top w:val="none"/>
               <w:left w:val="none"/>
@@ -4489,21 +4271,11 @@
               <w:rPr>
                 <w:rFonts w:ascii="Times New Roman" w:hAnsi="Times New Roman"/>
                 <w:b w:val="0"/>
-                <w:i/>
-                <w:color w:val="000000"/>
-                <w:sz w:val="22"/>
-              </w:rPr>
-              <w:t>Δ U = A</w:t>
-            </w:r>
-            <w:r>
-              <w:rPr>
-                <w:rFonts w:ascii="Times New Roman" w:hAnsi="Times New Roman"/>
-                <w:b w:val="0"/>
                 <w:i w:val="0"/>
                 <w:color w:val="000000"/>
                 <w:sz w:val="22"/>
               </w:rPr>
-              <w:t>.</w:t>
+              <w:t>Vì khối lượng riêng của nước lớn hơn cát.</w:t>
             </w:r>
           </w:p>
         </w:tc>
@@ -4631,7 +4403,7 @@
                 <w:color w:val="000000"/>
                 <w:sz w:val="22"/>
               </w:rPr>
-              <w:t>Nội năng của quả bóng và mặt sàn.</w:t>
+              <w:t>Nội năng của quả bóng và sàn nhà.</w:t>
             </w:r>
           </w:p>
         </w:tc>
@@ -4680,7 +4452,7 @@
                 <w:color w:val="000000"/>
                 <w:sz w:val="22"/>
               </w:rPr>
-              <w:t>Động năng của phân tử không khí xung quanh.</w:t>
+              <w:t>Thế năng của quả bóng.</w:t>
             </w:r>
           </w:p>
         </w:tc>
@@ -4729,7 +4501,7 @@
                 <w:color w:val="000000"/>
                 <w:sz w:val="22"/>
               </w:rPr>
-              <w:t>Thế năng tương tác hấp dẫn của Trái Đất.</w:t>
+              <w:t>Động năng của các phân tử không khí xung quanh.</w:t>
             </w:r>
           </w:p>
         </w:tc>
@@ -4778,7 +4550,7 @@
                 <w:color w:val="000000"/>
                 <w:sz w:val="22"/>
               </w:rPr>
-              <w:t>Cơ năng truyền cho sàn nhà dưới dạng sóng âm.</w:t>
+              <w:t>Nhiệt dung riêng của sàn nhà.</w:t>
             </w:r>
           </w:p>
         </w:tc>
@@ -4809,7 +4581,7 @@
           <w:color w:val="000000"/>
           <w:sz w:val="26"/>
         </w:rPr>
-        <w:t>Phát biểu nào sau đây sai khi nói về nhiệt dung riêng?</w:t>
+        <w:t>Phát biểu nào sau đây về nhiệt dung riêng là sai?</w:t>
       </w:r>
     </w:p>
     <w:tbl>
@@ -4955,7 +4727,7 @@
                 <w:color w:val="000000"/>
                 <w:sz w:val="22"/>
               </w:rPr>
-              <w:t>Các chất khác nhau có nhiệt dung riêng khác nhau.</w:t>
+              <w:t>Nhiệt dung riêng phụ thuộc vào khối lượng của vật.</w:t>
             </w:r>
           </w:p>
         </w:tc>
@@ -5004,7 +4776,7 @@
                 <w:color w:val="000000"/>
                 <w:sz w:val="22"/>
               </w:rPr>
-              <w:t>Chất có nhiệt dung riêng lớn hơn thì nóng lên nhanh hơn khi nhận cùng nhiệt lượng.</w:t>
+              <w:t>Các chất khác nhau có nhiệt dung riêng khác nhau.</w:t>
             </w:r>
           </w:p>
         </w:tc>
@@ -5053,7 +4825,7 @@
                 <w:color w:val="000000"/>
                 <w:sz w:val="22"/>
               </w:rPr>
-              <w:t>Nhiệt dung riêng phụ thuộc vào bản chất của chất cấu tạo nên vật.</w:t>
+              <w:t>Nhiệt dung riêng đặc trưng cho tính chất nhiệt của chất.</w:t>
             </w:r>
           </w:p>
         </w:tc>
@@ -5219,7 +4991,7 @@
                 <w:color w:val="000000"/>
                 <w:sz w:val="22"/>
               </w:rPr>
-              <w:t>Δ U = 20 J</w:t>
+              <w:t>Δ U = 180 J</w:t>
             </w:r>
             <w:r>
               <w:rPr>
@@ -5272,7 +5044,7 @@
                 <w:color w:val="000000"/>
                 <w:sz w:val="22"/>
               </w:rPr>
-              <w:t>Δ U = 180 J</w:t>
+              <w:t>Δ U = 20 J</w:t>
             </w:r>
             <w:r>
               <w:rPr>
@@ -5443,7 +5215,7 @@
           <w:color w:val="000000"/>
           <w:sz w:val="26"/>
         </w:rPr>
-        <w:t>Một khối khí lí tưởng xác định được chứa trong một xilanh kim loại kín có pit-tông chuyển động được. Người ta thực hiện hai quá trình làm biến đổi trạng thái của khối khí:</w:t>
+        <w:t>Một khối khí lí tưởng xác định đựng trong một xilanh kín có pit-tông di chuyển được.</w:t>
       </w:r>
     </w:p>
     <w:tbl>
@@ -5604,7 +5376,7 @@
                 <w:color w:val="000000"/>
                 <w:sz w:val="22"/>
               </w:rPr>
-              <w:t>Khi nén khí thật nhanh, khoảng cách giữa các phân tử khí giảm làm nội năng của khối khí tăng đột ngột. (Đ/S: Đ)</w:t>
+              <w:t>Khi nung nóng khối khí để khí giãn nở sinh công, nội năng của khí chắc chắn tăng.</w:t>
             </w:r>
           </w:p>
         </w:tc>
@@ -5707,56 +5479,6 @@
               </w:rPr>
               <w:t xml:space="preserve">b) </w:t>
             </w:r>
-            <w:r>
-              <w:rPr>
-                <w:rFonts w:ascii="Times New Roman" w:hAnsi="Times New Roman"/>
-                <w:b w:val="0"/>
-                <w:i w:val="0"/>
-                <w:color w:val="000000"/>
-                <w:sz w:val="22"/>
-              </w:rPr>
-              <w:t xml:space="preserve">Khi đun nóng xilanh bằng ngọn lửa đèn cồn đồng thời giữ pit-tông cố định, khối khí nhận nhiệt lượng </w:t>
-            </w:r>
-            <w:r>
-              <w:rPr>
-                <w:rFonts w:ascii="Times New Roman" w:hAnsi="Times New Roman"/>
-                <w:b w:val="0"/>
-                <w:i/>
-                <w:color w:val="000000"/>
-                <w:sz w:val="22"/>
-              </w:rPr>
-              <w:t>Q &gt; 0</w:t>
-            </w:r>
-            <w:r>
-              <w:rPr>
-                <w:rFonts w:ascii="Times New Roman" w:hAnsi="Times New Roman"/>
-                <w:b w:val="0"/>
-                <w:i w:val="0"/>
-                <w:color w:val="000000"/>
-                <w:sz w:val="22"/>
-              </w:rPr>
-              <w:t xml:space="preserve"> và nhận công </w:t>
-            </w:r>
-            <w:r>
-              <w:rPr>
-                <w:rFonts w:ascii="Times New Roman" w:hAnsi="Times New Roman"/>
-                <w:b w:val="0"/>
-                <w:i/>
-                <w:color w:val="000000"/>
-                <w:sz w:val="22"/>
-              </w:rPr>
-              <w:t>A &gt; 0</w:t>
-            </w:r>
-            <w:r>
-              <w:rPr>
-                <w:rFonts w:ascii="Times New Roman" w:hAnsi="Times New Roman"/>
-                <w:b w:val="0"/>
-                <w:i w:val="0"/>
-                <w:color w:val="000000"/>
-                <w:sz w:val="22"/>
-              </w:rPr>
-              <w:t>. (Đ/S: S)</w:t>
-            </w:r>
           </w:p>
         </w:tc>
         <w:tc>
@@ -5857,76 +5579,6 @@
                 <w:sz w:val="22"/>
               </w:rPr>
               <w:t xml:space="preserve">c) </w:t>
-            </w:r>
-            <w:r>
-              <w:rPr>
-                <w:rFonts w:ascii="Times New Roman" w:hAnsi="Times New Roman"/>
-                <w:b w:val="0"/>
-                <w:i w:val="0"/>
-                <w:color w:val="000000"/>
-                <w:sz w:val="22"/>
-              </w:rPr>
-              <w:t xml:space="preserve">Nếu khối khí giãn nở sinh công </w:t>
-            </w:r>
-            <w:r>
-              <w:rPr>
-                <w:rFonts w:ascii="Times New Roman" w:hAnsi="Times New Roman"/>
-                <w:b w:val="0"/>
-                <w:i/>
-                <w:color w:val="000000"/>
-                <w:sz w:val="22"/>
-              </w:rPr>
-              <w:t>A = -50 J</w:t>
-            </w:r>
-            <w:r>
-              <w:rPr>
-                <w:rFonts w:ascii="Times New Roman" w:hAnsi="Times New Roman"/>
-                <w:b w:val="0"/>
-                <w:i w:val="0"/>
-                <w:color w:val="000000"/>
-                <w:sz w:val="22"/>
-              </w:rPr>
-              <w:t xml:space="preserve"> và tỏa nhiệt lượng </w:t>
-            </w:r>
-            <w:r>
-              <w:rPr>
-                <w:rFonts w:ascii="Times New Roman" w:hAnsi="Times New Roman"/>
-                <w:b w:val="0"/>
-                <w:i/>
-                <w:color w:val="000000"/>
-                <w:sz w:val="22"/>
-              </w:rPr>
-              <w:t>Q = -30 J</w:t>
-            </w:r>
-            <w:r>
-              <w:rPr>
-                <w:rFonts w:ascii="Times New Roman" w:hAnsi="Times New Roman"/>
-                <w:b w:val="0"/>
-                <w:i w:val="0"/>
-                <w:color w:val="000000"/>
-                <w:sz w:val="22"/>
-              </w:rPr>
-              <w:t xml:space="preserve"> ra môi trường ngoài thì nội năng của hệ giảm </w:t>
-            </w:r>
-            <w:r>
-              <w:rPr>
-                <w:rFonts w:ascii="Times New Roman" w:hAnsi="Times New Roman"/>
-                <w:b w:val="0"/>
-                <w:i/>
-                <w:color w:val="000000"/>
-                <w:sz w:val="22"/>
-              </w:rPr>
-              <w:t>80 J</w:t>
-            </w:r>
-            <w:r>
-              <w:rPr>
-                <w:rFonts w:ascii="Times New Roman" w:hAnsi="Times New Roman"/>
-                <w:b w:val="0"/>
-                <w:i w:val="0"/>
-                <w:color w:val="000000"/>
-                <w:sz w:val="22"/>
-              </w:rPr>
-              <w:t>. (Đ/S: Đ)</w:t>
             </w:r>
           </w:p>
         </w:tc>
@@ -6029,16 +5681,6 @@
               </w:rPr>
               <w:t xml:space="preserve">d) </w:t>
             </w:r>
-            <w:r>
-              <w:rPr>
-                <w:rFonts w:ascii="Times New Roman" w:hAnsi="Times New Roman"/>
-                <w:b w:val="0"/>
-                <w:i w:val="0"/>
-                <w:color w:val="000000"/>
-                <w:sz w:val="22"/>
-              </w:rPr>
-              <w:t>Trong quá trình truyền nhiệt thuần túy (không thực hiện công), độ biến thiên nội năng của khối khí bằng nhiệt lượng mà nó nhận được hoặc tỏa ra. (Đ/S: Đ)</w:t>
-            </w:r>
           </w:p>
         </w:tc>
         <w:tc>
@@ -6132,7 +5774,7 @@
           <w:color w:val="000000"/>
           <w:sz w:val="26"/>
         </w:rPr>
-        <w:t>Một học sinh tiến hành đun nóng một cốc nhôm chứa nước trên bếp điện. Học sinh này phân tích sự thay đổi nội năng của cốc và nước dựa vào Nguyên lí I:</w:t>
+        <w:t>Thực nghiệm đun nóng chất lỏng bằng hai bếp điện giống hệt nhau.</w:t>
       </w:r>
     </w:p>
     <w:tbl>
@@ -6293,7 +5935,7 @@
                 <w:color w:val="000000"/>
                 <w:sz w:val="22"/>
               </w:rPr>
-              <w:t>Nhiệt lượng truyền từ bếp điện sang cốc nhôm là hình thức thực hiện công. (Đ/S: S)</w:t>
+              <w:t>Với cùng khối lượng và cùng thời gian đun, rượu nóng lên nhanh hơn nước vì nhiệt dung riêng của rượu nhỏ hơn.</w:t>
             </w:r>
           </w:p>
         </w:tc>
@@ -6396,16 +6038,6 @@
               </w:rPr>
               <w:t xml:space="preserve">b) </w:t>
             </w:r>
-            <w:r>
-              <w:rPr>
-                <w:rFonts w:ascii="Times New Roman" w:hAnsi="Times New Roman"/>
-                <w:b w:val="0"/>
-                <w:i w:val="0"/>
-                <w:color w:val="000000"/>
-                <w:sz w:val="22"/>
-              </w:rPr>
-              <w:t>Quá trình đun nóng nước làm tăng thế năng tương tác phân tử nước do khoảng cách giữa các phân tử tăng lên khi nước giãn nở nhiệt. (Đ/S: Đ)</w:t>
-            </w:r>
           </w:p>
         </w:tc>
         <w:tc>
@@ -6506,96 +6138,6 @@
                 <w:sz w:val="22"/>
               </w:rPr>
               <w:t xml:space="preserve">c) </w:t>
-            </w:r>
-            <w:r>
-              <w:rPr>
-                <w:rFonts w:ascii="Times New Roman" w:hAnsi="Times New Roman"/>
-                <w:b w:val="0"/>
-                <w:i w:val="0"/>
-                <w:color w:val="000000"/>
-                <w:sz w:val="22"/>
-              </w:rPr>
-              <w:t xml:space="preserve">Nếu ấm nhôm có khối lượng </w:t>
-            </w:r>
-            <w:r>
-              <w:rPr>
-                <w:rFonts w:ascii="Times New Roman" w:hAnsi="Times New Roman"/>
-                <w:b w:val="0"/>
-                <w:i/>
-                <w:color w:val="000000"/>
-                <w:sz w:val="22"/>
-              </w:rPr>
-              <w:t>0,2 kg</w:t>
-            </w:r>
-            <w:r>
-              <w:rPr>
-                <w:rFonts w:ascii="Times New Roman" w:hAnsi="Times New Roman"/>
-                <w:b w:val="0"/>
-                <w:i w:val="0"/>
-                <w:color w:val="000000"/>
-                <w:sz w:val="22"/>
-              </w:rPr>
-              <w:t xml:space="preserve"> hấp thụ </w:t>
-            </w:r>
-            <w:r>
-              <w:rPr>
-                <w:rFonts w:ascii="Times New Roman" w:hAnsi="Times New Roman"/>
-                <w:b w:val="0"/>
-                <w:i/>
-                <w:color w:val="000000"/>
-                <w:sz w:val="22"/>
-              </w:rPr>
-              <w:t>1760 J</w:t>
-            </w:r>
-            <w:r>
-              <w:rPr>
-                <w:rFonts w:ascii="Times New Roman" w:hAnsi="Times New Roman"/>
-                <w:b w:val="0"/>
-                <w:i w:val="0"/>
-                <w:color w:val="000000"/>
-                <w:sz w:val="22"/>
-              </w:rPr>
-              <w:t xml:space="preserve"> để tăng nhiệt độ thêm </w:t>
-            </w:r>
-            <w:r>
-              <w:rPr>
-                <w:rFonts w:ascii="Times New Roman" w:hAnsi="Times New Roman"/>
-                <w:b w:val="0"/>
-                <w:i/>
-                <w:color w:val="000000"/>
-                <w:sz w:val="22"/>
-              </w:rPr>
-              <w:t>10^° C</w:t>
-            </w:r>
-            <w:r>
-              <w:rPr>
-                <w:rFonts w:ascii="Times New Roman" w:hAnsi="Times New Roman"/>
-                <w:b w:val="0"/>
-                <w:i w:val="0"/>
-                <w:color w:val="000000"/>
-                <w:sz w:val="22"/>
-              </w:rPr>
-              <w:t xml:space="preserve"> thì nhiệt dung riêng của nhôm tính được là </w:t>
-            </w:r>
-            <w:r>
-              <w:rPr>
-                <w:rFonts w:ascii="Times New Roman" w:hAnsi="Times New Roman"/>
-                <w:b w:val="0"/>
-                <w:i/>
-                <w:color w:val="000000"/>
-                <w:sz w:val="22"/>
-              </w:rPr>
-              <w:t>880 J/kg.K</w:t>
-            </w:r>
-            <w:r>
-              <w:rPr>
-                <w:rFonts w:ascii="Times New Roman" w:hAnsi="Times New Roman"/>
-                <w:b w:val="0"/>
-                <w:i w:val="0"/>
-                <w:color w:val="000000"/>
-                <w:sz w:val="22"/>
-              </w:rPr>
-              <w:t>. (Đ/S: Đ)</w:t>
             </w:r>
           </w:p>
         </w:tc>
@@ -6698,16 +6240,6 @@
               </w:rPr>
               <w:t xml:space="preserve">d) </w:t>
             </w:r>
-            <w:r>
-              <w:rPr>
-                <w:rFonts w:ascii="Times New Roman" w:hAnsi="Times New Roman"/>
-                <w:b w:val="0"/>
-                <w:i w:val="0"/>
-                <w:color w:val="000000"/>
-                <w:sz w:val="22"/>
-              </w:rPr>
-              <w:t>Khi nước sôi và bay hơi, nội năng của lượng hơi nước thoát ra lớn hơn nội năng của lượng nước lỏng cùng khối lượng ở cùng nhiệt độ. (Đ/S: Đ)</w:t>
-            </w:r>
           </w:p>
         </w:tc>
         <w:tc>
@@ -6801,47 +6333,7 @@
           <w:color w:val="000000"/>
           <w:sz w:val="26"/>
         </w:rPr>
-        <w:t xml:space="preserve">Khối khí trong xilanh của một động cơ đốt trong nhận công </w:t>
-      </w:r>
-      <w:r>
-        <w:rPr>
-          <w:rFonts w:ascii="Times New Roman" w:hAnsi="Times New Roman"/>
-          <w:b w:val="0"/>
-          <w:i/>
-          <w:color w:val="000000"/>
-          <w:sz w:val="26"/>
-        </w:rPr>
-        <w:t>1200 J</w:t>
-      </w:r>
-      <w:r>
-        <w:rPr>
-          <w:rFonts w:ascii="Times New Roman" w:hAnsi="Times New Roman"/>
-          <w:b w:val="0"/>
-          <w:i w:val="0"/>
-          <w:color w:val="000000"/>
-          <w:sz w:val="26"/>
-        </w:rPr>
-        <w:t xml:space="preserve"> khi bị nén, đồng thời tỏa ra môi trường xung quanh nhiệt lượng </w:t>
-      </w:r>
-      <w:r>
-        <w:rPr>
-          <w:rFonts w:ascii="Times New Roman" w:hAnsi="Times New Roman"/>
-          <w:b w:val="0"/>
-          <w:i/>
-          <w:color w:val="000000"/>
-          <w:sz w:val="26"/>
-        </w:rPr>
-        <w:t>400 J</w:t>
-      </w:r>
-      <w:r>
-        <w:rPr>
-          <w:rFonts w:ascii="Times New Roman" w:hAnsi="Times New Roman"/>
-          <w:b w:val="0"/>
-          <w:i w:val="0"/>
-          <w:color w:val="000000"/>
-          <w:sz w:val="26"/>
-        </w:rPr>
-        <w:t xml:space="preserve"> thông qua thành xilanh làm mát bằng nước:</w:t>
+        <w:t>Xét quá trình truyền nhiệt và thực hiện công đối với một vật rắn.</w:t>
       </w:r>
     </w:p>
     <w:tbl>
@@ -7002,27 +6494,7 @@
                 <w:color w:val="000000"/>
                 <w:sz w:val="22"/>
               </w:rPr>
-              <w:t xml:space="preserve">Khối khí nhận công nên giá trị công được quy ước là </w:t>
-            </w:r>
-            <w:r>
-              <w:rPr>
-                <w:rFonts w:ascii="Times New Roman" w:hAnsi="Times New Roman"/>
-                <w:b w:val="0"/>
-                <w:i/>
-                <w:color w:val="000000"/>
-                <w:sz w:val="22"/>
-              </w:rPr>
-              <w:t>A = -1200 J</w:t>
-            </w:r>
-            <w:r>
-              <w:rPr>
-                <w:rFonts w:ascii="Times New Roman" w:hAnsi="Times New Roman"/>
-                <w:b w:val="0"/>
-                <w:i w:val="0"/>
-                <w:color w:val="000000"/>
-                <w:sz w:val="22"/>
-              </w:rPr>
-              <w:t>. (Đ/S: S)</w:t>
+              <w:t>Khi thực hiện công lên vật, cơ năng chuyển hóa thành nội năng của vật rắn.</w:t>
             </w:r>
           </w:p>
         </w:tc>
@@ -7125,36 +6597,6 @@
               </w:rPr>
               <w:t xml:space="preserve">b) </w:t>
             </w:r>
-            <w:r>
-              <w:rPr>
-                <w:rFonts w:ascii="Times New Roman" w:hAnsi="Times New Roman"/>
-                <w:b w:val="0"/>
-                <w:i w:val="0"/>
-                <w:color w:val="000000"/>
-                <w:sz w:val="22"/>
-              </w:rPr>
-              <w:t xml:space="preserve">Khối khí tỏa nhiệt nên giá trị nhiệt lượng được quy ước là </w:t>
-            </w:r>
-            <w:r>
-              <w:rPr>
-                <w:rFonts w:ascii="Times New Roman" w:hAnsi="Times New Roman"/>
-                <w:b w:val="0"/>
-                <w:i/>
-                <w:color w:val="000000"/>
-                <w:sz w:val="22"/>
-              </w:rPr>
-              <w:t>Q = -400 J</w:t>
-            </w:r>
-            <w:r>
-              <w:rPr>
-                <w:rFonts w:ascii="Times New Roman" w:hAnsi="Times New Roman"/>
-                <w:b w:val="0"/>
-                <w:i w:val="0"/>
-                <w:color w:val="000000"/>
-                <w:sz w:val="22"/>
-              </w:rPr>
-              <w:t>. (Đ/S: Đ)</w:t>
-            </w:r>
           </w:p>
         </w:tc>
         <w:tc>
@@ -7255,36 +6697,6 @@
                 <w:sz w:val="22"/>
               </w:rPr>
               <w:t xml:space="preserve">c) </w:t>
-            </w:r>
-            <w:r>
-              <w:rPr>
-                <w:rFonts w:ascii="Times New Roman" w:hAnsi="Times New Roman"/>
-                <w:b w:val="0"/>
-                <w:i w:val="0"/>
-                <w:color w:val="000000"/>
-                <w:sz w:val="22"/>
-              </w:rPr>
-              <w:t xml:space="preserve">Độ biến thiên nội năng của khối khí trong quá trình nén này là </w:t>
-            </w:r>
-            <w:r>
-              <w:rPr>
-                <w:rFonts w:ascii="Times New Roman" w:hAnsi="Times New Roman"/>
-                <w:b w:val="0"/>
-                <w:i/>
-                <w:color w:val="000000"/>
-                <w:sz w:val="22"/>
-              </w:rPr>
-              <w:t>Δ U = 800 J</w:t>
-            </w:r>
-            <w:r>
-              <w:rPr>
-                <w:rFonts w:ascii="Times New Roman" w:hAnsi="Times New Roman"/>
-                <w:b w:val="0"/>
-                <w:i w:val="0"/>
-                <w:color w:val="000000"/>
-                <w:sz w:val="22"/>
-              </w:rPr>
-              <w:t>. (Đ/S: Đ)</w:t>
             </w:r>
           </w:p>
         </w:tc>
@@ -7387,16 +6799,6 @@
               </w:rPr>
               <w:t xml:space="preserve">d) </w:t>
             </w:r>
-            <w:r>
-              <w:rPr>
-                <w:rFonts w:ascii="Times New Roman" w:hAnsi="Times New Roman"/>
-                <w:b w:val="0"/>
-                <w:i w:val="0"/>
-                <w:color w:val="000000"/>
-                <w:sz w:val="22"/>
-              </w:rPr>
-              <w:t>Nhiệt độ của khối khí trong xilanh tăng lên sau khi thực hiện quá trình nén này. (Đ/S: Đ)</w:t>
-            </w:r>
           </w:p>
         </w:tc>
         <w:tc>
@@ -7490,7 +6892,7 @@
           <w:color w:val="000000"/>
           <w:sz w:val="26"/>
         </w:rPr>
-        <w:t xml:space="preserve">Thí nghiệm đo nhiệt dung riêng của một khối kim loại có khối lượng </w:t>
+        <w:t xml:space="preserve">Một xilanh chứa khí nhận nhiệt lượng </w:t>
       </w:r>
       <w:r>
         <w:rPr>
@@ -7500,7 +6902,7 @@
           <w:color w:val="000000"/>
           <w:sz w:val="26"/>
         </w:rPr>
-        <w:t>m = 0,5 kg</w:t>
+        <w:t>300 J</w:t>
       </w:r>
       <w:r>
         <w:rPr>
@@ -7510,7 +6912,27 @@
           <w:color w:val="000000"/>
           <w:sz w:val="26"/>
         </w:rPr>
-        <w:t xml:space="preserve"> bằng dòng điện:</w:t>
+        <w:t xml:space="preserve"> từ nguồn ngoài, đồng thời khí giãn nở thực hiện công </w:t>
+      </w:r>
+      <w:r>
+        <w:rPr>
+          <w:rFonts w:ascii="Times New Roman" w:hAnsi="Times New Roman"/>
+          <w:b w:val="0"/>
+          <w:i/>
+          <w:color w:val="000000"/>
+          <w:sz w:val="26"/>
+        </w:rPr>
+        <w:t>200 J</w:t>
+      </w:r>
+      <w:r>
+        <w:rPr>
+          <w:rFonts w:ascii="Times New Roman" w:hAnsi="Times New Roman"/>
+          <w:b w:val="0"/>
+          <w:i w:val="0"/>
+          <w:color w:val="000000"/>
+          <w:sz w:val="26"/>
+        </w:rPr>
+        <w:t>.</w:t>
       </w:r>
     </w:p>
     <w:tbl>
@@ -7671,7 +7093,27 @@
                 <w:color w:val="000000"/>
                 <w:sz w:val="22"/>
               </w:rPr>
-              <w:t>Khi cho dòng điện chạy qua dây điện trở đun nóng khối kim loại, hình thức truyền năng lượng này là thực hiện công. (Đ/S: S)</w:t>
+              <w:t xml:space="preserve">Khí nhận nhiệt nên </w:t>
+            </w:r>
+            <w:r>
+              <w:rPr>
+                <w:rFonts w:ascii="Times New Roman" w:hAnsi="Times New Roman"/>
+                <w:b w:val="0"/>
+                <w:i/>
+                <w:color w:val="000000"/>
+                <w:sz w:val="22"/>
+              </w:rPr>
+              <w:t>Q = +300 J</w:t>
+            </w:r>
+            <w:r>
+              <w:rPr>
+                <w:rFonts w:ascii="Times New Roman" w:hAnsi="Times New Roman"/>
+                <w:b w:val="0"/>
+                <w:i w:val="0"/>
+                <w:color w:val="000000"/>
+                <w:sz w:val="22"/>
+              </w:rPr>
+              <w:t>.</w:t>
             </w:r>
           </w:p>
         </w:tc>
@@ -7774,76 +7216,6 @@
               </w:rPr>
               <w:t xml:space="preserve">b) </w:t>
             </w:r>
-            <w:r>
-              <w:rPr>
-                <w:rFonts w:ascii="Times New Roman" w:hAnsi="Times New Roman"/>
-                <w:b w:val="0"/>
-                <w:i w:val="0"/>
-                <w:color w:val="000000"/>
-                <w:sz w:val="22"/>
-              </w:rPr>
-              <w:t xml:space="preserve">Nếu công suất của dây điện trở là </w:t>
-            </w:r>
-            <w:r>
-              <w:rPr>
-                <w:rFonts w:ascii="Times New Roman" w:hAnsi="Times New Roman"/>
-                <w:b w:val="0"/>
-                <w:i/>
-                <w:color w:val="000000"/>
-                <w:sz w:val="22"/>
-              </w:rPr>
-              <w:t>50 W</w:t>
-            </w:r>
-            <w:r>
-              <w:rPr>
-                <w:rFonts w:ascii="Times New Roman" w:hAnsi="Times New Roman"/>
-                <w:b w:val="0"/>
-                <w:i w:val="0"/>
-                <w:color w:val="000000"/>
-                <w:sz w:val="22"/>
-              </w:rPr>
-              <w:t xml:space="preserve"> và thời gian đun là </w:t>
-            </w:r>
-            <w:r>
-              <w:rPr>
-                <w:rFonts w:ascii="Times New Roman" w:hAnsi="Times New Roman"/>
-                <w:b w:val="0"/>
-                <w:i/>
-                <w:color w:val="000000"/>
-                <w:sz w:val="22"/>
-              </w:rPr>
-              <w:t>3 phút</w:t>
-            </w:r>
-            <w:r>
-              <w:rPr>
-                <w:rFonts w:ascii="Times New Roman" w:hAnsi="Times New Roman"/>
-                <w:b w:val="0"/>
-                <w:i w:val="0"/>
-                <w:color w:val="000000"/>
-                <w:sz w:val="22"/>
-              </w:rPr>
-              <w:t xml:space="preserve"> thì nhiệt lượng tỏa ra từ dây đun là </w:t>
-            </w:r>
-            <w:r>
-              <w:rPr>
-                <w:rFonts w:ascii="Times New Roman" w:hAnsi="Times New Roman"/>
-                <w:b w:val="0"/>
-                <w:i/>
-                <w:color w:val="000000"/>
-                <w:sz w:val="22"/>
-              </w:rPr>
-              <w:t>9000 J</w:t>
-            </w:r>
-            <w:r>
-              <w:rPr>
-                <w:rFonts w:ascii="Times New Roman" w:hAnsi="Times New Roman"/>
-                <w:b w:val="0"/>
-                <w:i w:val="0"/>
-                <w:color w:val="000000"/>
-                <w:sz w:val="22"/>
-              </w:rPr>
-              <w:t>. (Đ/S: Đ)</w:t>
-            </w:r>
           </w:p>
         </w:tc>
         <w:tc>
@@ -7945,56 +7317,6 @@
               </w:rPr>
               <w:t xml:space="preserve">c) </w:t>
             </w:r>
-            <w:r>
-              <w:rPr>
-                <w:rFonts w:ascii="Times New Roman" w:hAnsi="Times New Roman"/>
-                <w:b w:val="0"/>
-                <w:i w:val="0"/>
-                <w:color w:val="000000"/>
-                <w:sz w:val="22"/>
-              </w:rPr>
-              <w:t xml:space="preserve">Bỏ qua hao phí nhiệt ra môi trường, nếu nhiệt độ khối kim loại tăng thêm </w:t>
-            </w:r>
-            <w:r>
-              <w:rPr>
-                <w:rFonts w:ascii="Times New Roman" w:hAnsi="Times New Roman"/>
-                <w:b w:val="0"/>
-                <w:i/>
-                <w:color w:val="000000"/>
-                <w:sz w:val="22"/>
-              </w:rPr>
-              <w:t>40^° C</w:t>
-            </w:r>
-            <w:r>
-              <w:rPr>
-                <w:rFonts w:ascii="Times New Roman" w:hAnsi="Times New Roman"/>
-                <w:b w:val="0"/>
-                <w:i w:val="0"/>
-                <w:color w:val="000000"/>
-                <w:sz w:val="22"/>
-              </w:rPr>
-              <w:t xml:space="preserve"> thì nhiệt dung riêng của kim loại là </w:t>
-            </w:r>
-            <w:r>
-              <w:rPr>
-                <w:rFonts w:ascii="Times New Roman" w:hAnsi="Times New Roman"/>
-                <w:b w:val="0"/>
-                <w:i/>
-                <w:color w:val="000000"/>
-                <w:sz w:val="22"/>
-              </w:rPr>
-              <w:t>450 J/kg.K</w:t>
-            </w:r>
-            <w:r>
-              <w:rPr>
-                <w:rFonts w:ascii="Times New Roman" w:hAnsi="Times New Roman"/>
-                <w:b w:val="0"/>
-                <w:i w:val="0"/>
-                <w:color w:val="000000"/>
-                <w:sz w:val="22"/>
-              </w:rPr>
-              <w:t>. (Đ/S: Đ)</w:t>
-            </w:r>
           </w:p>
         </w:tc>
         <w:tc>
@@ -8095,16 +7417,6 @@
                 <w:sz w:val="22"/>
               </w:rPr>
               <w:t xml:space="preserve">d) </w:t>
-            </w:r>
-            <w:r>
-              <w:rPr>
-                <w:rFonts w:ascii="Times New Roman" w:hAnsi="Times New Roman"/>
-                <w:b w:val="0"/>
-                <w:i w:val="0"/>
-                <w:color w:val="000000"/>
-                <w:sz w:val="22"/>
-              </w:rPr>
-              <w:t>Trong thực tế, nhiệt dung riêng đo được sẽ lớn hơn giá trị thực tế do có một phần nhiệt lượng hao phí truyền ra môi trường xung quanh. (Đ/S: Đ)</w:t>
             </w:r>
           </w:p>
         </w:tc>
@@ -8217,7 +7529,7 @@
           <w:color w:val="000000"/>
           <w:sz w:val="26"/>
         </w:rPr>
-        <w:t xml:space="preserve">Một bình kín chứa </w:t>
+        <w:t xml:space="preserve">Một khối khí lí tưởng nhận nhiệt lượng </w:t>
       </w:r>
       <w:r>
         <w:rPr>
@@ -8227,7 +7539,7 @@
           <w:color w:val="000000"/>
           <w:sz w:val="26"/>
         </w:rPr>
-        <w:t>2 kg</w:t>
+        <w:t>500 J</w:t>
       </w:r>
       <w:r>
         <w:rPr>
@@ -8237,7 +7549,7 @@
           <w:color w:val="000000"/>
           <w:sz w:val="26"/>
         </w:rPr>
-        <w:t xml:space="preserve"> khí helium. Người ta cung cấp cho bình khí một nhiệt lượng </w:t>
+        <w:t xml:space="preserve"> và thực hiện một công </w:t>
       </w:r>
       <w:r>
         <w:rPr>
@@ -8247,7 +7559,7 @@
           <w:color w:val="000000"/>
           <w:sz w:val="26"/>
         </w:rPr>
-        <w:t>3000 J</w:t>
+        <w:t>300 J</w:t>
       </w:r>
       <w:r>
         <w:rPr>
@@ -8257,7 +7569,7 @@
           <w:color w:val="000000"/>
           <w:sz w:val="26"/>
         </w:rPr>
-        <w:t>. Tính độ biến thiên nội năng của khối khí helium trong bình (theo đơn vị Joule), bỏ qua sự giãn nở nhiệt của vỏ bình.</w:t>
+        <w:t xml:space="preserve"> đẩy pit-tông di chuyển. Độ biến thiên nội năng của khối khí bằng bao nhiêu Joule?</w:t>
       </w:r>
     </w:p>
     <w:p>
@@ -8300,7 +7612,7 @@
           <w:color w:val="000000"/>
           <w:sz w:val="26"/>
         </w:rPr>
-        <w:t xml:space="preserve">Một lượng khí bị nén trong xilanh tỏa nhiệt lượng </w:t>
+        <w:t xml:space="preserve">Một ấm nhôm khối lượng </w:t>
       </w:r>
       <w:r>
         <w:rPr>
@@ -8310,7 +7622,7 @@
           <w:color w:val="000000"/>
           <w:sz w:val="26"/>
         </w:rPr>
-        <w:t>80 J</w:t>
+        <w:t>0,5 kg</w:t>
       </w:r>
       <w:r>
         <w:rPr>
@@ -8320,7 +7632,7 @@
           <w:color w:val="000000"/>
           <w:sz w:val="26"/>
         </w:rPr>
-        <w:t xml:space="preserve"> ra môi trường ngoài và nội năng của khối khí tăng thêm </w:t>
+        <w:t xml:space="preserve"> chứa </w:t>
       </w:r>
       <w:r>
         <w:rPr>
@@ -8330,7 +7642,7 @@
           <w:color w:val="000000"/>
           <w:sz w:val="26"/>
         </w:rPr>
-        <w:t>120 J</w:t>
+        <w:t>1,5 kg</w:t>
       </w:r>
       <w:r>
         <w:rPr>
@@ -8340,7 +7652,87 @@
           <w:color w:val="000000"/>
           <w:sz w:val="26"/>
         </w:rPr>
-        <w:t>. Tính công mà pit-tông đã thực hiện lên khối khí (theo đơn vị Joule).</w:t>
+        <w:t xml:space="preserve"> nước ở nhiệt độ </w:t>
+      </w:r>
+      <w:r>
+        <w:rPr>
+          <w:rFonts w:ascii="Times New Roman" w:hAnsi="Times New Roman"/>
+          <w:b w:val="0"/>
+          <w:i/>
+          <w:color w:val="000000"/>
+          <w:sz w:val="26"/>
+        </w:rPr>
+        <w:t>25^° C</w:t>
+      </w:r>
+      <w:r>
+        <w:rPr>
+          <w:rFonts w:ascii="Times New Roman" w:hAnsi="Times New Roman"/>
+          <w:b w:val="0"/>
+          <w:i w:val="0"/>
+          <w:color w:val="000000"/>
+          <w:sz w:val="26"/>
+        </w:rPr>
+        <w:t xml:space="preserve">. Cần cung cấp một nhiệt lượng bao nhiêu Joule để đun sôi lượng nước này đến </w:t>
+      </w:r>
+      <w:r>
+        <w:rPr>
+          <w:rFonts w:ascii="Times New Roman" w:hAnsi="Times New Roman"/>
+          <w:b w:val="0"/>
+          <w:i/>
+          <w:color w:val="000000"/>
+          <w:sz w:val="26"/>
+        </w:rPr>
+        <w:t>100^° C</w:t>
+      </w:r>
+      <w:r>
+        <w:rPr>
+          <w:rFonts w:ascii="Times New Roman" w:hAnsi="Times New Roman"/>
+          <w:b w:val="0"/>
+          <w:i w:val="0"/>
+          <w:color w:val="000000"/>
+          <w:sz w:val="26"/>
+        </w:rPr>
+        <w:t xml:space="preserve">? Biết nhiệt dung riêng của nhôm </w:t>
+      </w:r>
+      <w:r>
+        <w:rPr>
+          <w:rFonts w:ascii="Times New Roman" w:hAnsi="Times New Roman"/>
+          <w:b w:val="0"/>
+          <w:i/>
+          <w:color w:val="000000"/>
+          <w:sz w:val="26"/>
+        </w:rPr>
+        <w:t>c_1 = 880 J/kg.K</w:t>
+      </w:r>
+      <w:r>
+        <w:rPr>
+          <w:rFonts w:ascii="Times New Roman" w:hAnsi="Times New Roman"/>
+          <w:b w:val="0"/>
+          <w:i w:val="0"/>
+          <w:color w:val="000000"/>
+          <w:sz w:val="26"/>
+        </w:rPr>
+        <w:t xml:space="preserve"> và của nước </w:t>
+      </w:r>
+      <w:r>
+        <w:rPr>
+          <w:rFonts w:ascii="Times New Roman" w:hAnsi="Times New Roman"/>
+          <w:b w:val="0"/>
+          <w:i/>
+          <w:color w:val="000000"/>
+          <w:sz w:val="26"/>
+        </w:rPr>
+        <w:t>c_2 = 4200 J/kg.K</w:t>
+      </w:r>
+      <w:r>
+        <w:rPr>
+          <w:rFonts w:ascii="Times New Roman" w:hAnsi="Times New Roman"/>
+          <w:b w:val="0"/>
+          <w:i w:val="0"/>
+          <w:color w:val="000000"/>
+          <w:sz w:val="26"/>
+        </w:rPr>
+        <w:t>. Bỏ qua hao phí nhiệt.</w:t>
       </w:r>
     </w:p>
     <w:p>
@@ -8383,7 +7775,7 @@
           <w:color w:val="000000"/>
           <w:sz w:val="26"/>
         </w:rPr>
-        <w:t xml:space="preserve">Cần cung cấp một nhiệt lượng bằng bao nhiêu kilojoule (kJ) để đun nóng một khối đồng có khối lượng </w:t>
+        <w:t xml:space="preserve">Người ta thực hiện một công </w:t>
       </w:r>
       <w:r>
         <w:rPr>
@@ -8393,7 +7785,7 @@
           <w:color w:val="000000"/>
           <w:sz w:val="26"/>
         </w:rPr>
-        <w:t>5 kg</w:t>
+        <w:t>120 J</w:t>
       </w:r>
       <w:r>
         <w:rPr>
@@ -8403,7 +7795,7 @@
           <w:color w:val="000000"/>
           <w:sz w:val="26"/>
         </w:rPr>
-        <w:t xml:space="preserve"> từ nhiệt độ </w:t>
+        <w:t xml:space="preserve"> để nén khí trong xilanh. Đồng thời khối khí truyền ra môi trường xung quanh một nhiệt lượng </w:t>
       </w:r>
       <w:r>
         <w:rPr>
@@ -8413,7 +7805,7 @@
           <w:color w:val="000000"/>
           <w:sz w:val="26"/>
         </w:rPr>
-        <w:t>20^° C</w:t>
+        <w:t>40 J</w:t>
       </w:r>
       <w:r>
         <w:rPr>
@@ -8423,7 +7815,50 @@
           <w:color w:val="000000"/>
           <w:sz w:val="26"/>
         </w:rPr>
-        <w:t xml:space="preserve"> lên </w:t>
+        <w:t>. Độ biến thiên nội năng của khí bằng bao nhiêu Joule?</w:t>
+      </w:r>
+    </w:p>
+    <w:p>
+      <w:pPr>
+        <w:keepNext/>
+        <w:spacing w:before="40" w:after="160"/>
+        <w:ind w:left="567"/>
+      </w:pPr>
+      <w:r>
+        <w:rPr>
+          <w:rFonts w:ascii="Times New Roman" w:hAnsi="Times New Roman"/>
+          <w:color w:val="666666"/>
+          <w:sz w:val="22"/>
+        </w:rPr>
+        <w:t>Đáp số của học sinh: ..............................................................</w:t>
+      </w:r>
+    </w:p>
+    <w:p/>
+    <w:p>
+      <w:pPr>
+        <w:keepNext/>
+        <w:keepLines/>
+        <w:spacing w:before="120" w:after="80" w:line="312" w:lineRule="auto"/>
+        <w:jc w:val="both"/>
+      </w:pPr>
+      <w:r>
+        <w:rPr>
+          <w:rFonts w:ascii="Times New Roman" w:hAnsi="Times New Roman"/>
+          <w:b/>
+          <w:color w:val="000000"/>
+          <w:sz w:val="26"/>
+        </w:rPr>
+        <w:t xml:space="preserve">Câu 4. </w:t>
+      </w:r>
+      <w:r>
+        <w:rPr>
+          <w:rFonts w:ascii="Times New Roman" w:hAnsi="Times New Roman"/>
+          <w:b w:val="0"/>
+          <w:i w:val="0"/>
+          <w:color w:val="000000"/>
+          <w:sz w:val="26"/>
+        </w:rPr>
+        <w:t xml:space="preserve">Để làm nóng một thỏi đồng khối lượng </w:t>
       </w:r>
       <w:r>
         <w:rPr>
@@ -8433,7 +7868,7 @@
           <w:color w:val="000000"/>
           <w:sz w:val="26"/>
         </w:rPr>
-        <w:t>80^° C</w:t>
+        <w:t>2,5 kg</w:t>
       </w:r>
       <w:r>
         <w:rPr>
@@ -8443,7 +7878,7 @@
           <w:color w:val="000000"/>
           <w:sz w:val="26"/>
         </w:rPr>
-        <w:t xml:space="preserve">? Biết nhiệt dung riêng của đồng là </w:t>
+        <w:t xml:space="preserve"> thêm </w:t>
       </w:r>
       <w:r>
         <w:rPr>
@@ -8453,7 +7888,47 @@
           <w:color w:val="000000"/>
           <w:sz w:val="26"/>
         </w:rPr>
-        <w:t>380 J/kg.K</w:t>
+        <w:t>20 K</w:t>
+      </w:r>
+      <w:r>
+        <w:rPr>
+          <w:rFonts w:ascii="Times New Roman" w:hAnsi="Times New Roman"/>
+          <w:b w:val="0"/>
+          <w:i w:val="0"/>
+          <w:color w:val="000000"/>
+          <w:sz w:val="26"/>
+        </w:rPr>
+        <w:t xml:space="preserve"> cần cung cấp nhiệt lượng </w:t>
+      </w:r>
+      <w:r>
+        <w:rPr>
+          <w:rFonts w:ascii="Times New Roman" w:hAnsi="Times New Roman"/>
+          <w:b w:val="0"/>
+          <w:i/>
+          <w:color w:val="000000"/>
+          <w:sz w:val="26"/>
+        </w:rPr>
+        <w:t>19 kJ</w:t>
+      </w:r>
+      <w:r>
+        <w:rPr>
+          <w:rFonts w:ascii="Times New Roman" w:hAnsi="Times New Roman"/>
+          <w:b w:val="0"/>
+          <w:i w:val="0"/>
+          <w:color w:val="000000"/>
+          <w:sz w:val="26"/>
+        </w:rPr>
+        <w:t xml:space="preserve">. Tính nhiệt dung riêng của đồng theo đơn vị </w:t>
+      </w:r>
+      <w:r>
+        <w:rPr>
+          <w:rFonts w:ascii="Times New Roman" w:hAnsi="Times New Roman"/>
+          <w:b w:val="0"/>
+          <w:i/>
+          <w:color w:val="000000"/>
+          <w:sz w:val="26"/>
+        </w:rPr>
+        <w:t>J/kg.K</w:t>
       </w:r>
       <w:r>
         <w:rPr>
@@ -8496,89 +7971,6 @@
           <w:color w:val="000000"/>
           <w:sz w:val="26"/>
         </w:rPr>
-        <w:t xml:space="preserve">Câu 4. </w:t>
-      </w:r>
-      <w:r>
-        <w:rPr>
-          <w:rFonts w:ascii="Times New Roman" w:hAnsi="Times New Roman"/>
-          <w:b w:val="0"/>
-          <w:i w:val="0"/>
-          <w:color w:val="000000"/>
-          <w:sz w:val="26"/>
-        </w:rPr>
-        <w:t xml:space="preserve">Động cơ của một xe máy thực hiện một công cơ học </w:t>
-      </w:r>
-      <w:r>
-        <w:rPr>
-          <w:rFonts w:ascii="Times New Roman" w:hAnsi="Times New Roman"/>
-          <w:b w:val="0"/>
-          <w:i/>
-          <w:color w:val="000000"/>
-          <w:sz w:val="26"/>
-        </w:rPr>
-        <w:t>250 kJ</w:t>
-      </w:r>
-      <w:r>
-        <w:rPr>
-          <w:rFonts w:ascii="Times New Roman" w:hAnsi="Times New Roman"/>
-          <w:b w:val="0"/>
-          <w:i w:val="0"/>
-          <w:color w:val="000000"/>
-          <w:sz w:val="26"/>
-        </w:rPr>
-        <w:t xml:space="preserve"> trong một khoảng thời gian, đồng thời tỏa ra môi trường xung quanh một nhiệt lượng </w:t>
-      </w:r>
-      <w:r>
-        <w:rPr>
-          <w:rFonts w:ascii="Times New Roman" w:hAnsi="Times New Roman"/>
-          <w:b w:val="0"/>
-          <w:i/>
-          <w:color w:val="000000"/>
-          <w:sz w:val="26"/>
-        </w:rPr>
-        <w:t>750 kJ</w:t>
-      </w:r>
-      <w:r>
-        <w:rPr>
-          <w:rFonts w:ascii="Times New Roman" w:hAnsi="Times New Roman"/>
-          <w:b w:val="0"/>
-          <w:i w:val="0"/>
-          <w:color w:val="000000"/>
-          <w:sz w:val="26"/>
-        </w:rPr>
-        <w:t>. Tính lượng nội năng giảm đi của hỗn hợp nhiên liệu trong xilanh động cơ (theo đơn vị Megajoule - MJ).</w:t>
-      </w:r>
-    </w:p>
-    <w:p>
-      <w:pPr>
-        <w:keepNext/>
-        <w:spacing w:before="40" w:after="160"/>
-        <w:ind w:left="567"/>
-      </w:pPr>
-      <w:r>
-        <w:rPr>
-          <w:rFonts w:ascii="Times New Roman" w:hAnsi="Times New Roman"/>
-          <w:color w:val="666666"/>
-          <w:sz w:val="22"/>
-        </w:rPr>
-        <w:t>Đáp số của học sinh: ..............................................................</w:t>
-      </w:r>
-    </w:p>
-    <w:p/>
-    <w:p>
-      <w:pPr>
-        <w:keepNext/>
-        <w:keepLines/>
-        <w:spacing w:before="120" w:after="80" w:line="312" w:lineRule="auto"/>
-        <w:jc w:val="both"/>
-      </w:pPr>
-      <w:r>
-        <w:rPr>
-          <w:rFonts w:ascii="Times New Roman" w:hAnsi="Times New Roman"/>
-          <w:b/>
-          <w:color w:val="000000"/>
-          <w:sz w:val="26"/>
-        </w:rPr>
         <w:t xml:space="preserve">Câu 5. </w:t>
       </w:r>
       <w:r>
@@ -8589,7 +7981,7 @@
           <w:color w:val="000000"/>
           <w:sz w:val="26"/>
         </w:rPr>
-        <w:t xml:space="preserve">Một cốc nước chứa </w:t>
+        <w:t xml:space="preserve">Một động cơ nhiệt nhận nhiệt lượng </w:t>
       </w:r>
       <w:r>
         <w:rPr>
@@ -8599,7 +7991,7 @@
           <w:color w:val="000000"/>
           <w:sz w:val="26"/>
         </w:rPr>
-        <w:t>200 g</w:t>
+        <w:t>450 J</w:t>
       </w:r>
       <w:r>
         <w:rPr>
@@ -8609,7 +8001,7 @@
           <w:color w:val="000000"/>
           <w:sz w:val="26"/>
         </w:rPr>
-        <w:t xml:space="preserve"> nước ở </w:t>
+        <w:t xml:space="preserve"> từ nguồn nóng, tỏa nhiệt lượng </w:t>
       </w:r>
       <w:r>
         <w:rPr>
@@ -8619,7 +8011,7 @@
           <w:color w:val="000000"/>
           <w:sz w:val="26"/>
         </w:rPr>
-        <w:t>25^° C</w:t>
+        <w:t>300 J</w:t>
       </w:r>
       <w:r>
         <w:rPr>
@@ -8629,87 +8021,7 @@
           <w:color w:val="000000"/>
           <w:sz w:val="26"/>
         </w:rPr>
-        <w:t xml:space="preserve">. Người ta thả vào cốc nước một viên đá lạnh có khối lượng </w:t>
-      </w:r>
-      <w:r>
-        <w:rPr>
-          <w:rFonts w:ascii="Times New Roman" w:hAnsi="Times New Roman"/>
-          <w:b w:val="0"/>
-          <w:i/>
-          <w:color w:val="000000"/>
-          <w:sz w:val="26"/>
-        </w:rPr>
-        <w:t>50 g</w:t>
-      </w:r>
-      <w:r>
-        <w:rPr>
-          <w:rFonts w:ascii="Times New Roman" w:hAnsi="Times New Roman"/>
-          <w:b w:val="0"/>
-          <w:i w:val="0"/>
-          <w:color w:val="000000"/>
-          <w:sz w:val="26"/>
-        </w:rPr>
-        <w:t xml:space="preserve"> ở </w:t>
-      </w:r>
-      <w:r>
-        <w:rPr>
-          <w:rFonts w:ascii="Times New Roman" w:hAnsi="Times New Roman"/>
-          <w:b w:val="0"/>
-          <w:i/>
-          <w:color w:val="000000"/>
-          <w:sz w:val="26"/>
-        </w:rPr>
-        <w:t>0^° C</w:t>
-      </w:r>
-      <w:r>
-        <w:rPr>
-          <w:rFonts w:ascii="Times New Roman" w:hAnsi="Times New Roman"/>
-          <w:b w:val="0"/>
-          <w:i w:val="0"/>
-          <w:color w:val="000000"/>
-          <w:sz w:val="26"/>
-        </w:rPr>
-        <w:t xml:space="preserve">. Khi đạt cân bằng nhiệt thì nước trong cốc có nhiệt độ là </w:t>
-      </w:r>
-      <w:r>
-        <w:rPr>
-          <w:rFonts w:ascii="Times New Roman" w:hAnsi="Times New Roman"/>
-          <w:b w:val="0"/>
-          <w:i/>
-          <w:color w:val="000000"/>
-          <w:sz w:val="26"/>
-        </w:rPr>
-        <w:t>5^° C</w:t>
-      </w:r>
-      <w:r>
-        <w:rPr>
-          <w:rFonts w:ascii="Times New Roman" w:hAnsi="Times New Roman"/>
-          <w:b w:val="0"/>
-          <w:i w:val="0"/>
-          <w:color w:val="000000"/>
-          <w:sz w:val="26"/>
-        </w:rPr>
-        <w:t xml:space="preserve">. Tính nhiệt lượng tỏa ra của lượng nước lỏng ban đầu trong cốc (theo đơn vị Joule). Cho nhiệt dung riêng của nước là </w:t>
-      </w:r>
-      <w:r>
-        <w:rPr>
-          <w:rFonts w:ascii="Times New Roman" w:hAnsi="Times New Roman"/>
-          <w:b w:val="0"/>
-          <w:i/>
-          <w:color w:val="000000"/>
-          <w:sz w:val="26"/>
-        </w:rPr>
-        <w:t>4200 J/kg.K</w:t>
-      </w:r>
-      <w:r>
-        <w:rPr>
-          <w:rFonts w:ascii="Times New Roman" w:hAnsi="Times New Roman"/>
-          <w:b w:val="0"/>
-          <w:i w:val="0"/>
-          <w:color w:val="000000"/>
-          <w:sz w:val="26"/>
-        </w:rPr>
-        <w:t>.</w:t>
+        <w:t xml:space="preserve"> cho nguồn lạnh. Tính công hữu ích mà động cơ thực hiện được theo đơn vị Joule.</w:t>
       </w:r>
     </w:p>
     <w:p>
@@ -8752,7 +8064,7 @@
           <w:color w:val="000000"/>
           <w:sz w:val="26"/>
         </w:rPr>
-        <w:t xml:space="preserve">Một lượng khí lí tưởng trong một thiết bị lạnh được giãn nở sinh công </w:t>
+        <w:t xml:space="preserve">Một lượng nước khối lượng </w:t>
       </w:r>
       <w:r>
         <w:rPr>
@@ -8762,7 +8074,7 @@
           <w:color w:val="000000"/>
           <w:sz w:val="26"/>
         </w:rPr>
-        <w:t>300 J</w:t>
+        <w:t>0,2 kg</w:t>
       </w:r>
       <w:r>
         <w:rPr>
@@ -8772,7 +8084,7 @@
           <w:color w:val="000000"/>
           <w:sz w:val="26"/>
         </w:rPr>
-        <w:t xml:space="preserve">, đồng thời nội năng của khí giảm đi </w:t>
+        <w:t xml:space="preserve"> ở nhiệt độ </w:t>
       </w:r>
       <w:r>
         <w:rPr>
@@ -8782,7 +8094,7 @@
           <w:color w:val="000000"/>
           <w:sz w:val="26"/>
         </w:rPr>
-        <w:t>500 J</w:t>
+        <w:t>100^° C</w:t>
       </w:r>
       <w:r>
         <w:rPr>
@@ -8792,7 +8104,47 @@
           <w:color w:val="000000"/>
           <w:sz w:val="26"/>
         </w:rPr>
-        <w:t>. Tính lượng nhiệt lượng mà khối khí đã trao đổi với môi trường xung quanh (theo đơn vị Joule, nếu hệ tỏa nhiệt ghi giá trị âm).</w:t>
+        <w:t xml:space="preserve"> được đổ vào một cốc chứa </w:t>
+      </w:r>
+      <w:r>
+        <w:rPr>
+          <w:rFonts w:ascii="Times New Roman" w:hAnsi="Times New Roman"/>
+          <w:b w:val="0"/>
+          <w:i/>
+          <w:color w:val="000000"/>
+          <w:sz w:val="26"/>
+        </w:rPr>
+        <w:t>0,4 kg</w:t>
+      </w:r>
+      <w:r>
+        <w:rPr>
+          <w:rFonts w:ascii="Times New Roman" w:hAnsi="Times New Roman"/>
+          <w:b w:val="0"/>
+          <w:i w:val="0"/>
+          <w:color w:val="000000"/>
+          <w:sz w:val="26"/>
+        </w:rPr>
+        <w:t xml:space="preserve"> nước ở </w:t>
+      </w:r>
+      <w:r>
+        <w:rPr>
+          <w:rFonts w:ascii="Times New Roman" w:hAnsi="Times New Roman"/>
+          <w:b w:val="0"/>
+          <w:i/>
+          <w:color w:val="000000"/>
+          <w:sz w:val="26"/>
+        </w:rPr>
+        <w:t>25^° C</w:t>
+      </w:r>
+      <w:r>
+        <w:rPr>
+          <w:rFonts w:ascii="Times New Roman" w:hAnsi="Times New Roman"/>
+          <w:b w:val="0"/>
+          <w:i w:val="0"/>
+          <w:color w:val="000000"/>
+          <w:sz w:val="26"/>
+        </w:rPr>
+        <w:t>. Bỏ qua nhiệt dung của cốc và sự hao phí nhiệt. Nhiệt độ cân bằng của hệ bằng bao nhiêu độ Celsius?</w:t>
       </w:r>
     </w:p>
     <w:p>
@@ -8849,7 +8201,1452 @@
           <w:color w:val="000000"/>
           <w:sz w:val="26"/>
         </w:rPr>
-        <w:t>PHẦN I:</w:t>
+        <w:t>PHẦN I: CÂU HỎI TRẮC NGHIỆM NHIỀU LỰA CHỌN</w:t>
+      </w:r>
+    </w:p>
+    <w:tbl>
+      <w:tblPr>
+        <w:tblW w:type="auto" w:w="0"/>
+        <w:jc w:val="center"/>
+        <w:tblLayout w:type="fixed"/>
+        <w:tblLook w:firstColumn="1" w:firstRow="1" w:lastColumn="0" w:lastRow="0" w:noHBand="0" w:noVBand="1" w:val="04A0"/>
+        <w:tblW w:w="9639" w:type="dxa"/>
+      </w:tblPr>
+      <w:tblGrid>
+        <w:gridCol w:w="1606"/>
+        <w:gridCol w:w="1606"/>
+        <w:gridCol w:w="1606"/>
+        <w:gridCol w:w="1606"/>
+        <w:gridCol w:w="1606"/>
+        <w:gridCol w:w="1606"/>
+      </w:tblGrid>
+      <w:tr>
+        <w:trPr>
+          <w:tblHeader/>
+        </w:trPr>
+        <w:tc>
+          <w:tcPr>
+            <w:tcW w:type="dxa" w:w="1606"/>
+            <w:shd w:fill="D9D9D9"/>
+            <w:tcMar>
+              <w:top w:w="114" w:type="dxa"/>
+              <w:bottom w:w="114" w:type="dxa"/>
+              <w:left w:w="170" w:type="dxa"/>
+              <w:right w:w="170" w:type="dxa"/>
+            </w:tcMar>
+            <w:tcBorders>
+              <w:top w:val="single" w:sz="4" w:space="0" w:color="BFBFBF"/>
+              <w:left w:val="single" w:sz="4" w:space="0" w:color="BFBFBF"/>
+              <w:bottom w:val="single" w:sz="4" w:space="0" w:color="BFBFBF"/>
+              <w:right w:val="single" w:sz="4" w:space="0" w:color="BFBFBF"/>
+            </w:tcBorders>
+          </w:tcPr>
+          <w:p>
+            <w:pPr>
+              <w:spacing w:before="40" w:after="40"/>
+              <w:jc w:val="center"/>
+            </w:pPr>
+            <w:r/>
+            <w:r>
+              <w:rPr>
+                <w:rFonts w:ascii="Times New Roman" w:hAnsi="Times New Roman"/>
+                <w:b/>
+                <w:color w:val="000000"/>
+                <w:sz w:val="24"/>
+              </w:rPr>
+              <w:t>Câu</w:t>
+            </w:r>
+          </w:p>
+        </w:tc>
+        <w:tc>
+          <w:tcPr>
+            <w:tcW w:type="dxa" w:w="1606"/>
+            <w:shd w:fill="D9D9D9"/>
+            <w:tcMar>
+              <w:top w:w="114" w:type="dxa"/>
+              <w:bottom w:w="114" w:type="dxa"/>
+              <w:left w:w="170" w:type="dxa"/>
+              <w:right w:w="170" w:type="dxa"/>
+            </w:tcMar>
+            <w:tcBorders>
+              <w:top w:val="single" w:sz="4" w:space="0" w:color="BFBFBF"/>
+              <w:left w:val="single" w:sz="4" w:space="0" w:color="BFBFBF"/>
+              <w:bottom w:val="single" w:sz="4" w:space="0" w:color="BFBFBF"/>
+              <w:right w:val="single" w:sz="4" w:space="0" w:color="BFBFBF"/>
+            </w:tcBorders>
+          </w:tcPr>
+          <w:p>
+            <w:pPr>
+              <w:spacing w:before="40" w:after="40"/>
+              <w:jc w:val="center"/>
+            </w:pPr>
+            <w:r/>
+            <w:r>
+              <w:rPr>
+                <w:rFonts w:ascii="Times New Roman" w:hAnsi="Times New Roman"/>
+                <w:b/>
+                <w:color w:val="000000"/>
+                <w:sz w:val="24"/>
+              </w:rPr>
+              <w:t>Đáp án</w:t>
+            </w:r>
+          </w:p>
+        </w:tc>
+        <w:tc>
+          <w:tcPr>
+            <w:tcW w:type="dxa" w:w="1606"/>
+            <w:shd w:fill="D9D9D9"/>
+            <w:tcMar>
+              <w:top w:w="114" w:type="dxa"/>
+              <w:bottom w:w="114" w:type="dxa"/>
+              <w:left w:w="170" w:type="dxa"/>
+              <w:right w:w="170" w:type="dxa"/>
+            </w:tcMar>
+            <w:tcBorders>
+              <w:top w:val="single" w:sz="4" w:space="0" w:color="BFBFBF"/>
+              <w:left w:val="single" w:sz="4" w:space="0" w:color="BFBFBF"/>
+              <w:bottom w:val="single" w:sz="4" w:space="0" w:color="BFBFBF"/>
+              <w:right w:val="single" w:sz="4" w:space="0" w:color="BFBFBF"/>
+            </w:tcBorders>
+          </w:tcPr>
+          <w:p>
+            <w:pPr>
+              <w:spacing w:before="40" w:after="40"/>
+              <w:jc w:val="center"/>
+            </w:pPr>
+            <w:r/>
+            <w:r>
+              <w:rPr>
+                <w:rFonts w:ascii="Times New Roman" w:hAnsi="Times New Roman"/>
+                <w:b/>
+                <w:color w:val="000000"/>
+                <w:sz w:val="24"/>
+              </w:rPr>
+              <w:t>Câu</w:t>
+            </w:r>
+          </w:p>
+        </w:tc>
+        <w:tc>
+          <w:tcPr>
+            <w:tcW w:type="dxa" w:w="1606"/>
+            <w:shd w:fill="D9D9D9"/>
+            <w:tcMar>
+              <w:top w:w="114" w:type="dxa"/>
+              <w:bottom w:w="114" w:type="dxa"/>
+              <w:left w:w="170" w:type="dxa"/>
+              <w:right w:w="170" w:type="dxa"/>
+            </w:tcMar>
+            <w:tcBorders>
+              <w:top w:val="single" w:sz="4" w:space="0" w:color="BFBFBF"/>
+              <w:left w:val="single" w:sz="4" w:space="0" w:color="BFBFBF"/>
+              <w:bottom w:val="single" w:sz="4" w:space="0" w:color="BFBFBF"/>
+              <w:right w:val="single" w:sz="4" w:space="0" w:color="BFBFBF"/>
+            </w:tcBorders>
+          </w:tcPr>
+          <w:p>
+            <w:pPr>
+              <w:spacing w:before="40" w:after="40"/>
+              <w:jc w:val="center"/>
+            </w:pPr>
+            <w:r/>
+            <w:r>
+              <w:rPr>
+                <w:rFonts w:ascii="Times New Roman" w:hAnsi="Times New Roman"/>
+                <w:b/>
+                <w:color w:val="000000"/>
+                <w:sz w:val="24"/>
+              </w:rPr>
+              <w:t>Đáp án</w:t>
+            </w:r>
+          </w:p>
+        </w:tc>
+        <w:tc>
+          <w:tcPr>
+            <w:tcW w:type="dxa" w:w="1606"/>
+            <w:shd w:fill="D9D9D9"/>
+            <w:tcMar>
+              <w:top w:w="114" w:type="dxa"/>
+              <w:bottom w:w="114" w:type="dxa"/>
+              <w:left w:w="170" w:type="dxa"/>
+              <w:right w:w="170" w:type="dxa"/>
+            </w:tcMar>
+            <w:tcBorders>
+              <w:top w:val="single" w:sz="4" w:space="0" w:color="BFBFBF"/>
+              <w:left w:val="single" w:sz="4" w:space="0" w:color="BFBFBF"/>
+              <w:bottom w:val="single" w:sz="4" w:space="0" w:color="BFBFBF"/>
+              <w:right w:val="single" w:sz="4" w:space="0" w:color="BFBFBF"/>
+            </w:tcBorders>
+          </w:tcPr>
+          <w:p>
+            <w:pPr>
+              <w:spacing w:before="40" w:after="40"/>
+              <w:jc w:val="center"/>
+            </w:pPr>
+            <w:r/>
+            <w:r>
+              <w:rPr>
+                <w:rFonts w:ascii="Times New Roman" w:hAnsi="Times New Roman"/>
+                <w:b/>
+                <w:color w:val="000000"/>
+                <w:sz w:val="24"/>
+              </w:rPr>
+              <w:t>Câu</w:t>
+            </w:r>
+          </w:p>
+        </w:tc>
+        <w:tc>
+          <w:tcPr>
+            <w:tcW w:type="dxa" w:w="1606"/>
+            <w:shd w:fill="D9D9D9"/>
+            <w:tcMar>
+              <w:top w:w="114" w:type="dxa"/>
+              <w:bottom w:w="114" w:type="dxa"/>
+              <w:left w:w="170" w:type="dxa"/>
+              <w:right w:w="170" w:type="dxa"/>
+            </w:tcMar>
+            <w:tcBorders>
+              <w:top w:val="single" w:sz="4" w:space="0" w:color="BFBFBF"/>
+              <w:left w:val="single" w:sz="4" w:space="0" w:color="BFBFBF"/>
+              <w:bottom w:val="single" w:sz="4" w:space="0" w:color="BFBFBF"/>
+              <w:right w:val="single" w:sz="4" w:space="0" w:color="BFBFBF"/>
+            </w:tcBorders>
+          </w:tcPr>
+          <w:p>
+            <w:pPr>
+              <w:spacing w:before="40" w:after="40"/>
+              <w:jc w:val="center"/>
+            </w:pPr>
+            <w:r/>
+            <w:r>
+              <w:rPr>
+                <w:rFonts w:ascii="Times New Roman" w:hAnsi="Times New Roman"/>
+                <w:b/>
+                <w:color w:val="000000"/>
+                <w:sz w:val="24"/>
+              </w:rPr>
+              <w:t>Đáp án</w:t>
+            </w:r>
+          </w:p>
+        </w:tc>
+      </w:tr>
+      <w:tr>
+        <w:trPr>
+          <w:cantSplit/>
+        </w:trPr>
+        <w:tc>
+          <w:tcPr>
+            <w:tcW w:type="dxa" w:w="1606"/>
+            <w:tcMar>
+              <w:top w:w="114" w:type="dxa"/>
+              <w:bottom w:w="114" w:type="dxa"/>
+              <w:left w:w="170" w:type="dxa"/>
+              <w:right w:w="170" w:type="dxa"/>
+            </w:tcMar>
+            <w:tcBorders>
+              <w:top w:val="single" w:sz="4" w:space="0" w:color="BFBFBF"/>
+              <w:left w:val="single" w:sz="4" w:space="0" w:color="BFBFBF"/>
+              <w:bottom w:val="single" w:sz="4" w:space="0" w:color="BFBFBF"/>
+              <w:right w:val="single" w:sz="4" w:space="0" w:color="BFBFBF"/>
+            </w:tcBorders>
+          </w:tcPr>
+          <w:p>
+            <w:pPr>
+              <w:spacing w:before="40" w:after="40" w:line="276" w:lineRule="auto"/>
+              <w:jc w:val="left"/>
+            </w:pPr>
+            <w:r/>
+            <w:r>
+              <w:rPr>
+                <w:rFonts w:ascii="Times New Roman" w:hAnsi="Times New Roman"/>
+                <w:b/>
+                <w:color w:val="000000"/>
+                <w:sz w:val="22"/>
+              </w:rPr>
+              <w:t>Câu 1</w:t>
+            </w:r>
+          </w:p>
+        </w:tc>
+        <w:tc>
+          <w:tcPr>
+            <w:tcW w:type="dxa" w:w="1606"/>
+            <w:tcMar>
+              <w:top w:w="114" w:type="dxa"/>
+              <w:bottom w:w="114" w:type="dxa"/>
+              <w:left w:w="170" w:type="dxa"/>
+              <w:right w:w="170" w:type="dxa"/>
+            </w:tcMar>
+            <w:tcBorders>
+              <w:top w:val="single" w:sz="4" w:space="0" w:color="BFBFBF"/>
+              <w:left w:val="single" w:sz="4" w:space="0" w:color="BFBFBF"/>
+              <w:bottom w:val="single" w:sz="4" w:space="0" w:color="BFBFBF"/>
+              <w:right w:val="single" w:sz="4" w:space="0" w:color="BFBFBF"/>
+            </w:tcBorders>
+          </w:tcPr>
+          <w:p>
+            <w:pPr>
+              <w:spacing w:before="40" w:after="40" w:line="276" w:lineRule="auto"/>
+              <w:jc w:val="left"/>
+            </w:pPr>
+            <w:r/>
+            <w:r>
+              <w:rPr>
+                <w:rFonts w:ascii="Times New Roman" w:hAnsi="Times New Roman"/>
+                <w:color w:val="000000"/>
+                <w:sz w:val="22"/>
+              </w:rPr>
+              <w:t>A</w:t>
+            </w:r>
+          </w:p>
+        </w:tc>
+        <w:tc>
+          <w:tcPr>
+            <w:tcW w:type="dxa" w:w="1606"/>
+            <w:tcMar>
+              <w:top w:w="114" w:type="dxa"/>
+              <w:bottom w:w="114" w:type="dxa"/>
+              <w:left w:w="170" w:type="dxa"/>
+              <w:right w:w="170" w:type="dxa"/>
+            </w:tcMar>
+            <w:tcBorders>
+              <w:top w:val="single" w:sz="4" w:space="0" w:color="BFBFBF"/>
+              <w:left w:val="single" w:sz="4" w:space="0" w:color="BFBFBF"/>
+              <w:bottom w:val="single" w:sz="4" w:space="0" w:color="BFBFBF"/>
+              <w:right w:val="single" w:sz="4" w:space="0" w:color="BFBFBF"/>
+            </w:tcBorders>
+          </w:tcPr>
+          <w:p>
+            <w:pPr>
+              <w:spacing w:before="40" w:after="40" w:line="276" w:lineRule="auto"/>
+              <w:jc w:val="left"/>
+            </w:pPr>
+            <w:r/>
+            <w:r>
+              <w:rPr>
+                <w:rFonts w:ascii="Times New Roman" w:hAnsi="Times New Roman"/>
+                <w:b/>
+                <w:color w:val="000000"/>
+                <w:sz w:val="22"/>
+              </w:rPr>
+              <w:t>Câu 7</w:t>
+            </w:r>
+          </w:p>
+        </w:tc>
+        <w:tc>
+          <w:tcPr>
+            <w:tcW w:type="dxa" w:w="1606"/>
+            <w:tcMar>
+              <w:top w:w="114" w:type="dxa"/>
+              <w:bottom w:w="114" w:type="dxa"/>
+              <w:left w:w="170" w:type="dxa"/>
+              <w:right w:w="170" w:type="dxa"/>
+            </w:tcMar>
+            <w:tcBorders>
+              <w:top w:val="single" w:sz="4" w:space="0" w:color="BFBFBF"/>
+              <w:left w:val="single" w:sz="4" w:space="0" w:color="BFBFBF"/>
+              <w:bottom w:val="single" w:sz="4" w:space="0" w:color="BFBFBF"/>
+              <w:right w:val="single" w:sz="4" w:space="0" w:color="BFBFBF"/>
+            </w:tcBorders>
+          </w:tcPr>
+          <w:p>
+            <w:pPr>
+              <w:spacing w:before="40" w:after="40" w:line="276" w:lineRule="auto"/>
+              <w:jc w:val="left"/>
+            </w:pPr>
+            <w:r/>
+            <w:r>
+              <w:rPr>
+                <w:rFonts w:ascii="Times New Roman" w:hAnsi="Times New Roman"/>
+                <w:color w:val="000000"/>
+                <w:sz w:val="22"/>
+              </w:rPr>
+              <w:t>A</w:t>
+            </w:r>
+          </w:p>
+        </w:tc>
+        <w:tc>
+          <w:tcPr>
+            <w:tcW w:type="dxa" w:w="1606"/>
+            <w:tcMar>
+              <w:top w:w="114" w:type="dxa"/>
+              <w:bottom w:w="114" w:type="dxa"/>
+              <w:left w:w="170" w:type="dxa"/>
+              <w:right w:w="170" w:type="dxa"/>
+            </w:tcMar>
+            <w:tcBorders>
+              <w:top w:val="single" w:sz="4" w:space="0" w:color="BFBFBF"/>
+              <w:left w:val="single" w:sz="4" w:space="0" w:color="BFBFBF"/>
+              <w:bottom w:val="single" w:sz="4" w:space="0" w:color="BFBFBF"/>
+              <w:right w:val="single" w:sz="4" w:space="0" w:color="BFBFBF"/>
+            </w:tcBorders>
+          </w:tcPr>
+          <w:p>
+            <w:pPr>
+              <w:spacing w:before="40" w:after="40" w:line="276" w:lineRule="auto"/>
+              <w:jc w:val="left"/>
+            </w:pPr>
+            <w:r/>
+            <w:r>
+              <w:rPr>
+                <w:rFonts w:ascii="Times New Roman" w:hAnsi="Times New Roman"/>
+                <w:b/>
+                <w:color w:val="000000"/>
+                <w:sz w:val="22"/>
+              </w:rPr>
+              <w:t>Câu 13</w:t>
+            </w:r>
+          </w:p>
+        </w:tc>
+        <w:tc>
+          <w:tcPr>
+            <w:tcW w:type="dxa" w:w="1606"/>
+            <w:tcMar>
+              <w:top w:w="114" w:type="dxa"/>
+              <w:bottom w:w="114" w:type="dxa"/>
+              <w:left w:w="170" w:type="dxa"/>
+              <w:right w:w="170" w:type="dxa"/>
+            </w:tcMar>
+            <w:tcBorders>
+              <w:top w:val="single" w:sz="4" w:space="0" w:color="BFBFBF"/>
+              <w:left w:val="single" w:sz="4" w:space="0" w:color="BFBFBF"/>
+              <w:bottom w:val="single" w:sz="4" w:space="0" w:color="BFBFBF"/>
+              <w:right w:val="single" w:sz="4" w:space="0" w:color="BFBFBF"/>
+            </w:tcBorders>
+          </w:tcPr>
+          <w:p>
+            <w:pPr>
+              <w:spacing w:before="40" w:after="40" w:line="276" w:lineRule="auto"/>
+              <w:jc w:val="left"/>
+            </w:pPr>
+            <w:r/>
+            <w:r>
+              <w:rPr>
+                <w:rFonts w:ascii="Times New Roman" w:hAnsi="Times New Roman"/>
+                <w:color w:val="000000"/>
+                <w:sz w:val="22"/>
+              </w:rPr>
+              <w:t>A</w:t>
+            </w:r>
+          </w:p>
+        </w:tc>
+      </w:tr>
+      <w:tr>
+        <w:trPr>
+          <w:cantSplit/>
+        </w:trPr>
+        <w:tc>
+          <w:tcPr>
+            <w:tcW w:type="dxa" w:w="1606"/>
+            <w:tcMar>
+              <w:top w:w="114" w:type="dxa"/>
+              <w:bottom w:w="114" w:type="dxa"/>
+              <w:left w:w="170" w:type="dxa"/>
+              <w:right w:w="170" w:type="dxa"/>
+            </w:tcMar>
+            <w:tcBorders>
+              <w:top w:val="single" w:sz="4" w:space="0" w:color="BFBFBF"/>
+              <w:left w:val="single" w:sz="4" w:space="0" w:color="BFBFBF"/>
+              <w:bottom w:val="single" w:sz="4" w:space="0" w:color="BFBFBF"/>
+              <w:right w:val="single" w:sz="4" w:space="0" w:color="BFBFBF"/>
+            </w:tcBorders>
+          </w:tcPr>
+          <w:p>
+            <w:pPr>
+              <w:spacing w:before="40" w:after="40" w:line="276" w:lineRule="auto"/>
+              <w:jc w:val="left"/>
+            </w:pPr>
+            <w:r/>
+            <w:r>
+              <w:rPr>
+                <w:rFonts w:ascii="Times New Roman" w:hAnsi="Times New Roman"/>
+                <w:b/>
+                <w:color w:val="000000"/>
+                <w:sz w:val="22"/>
+              </w:rPr>
+              <w:t>Câu 2</w:t>
+            </w:r>
+          </w:p>
+        </w:tc>
+        <w:tc>
+          <w:tcPr>
+            <w:tcW w:type="dxa" w:w="1606"/>
+            <w:tcMar>
+              <w:top w:w="114" w:type="dxa"/>
+              <w:bottom w:w="114" w:type="dxa"/>
+              <w:left w:w="170" w:type="dxa"/>
+              <w:right w:w="170" w:type="dxa"/>
+            </w:tcMar>
+            <w:tcBorders>
+              <w:top w:val="single" w:sz="4" w:space="0" w:color="BFBFBF"/>
+              <w:left w:val="single" w:sz="4" w:space="0" w:color="BFBFBF"/>
+              <w:bottom w:val="single" w:sz="4" w:space="0" w:color="BFBFBF"/>
+              <w:right w:val="single" w:sz="4" w:space="0" w:color="BFBFBF"/>
+            </w:tcBorders>
+          </w:tcPr>
+          <w:p>
+            <w:pPr>
+              <w:spacing w:before="40" w:after="40" w:line="276" w:lineRule="auto"/>
+              <w:jc w:val="left"/>
+            </w:pPr>
+            <w:r/>
+            <w:r>
+              <w:rPr>
+                <w:rFonts w:ascii="Times New Roman" w:hAnsi="Times New Roman"/>
+                <w:color w:val="000000"/>
+                <w:sz w:val="22"/>
+              </w:rPr>
+              <w:t>A</w:t>
+            </w:r>
+          </w:p>
+        </w:tc>
+        <w:tc>
+          <w:tcPr>
+            <w:tcW w:type="dxa" w:w="1606"/>
+            <w:tcMar>
+              <w:top w:w="114" w:type="dxa"/>
+              <w:bottom w:w="114" w:type="dxa"/>
+              <w:left w:w="170" w:type="dxa"/>
+              <w:right w:w="170" w:type="dxa"/>
+            </w:tcMar>
+            <w:tcBorders>
+              <w:top w:val="single" w:sz="4" w:space="0" w:color="BFBFBF"/>
+              <w:left w:val="single" w:sz="4" w:space="0" w:color="BFBFBF"/>
+              <w:bottom w:val="single" w:sz="4" w:space="0" w:color="BFBFBF"/>
+              <w:right w:val="single" w:sz="4" w:space="0" w:color="BFBFBF"/>
+            </w:tcBorders>
+          </w:tcPr>
+          <w:p>
+            <w:pPr>
+              <w:spacing w:before="40" w:after="40" w:line="276" w:lineRule="auto"/>
+              <w:jc w:val="left"/>
+            </w:pPr>
+            <w:r/>
+            <w:r>
+              <w:rPr>
+                <w:rFonts w:ascii="Times New Roman" w:hAnsi="Times New Roman"/>
+                <w:b/>
+                <w:color w:val="000000"/>
+                <w:sz w:val="22"/>
+              </w:rPr>
+              <w:t>Câu 8</w:t>
+            </w:r>
+          </w:p>
+        </w:tc>
+        <w:tc>
+          <w:tcPr>
+            <w:tcW w:type="dxa" w:w="1606"/>
+            <w:tcMar>
+              <w:top w:w="114" w:type="dxa"/>
+              <w:bottom w:w="114" w:type="dxa"/>
+              <w:left w:w="170" w:type="dxa"/>
+              <w:right w:w="170" w:type="dxa"/>
+            </w:tcMar>
+            <w:tcBorders>
+              <w:top w:val="single" w:sz="4" w:space="0" w:color="BFBFBF"/>
+              <w:left w:val="single" w:sz="4" w:space="0" w:color="BFBFBF"/>
+              <w:bottom w:val="single" w:sz="4" w:space="0" w:color="BFBFBF"/>
+              <w:right w:val="single" w:sz="4" w:space="0" w:color="BFBFBF"/>
+            </w:tcBorders>
+          </w:tcPr>
+          <w:p>
+            <w:pPr>
+              <w:spacing w:before="40" w:after="40" w:line="276" w:lineRule="auto"/>
+              <w:jc w:val="left"/>
+            </w:pPr>
+            <w:r/>
+            <w:r>
+              <w:rPr>
+                <w:rFonts w:ascii="Times New Roman" w:hAnsi="Times New Roman"/>
+                <w:color w:val="000000"/>
+                <w:sz w:val="22"/>
+              </w:rPr>
+              <w:t>A</w:t>
+            </w:r>
+          </w:p>
+        </w:tc>
+        <w:tc>
+          <w:tcPr>
+            <w:tcW w:type="dxa" w:w="1606"/>
+            <w:tcMar>
+              <w:top w:w="114" w:type="dxa"/>
+              <w:bottom w:w="114" w:type="dxa"/>
+              <w:left w:w="170" w:type="dxa"/>
+              <w:right w:w="170" w:type="dxa"/>
+            </w:tcMar>
+            <w:tcBorders>
+              <w:top w:val="single" w:sz="4" w:space="0" w:color="BFBFBF"/>
+              <w:left w:val="single" w:sz="4" w:space="0" w:color="BFBFBF"/>
+              <w:bottom w:val="single" w:sz="4" w:space="0" w:color="BFBFBF"/>
+              <w:right w:val="single" w:sz="4" w:space="0" w:color="BFBFBF"/>
+            </w:tcBorders>
+          </w:tcPr>
+          <w:p>
+            <w:pPr>
+              <w:spacing w:before="40" w:after="40" w:line="276" w:lineRule="auto"/>
+              <w:jc w:val="left"/>
+            </w:pPr>
+            <w:r/>
+            <w:r>
+              <w:rPr>
+                <w:rFonts w:ascii="Times New Roman" w:hAnsi="Times New Roman"/>
+                <w:b/>
+                <w:color w:val="000000"/>
+                <w:sz w:val="22"/>
+              </w:rPr>
+              <w:t>Câu 14</w:t>
+            </w:r>
+          </w:p>
+        </w:tc>
+        <w:tc>
+          <w:tcPr>
+            <w:tcW w:type="dxa" w:w="1606"/>
+            <w:tcMar>
+              <w:top w:w="114" w:type="dxa"/>
+              <w:bottom w:w="114" w:type="dxa"/>
+              <w:left w:w="170" w:type="dxa"/>
+              <w:right w:w="170" w:type="dxa"/>
+            </w:tcMar>
+            <w:tcBorders>
+              <w:top w:val="single" w:sz="4" w:space="0" w:color="BFBFBF"/>
+              <w:left w:val="single" w:sz="4" w:space="0" w:color="BFBFBF"/>
+              <w:bottom w:val="single" w:sz="4" w:space="0" w:color="BFBFBF"/>
+              <w:right w:val="single" w:sz="4" w:space="0" w:color="BFBFBF"/>
+            </w:tcBorders>
+          </w:tcPr>
+          <w:p>
+            <w:pPr>
+              <w:spacing w:before="40" w:after="40" w:line="276" w:lineRule="auto"/>
+              <w:jc w:val="left"/>
+            </w:pPr>
+            <w:r/>
+            <w:r>
+              <w:rPr>
+                <w:rFonts w:ascii="Times New Roman" w:hAnsi="Times New Roman"/>
+                <w:color w:val="000000"/>
+                <w:sz w:val="22"/>
+              </w:rPr>
+              <w:t>A</w:t>
+            </w:r>
+          </w:p>
+        </w:tc>
+      </w:tr>
+      <w:tr>
+        <w:trPr>
+          <w:cantSplit/>
+        </w:trPr>
+        <w:tc>
+          <w:tcPr>
+            <w:tcW w:type="dxa" w:w="1606"/>
+            <w:tcMar>
+              <w:top w:w="114" w:type="dxa"/>
+              <w:bottom w:w="114" w:type="dxa"/>
+              <w:left w:w="170" w:type="dxa"/>
+              <w:right w:w="170" w:type="dxa"/>
+            </w:tcMar>
+            <w:tcBorders>
+              <w:top w:val="single" w:sz="4" w:space="0" w:color="BFBFBF"/>
+              <w:left w:val="single" w:sz="4" w:space="0" w:color="BFBFBF"/>
+              <w:bottom w:val="single" w:sz="4" w:space="0" w:color="BFBFBF"/>
+              <w:right w:val="single" w:sz="4" w:space="0" w:color="BFBFBF"/>
+            </w:tcBorders>
+          </w:tcPr>
+          <w:p>
+            <w:pPr>
+              <w:spacing w:before="40" w:after="40" w:line="276" w:lineRule="auto"/>
+              <w:jc w:val="left"/>
+            </w:pPr>
+            <w:r/>
+            <w:r>
+              <w:rPr>
+                <w:rFonts w:ascii="Times New Roman" w:hAnsi="Times New Roman"/>
+                <w:b/>
+                <w:color w:val="000000"/>
+                <w:sz w:val="22"/>
+              </w:rPr>
+              <w:t>Câu 3</w:t>
+            </w:r>
+          </w:p>
+        </w:tc>
+        <w:tc>
+          <w:tcPr>
+            <w:tcW w:type="dxa" w:w="1606"/>
+            <w:tcMar>
+              <w:top w:w="114" w:type="dxa"/>
+              <w:bottom w:w="114" w:type="dxa"/>
+              <w:left w:w="170" w:type="dxa"/>
+              <w:right w:w="170" w:type="dxa"/>
+            </w:tcMar>
+            <w:tcBorders>
+              <w:top w:val="single" w:sz="4" w:space="0" w:color="BFBFBF"/>
+              <w:left w:val="single" w:sz="4" w:space="0" w:color="BFBFBF"/>
+              <w:bottom w:val="single" w:sz="4" w:space="0" w:color="BFBFBF"/>
+              <w:right w:val="single" w:sz="4" w:space="0" w:color="BFBFBF"/>
+            </w:tcBorders>
+          </w:tcPr>
+          <w:p>
+            <w:pPr>
+              <w:spacing w:before="40" w:after="40" w:line="276" w:lineRule="auto"/>
+              <w:jc w:val="left"/>
+            </w:pPr>
+            <w:r/>
+            <w:r>
+              <w:rPr>
+                <w:rFonts w:ascii="Times New Roman" w:hAnsi="Times New Roman"/>
+                <w:color w:val="000000"/>
+                <w:sz w:val="22"/>
+              </w:rPr>
+              <w:t>A</w:t>
+            </w:r>
+          </w:p>
+        </w:tc>
+        <w:tc>
+          <w:tcPr>
+            <w:tcW w:type="dxa" w:w="1606"/>
+            <w:tcMar>
+              <w:top w:w="114" w:type="dxa"/>
+              <w:bottom w:w="114" w:type="dxa"/>
+              <w:left w:w="170" w:type="dxa"/>
+              <w:right w:w="170" w:type="dxa"/>
+            </w:tcMar>
+            <w:tcBorders>
+              <w:top w:val="single" w:sz="4" w:space="0" w:color="BFBFBF"/>
+              <w:left w:val="single" w:sz="4" w:space="0" w:color="BFBFBF"/>
+              <w:bottom w:val="single" w:sz="4" w:space="0" w:color="BFBFBF"/>
+              <w:right w:val="single" w:sz="4" w:space="0" w:color="BFBFBF"/>
+            </w:tcBorders>
+          </w:tcPr>
+          <w:p>
+            <w:pPr>
+              <w:spacing w:before="40" w:after="40" w:line="276" w:lineRule="auto"/>
+              <w:jc w:val="left"/>
+            </w:pPr>
+            <w:r/>
+            <w:r>
+              <w:rPr>
+                <w:rFonts w:ascii="Times New Roman" w:hAnsi="Times New Roman"/>
+                <w:b/>
+                <w:color w:val="000000"/>
+                <w:sz w:val="22"/>
+              </w:rPr>
+              <w:t>Câu 9</w:t>
+            </w:r>
+          </w:p>
+        </w:tc>
+        <w:tc>
+          <w:tcPr>
+            <w:tcW w:type="dxa" w:w="1606"/>
+            <w:tcMar>
+              <w:top w:w="114" w:type="dxa"/>
+              <w:bottom w:w="114" w:type="dxa"/>
+              <w:left w:w="170" w:type="dxa"/>
+              <w:right w:w="170" w:type="dxa"/>
+            </w:tcMar>
+            <w:tcBorders>
+              <w:top w:val="single" w:sz="4" w:space="0" w:color="BFBFBF"/>
+              <w:left w:val="single" w:sz="4" w:space="0" w:color="BFBFBF"/>
+              <w:bottom w:val="single" w:sz="4" w:space="0" w:color="BFBFBF"/>
+              <w:right w:val="single" w:sz="4" w:space="0" w:color="BFBFBF"/>
+            </w:tcBorders>
+          </w:tcPr>
+          <w:p>
+            <w:pPr>
+              <w:spacing w:before="40" w:after="40" w:line="276" w:lineRule="auto"/>
+              <w:jc w:val="left"/>
+            </w:pPr>
+            <w:r/>
+            <w:r>
+              <w:rPr>
+                <w:rFonts w:ascii="Times New Roman" w:hAnsi="Times New Roman"/>
+                <w:color w:val="000000"/>
+                <w:sz w:val="22"/>
+              </w:rPr>
+              <w:t>A</w:t>
+            </w:r>
+          </w:p>
+        </w:tc>
+        <w:tc>
+          <w:tcPr>
+            <w:tcW w:type="dxa" w:w="1606"/>
+            <w:tcMar>
+              <w:top w:w="114" w:type="dxa"/>
+              <w:bottom w:w="114" w:type="dxa"/>
+              <w:left w:w="170" w:type="dxa"/>
+              <w:right w:w="170" w:type="dxa"/>
+            </w:tcMar>
+            <w:tcBorders>
+              <w:top w:val="single" w:sz="4" w:space="0" w:color="BFBFBF"/>
+              <w:left w:val="single" w:sz="4" w:space="0" w:color="BFBFBF"/>
+              <w:bottom w:val="single" w:sz="4" w:space="0" w:color="BFBFBF"/>
+              <w:right w:val="single" w:sz="4" w:space="0" w:color="BFBFBF"/>
+            </w:tcBorders>
+          </w:tcPr>
+          <w:p>
+            <w:pPr>
+              <w:spacing w:before="40" w:after="40" w:line="276" w:lineRule="auto"/>
+              <w:jc w:val="left"/>
+            </w:pPr>
+            <w:r/>
+            <w:r>
+              <w:rPr>
+                <w:rFonts w:ascii="Times New Roman" w:hAnsi="Times New Roman"/>
+                <w:b/>
+                <w:color w:val="000000"/>
+                <w:sz w:val="22"/>
+              </w:rPr>
+              <w:t>Câu 15</w:t>
+            </w:r>
+          </w:p>
+        </w:tc>
+        <w:tc>
+          <w:tcPr>
+            <w:tcW w:type="dxa" w:w="1606"/>
+            <w:tcMar>
+              <w:top w:w="114" w:type="dxa"/>
+              <w:bottom w:w="114" w:type="dxa"/>
+              <w:left w:w="170" w:type="dxa"/>
+              <w:right w:w="170" w:type="dxa"/>
+            </w:tcMar>
+            <w:tcBorders>
+              <w:top w:val="single" w:sz="4" w:space="0" w:color="BFBFBF"/>
+              <w:left w:val="single" w:sz="4" w:space="0" w:color="BFBFBF"/>
+              <w:bottom w:val="single" w:sz="4" w:space="0" w:color="BFBFBF"/>
+              <w:right w:val="single" w:sz="4" w:space="0" w:color="BFBFBF"/>
+            </w:tcBorders>
+          </w:tcPr>
+          <w:p>
+            <w:pPr>
+              <w:spacing w:before="40" w:after="40" w:line="276" w:lineRule="auto"/>
+              <w:jc w:val="left"/>
+            </w:pPr>
+            <w:r/>
+            <w:r>
+              <w:rPr>
+                <w:rFonts w:ascii="Times New Roman" w:hAnsi="Times New Roman"/>
+                <w:color w:val="000000"/>
+                <w:sz w:val="22"/>
+              </w:rPr>
+              <w:t>A</w:t>
+            </w:r>
+          </w:p>
+        </w:tc>
+      </w:tr>
+      <w:tr>
+        <w:trPr>
+          <w:cantSplit/>
+        </w:trPr>
+        <w:tc>
+          <w:tcPr>
+            <w:tcW w:type="dxa" w:w="1606"/>
+            <w:tcMar>
+              <w:top w:w="114" w:type="dxa"/>
+              <w:bottom w:w="114" w:type="dxa"/>
+              <w:left w:w="170" w:type="dxa"/>
+              <w:right w:w="170" w:type="dxa"/>
+            </w:tcMar>
+            <w:tcBorders>
+              <w:top w:val="single" w:sz="4" w:space="0" w:color="BFBFBF"/>
+              <w:left w:val="single" w:sz="4" w:space="0" w:color="BFBFBF"/>
+              <w:bottom w:val="single" w:sz="4" w:space="0" w:color="BFBFBF"/>
+              <w:right w:val="single" w:sz="4" w:space="0" w:color="BFBFBF"/>
+            </w:tcBorders>
+          </w:tcPr>
+          <w:p>
+            <w:pPr>
+              <w:spacing w:before="40" w:after="40" w:line="276" w:lineRule="auto"/>
+              <w:jc w:val="left"/>
+            </w:pPr>
+            <w:r/>
+            <w:r>
+              <w:rPr>
+                <w:rFonts w:ascii="Times New Roman" w:hAnsi="Times New Roman"/>
+                <w:b/>
+                <w:color w:val="000000"/>
+                <w:sz w:val="22"/>
+              </w:rPr>
+              <w:t>Câu 4</w:t>
+            </w:r>
+          </w:p>
+        </w:tc>
+        <w:tc>
+          <w:tcPr>
+            <w:tcW w:type="dxa" w:w="1606"/>
+            <w:tcMar>
+              <w:top w:w="114" w:type="dxa"/>
+              <w:bottom w:w="114" w:type="dxa"/>
+              <w:left w:w="170" w:type="dxa"/>
+              <w:right w:w="170" w:type="dxa"/>
+            </w:tcMar>
+            <w:tcBorders>
+              <w:top w:val="single" w:sz="4" w:space="0" w:color="BFBFBF"/>
+              <w:left w:val="single" w:sz="4" w:space="0" w:color="BFBFBF"/>
+              <w:bottom w:val="single" w:sz="4" w:space="0" w:color="BFBFBF"/>
+              <w:right w:val="single" w:sz="4" w:space="0" w:color="BFBFBF"/>
+            </w:tcBorders>
+          </w:tcPr>
+          <w:p>
+            <w:pPr>
+              <w:spacing w:before="40" w:after="40" w:line="276" w:lineRule="auto"/>
+              <w:jc w:val="left"/>
+            </w:pPr>
+            <w:r/>
+            <w:r>
+              <w:rPr>
+                <w:rFonts w:ascii="Times New Roman" w:hAnsi="Times New Roman"/>
+                <w:color w:val="000000"/>
+                <w:sz w:val="22"/>
+              </w:rPr>
+              <w:t>A</w:t>
+            </w:r>
+          </w:p>
+        </w:tc>
+        <w:tc>
+          <w:tcPr>
+            <w:tcW w:type="dxa" w:w="1606"/>
+            <w:tcMar>
+              <w:top w:w="114" w:type="dxa"/>
+              <w:bottom w:w="114" w:type="dxa"/>
+              <w:left w:w="170" w:type="dxa"/>
+              <w:right w:w="170" w:type="dxa"/>
+            </w:tcMar>
+            <w:tcBorders>
+              <w:top w:val="single" w:sz="4" w:space="0" w:color="BFBFBF"/>
+              <w:left w:val="single" w:sz="4" w:space="0" w:color="BFBFBF"/>
+              <w:bottom w:val="single" w:sz="4" w:space="0" w:color="BFBFBF"/>
+              <w:right w:val="single" w:sz="4" w:space="0" w:color="BFBFBF"/>
+            </w:tcBorders>
+          </w:tcPr>
+          <w:p>
+            <w:pPr>
+              <w:spacing w:before="40" w:after="40" w:line="276" w:lineRule="auto"/>
+              <w:jc w:val="left"/>
+            </w:pPr>
+            <w:r/>
+            <w:r>
+              <w:rPr>
+                <w:rFonts w:ascii="Times New Roman" w:hAnsi="Times New Roman"/>
+                <w:b/>
+                <w:color w:val="000000"/>
+                <w:sz w:val="22"/>
+              </w:rPr>
+              <w:t>Câu 10</w:t>
+            </w:r>
+          </w:p>
+        </w:tc>
+        <w:tc>
+          <w:tcPr>
+            <w:tcW w:type="dxa" w:w="1606"/>
+            <w:tcMar>
+              <w:top w:w="114" w:type="dxa"/>
+              <w:bottom w:w="114" w:type="dxa"/>
+              <w:left w:w="170" w:type="dxa"/>
+              <w:right w:w="170" w:type="dxa"/>
+            </w:tcMar>
+            <w:tcBorders>
+              <w:top w:val="single" w:sz="4" w:space="0" w:color="BFBFBF"/>
+              <w:left w:val="single" w:sz="4" w:space="0" w:color="BFBFBF"/>
+              <w:bottom w:val="single" w:sz="4" w:space="0" w:color="BFBFBF"/>
+              <w:right w:val="single" w:sz="4" w:space="0" w:color="BFBFBF"/>
+            </w:tcBorders>
+          </w:tcPr>
+          <w:p>
+            <w:pPr>
+              <w:spacing w:before="40" w:after="40" w:line="276" w:lineRule="auto"/>
+              <w:jc w:val="left"/>
+            </w:pPr>
+            <w:r/>
+            <w:r>
+              <w:rPr>
+                <w:rFonts w:ascii="Times New Roman" w:hAnsi="Times New Roman"/>
+                <w:color w:val="000000"/>
+                <w:sz w:val="22"/>
+              </w:rPr>
+              <w:t>A</w:t>
+            </w:r>
+          </w:p>
+        </w:tc>
+        <w:tc>
+          <w:tcPr>
+            <w:tcW w:type="dxa" w:w="1606"/>
+            <w:tcMar>
+              <w:top w:w="114" w:type="dxa"/>
+              <w:bottom w:w="114" w:type="dxa"/>
+              <w:left w:w="170" w:type="dxa"/>
+              <w:right w:w="170" w:type="dxa"/>
+            </w:tcMar>
+            <w:tcBorders>
+              <w:top w:val="single" w:sz="4" w:space="0" w:color="BFBFBF"/>
+              <w:left w:val="single" w:sz="4" w:space="0" w:color="BFBFBF"/>
+              <w:bottom w:val="single" w:sz="4" w:space="0" w:color="BFBFBF"/>
+              <w:right w:val="single" w:sz="4" w:space="0" w:color="BFBFBF"/>
+            </w:tcBorders>
+          </w:tcPr>
+          <w:p>
+            <w:pPr>
+              <w:spacing w:before="40" w:after="40" w:line="276" w:lineRule="auto"/>
+              <w:jc w:val="left"/>
+            </w:pPr>
+            <w:r/>
+            <w:r>
+              <w:rPr>
+                <w:rFonts w:ascii="Times New Roman" w:hAnsi="Times New Roman"/>
+                <w:b/>
+                <w:color w:val="000000"/>
+                <w:sz w:val="22"/>
+              </w:rPr>
+              <w:t>Câu 16</w:t>
+            </w:r>
+          </w:p>
+        </w:tc>
+        <w:tc>
+          <w:tcPr>
+            <w:tcW w:type="dxa" w:w="1606"/>
+            <w:tcMar>
+              <w:top w:w="114" w:type="dxa"/>
+              <w:bottom w:w="114" w:type="dxa"/>
+              <w:left w:w="170" w:type="dxa"/>
+              <w:right w:w="170" w:type="dxa"/>
+            </w:tcMar>
+            <w:tcBorders>
+              <w:top w:val="single" w:sz="4" w:space="0" w:color="BFBFBF"/>
+              <w:left w:val="single" w:sz="4" w:space="0" w:color="BFBFBF"/>
+              <w:bottom w:val="single" w:sz="4" w:space="0" w:color="BFBFBF"/>
+              <w:right w:val="single" w:sz="4" w:space="0" w:color="BFBFBF"/>
+            </w:tcBorders>
+          </w:tcPr>
+          <w:p>
+            <w:pPr>
+              <w:spacing w:before="40" w:after="40" w:line="276" w:lineRule="auto"/>
+              <w:jc w:val="left"/>
+            </w:pPr>
+            <w:r/>
+            <w:r>
+              <w:rPr>
+                <w:rFonts w:ascii="Times New Roman" w:hAnsi="Times New Roman"/>
+                <w:color w:val="000000"/>
+                <w:sz w:val="22"/>
+              </w:rPr>
+              <w:t>A</w:t>
+            </w:r>
+          </w:p>
+        </w:tc>
+      </w:tr>
+      <w:tr>
+        <w:trPr>
+          <w:cantSplit/>
+        </w:trPr>
+        <w:tc>
+          <w:tcPr>
+            <w:tcW w:type="dxa" w:w="1606"/>
+            <w:tcMar>
+              <w:top w:w="114" w:type="dxa"/>
+              <w:bottom w:w="114" w:type="dxa"/>
+              <w:left w:w="170" w:type="dxa"/>
+              <w:right w:w="170" w:type="dxa"/>
+            </w:tcMar>
+            <w:tcBorders>
+              <w:top w:val="single" w:sz="4" w:space="0" w:color="BFBFBF"/>
+              <w:left w:val="single" w:sz="4" w:space="0" w:color="BFBFBF"/>
+              <w:bottom w:val="single" w:sz="4" w:space="0" w:color="BFBFBF"/>
+              <w:right w:val="single" w:sz="4" w:space="0" w:color="BFBFBF"/>
+            </w:tcBorders>
+          </w:tcPr>
+          <w:p>
+            <w:pPr>
+              <w:spacing w:before="40" w:after="40" w:line="276" w:lineRule="auto"/>
+              <w:jc w:val="left"/>
+            </w:pPr>
+            <w:r/>
+            <w:r>
+              <w:rPr>
+                <w:rFonts w:ascii="Times New Roman" w:hAnsi="Times New Roman"/>
+                <w:b/>
+                <w:color w:val="000000"/>
+                <w:sz w:val="22"/>
+              </w:rPr>
+              <w:t>Câu 5</w:t>
+            </w:r>
+          </w:p>
+        </w:tc>
+        <w:tc>
+          <w:tcPr>
+            <w:tcW w:type="dxa" w:w="1606"/>
+            <w:tcMar>
+              <w:top w:w="114" w:type="dxa"/>
+              <w:bottom w:w="114" w:type="dxa"/>
+              <w:left w:w="170" w:type="dxa"/>
+              <w:right w:w="170" w:type="dxa"/>
+            </w:tcMar>
+            <w:tcBorders>
+              <w:top w:val="single" w:sz="4" w:space="0" w:color="BFBFBF"/>
+              <w:left w:val="single" w:sz="4" w:space="0" w:color="BFBFBF"/>
+              <w:bottom w:val="single" w:sz="4" w:space="0" w:color="BFBFBF"/>
+              <w:right w:val="single" w:sz="4" w:space="0" w:color="BFBFBF"/>
+            </w:tcBorders>
+          </w:tcPr>
+          <w:p>
+            <w:pPr>
+              <w:spacing w:before="40" w:after="40" w:line="276" w:lineRule="auto"/>
+              <w:jc w:val="left"/>
+            </w:pPr>
+            <w:r/>
+            <w:r>
+              <w:rPr>
+                <w:rFonts w:ascii="Times New Roman" w:hAnsi="Times New Roman"/>
+                <w:color w:val="000000"/>
+                <w:sz w:val="22"/>
+              </w:rPr>
+              <w:t>A</w:t>
+            </w:r>
+          </w:p>
+        </w:tc>
+        <w:tc>
+          <w:tcPr>
+            <w:tcW w:type="dxa" w:w="1606"/>
+            <w:tcMar>
+              <w:top w:w="114" w:type="dxa"/>
+              <w:bottom w:w="114" w:type="dxa"/>
+              <w:left w:w="170" w:type="dxa"/>
+              <w:right w:w="170" w:type="dxa"/>
+            </w:tcMar>
+            <w:tcBorders>
+              <w:top w:val="single" w:sz="4" w:space="0" w:color="BFBFBF"/>
+              <w:left w:val="single" w:sz="4" w:space="0" w:color="BFBFBF"/>
+              <w:bottom w:val="single" w:sz="4" w:space="0" w:color="BFBFBF"/>
+              <w:right w:val="single" w:sz="4" w:space="0" w:color="BFBFBF"/>
+            </w:tcBorders>
+          </w:tcPr>
+          <w:p>
+            <w:pPr>
+              <w:spacing w:before="40" w:after="40" w:line="276" w:lineRule="auto"/>
+              <w:jc w:val="left"/>
+            </w:pPr>
+            <w:r/>
+            <w:r>
+              <w:rPr>
+                <w:rFonts w:ascii="Times New Roman" w:hAnsi="Times New Roman"/>
+                <w:b/>
+                <w:color w:val="000000"/>
+                <w:sz w:val="22"/>
+              </w:rPr>
+              <w:t>Câu 11</w:t>
+            </w:r>
+          </w:p>
+        </w:tc>
+        <w:tc>
+          <w:tcPr>
+            <w:tcW w:type="dxa" w:w="1606"/>
+            <w:tcMar>
+              <w:top w:w="114" w:type="dxa"/>
+              <w:bottom w:w="114" w:type="dxa"/>
+              <w:left w:w="170" w:type="dxa"/>
+              <w:right w:w="170" w:type="dxa"/>
+            </w:tcMar>
+            <w:tcBorders>
+              <w:top w:val="single" w:sz="4" w:space="0" w:color="BFBFBF"/>
+              <w:left w:val="single" w:sz="4" w:space="0" w:color="BFBFBF"/>
+              <w:bottom w:val="single" w:sz="4" w:space="0" w:color="BFBFBF"/>
+              <w:right w:val="single" w:sz="4" w:space="0" w:color="BFBFBF"/>
+            </w:tcBorders>
+          </w:tcPr>
+          <w:p>
+            <w:pPr>
+              <w:spacing w:before="40" w:after="40" w:line="276" w:lineRule="auto"/>
+              <w:jc w:val="left"/>
+            </w:pPr>
+            <w:r/>
+            <w:r>
+              <w:rPr>
+                <w:rFonts w:ascii="Times New Roman" w:hAnsi="Times New Roman"/>
+                <w:color w:val="000000"/>
+                <w:sz w:val="22"/>
+              </w:rPr>
+              <w:t>A</w:t>
+            </w:r>
+          </w:p>
+        </w:tc>
+        <w:tc>
+          <w:tcPr>
+            <w:tcW w:type="dxa" w:w="1606"/>
+            <w:tcMar>
+              <w:top w:w="114" w:type="dxa"/>
+              <w:bottom w:w="114" w:type="dxa"/>
+              <w:left w:w="170" w:type="dxa"/>
+              <w:right w:w="170" w:type="dxa"/>
+            </w:tcMar>
+            <w:tcBorders>
+              <w:top w:val="single" w:sz="4" w:space="0" w:color="BFBFBF"/>
+              <w:left w:val="single" w:sz="4" w:space="0" w:color="BFBFBF"/>
+              <w:bottom w:val="single" w:sz="4" w:space="0" w:color="BFBFBF"/>
+              <w:right w:val="single" w:sz="4" w:space="0" w:color="BFBFBF"/>
+            </w:tcBorders>
+          </w:tcPr>
+          <w:p>
+            <w:pPr>
+              <w:spacing w:before="40" w:after="40" w:line="276" w:lineRule="auto"/>
+              <w:jc w:val="left"/>
+            </w:pPr>
+            <w:r/>
+            <w:r>
+              <w:rPr>
+                <w:rFonts w:ascii="Times New Roman" w:hAnsi="Times New Roman"/>
+                <w:b/>
+                <w:color w:val="000000"/>
+                <w:sz w:val="22"/>
+              </w:rPr>
+              <w:t>Câu 17</w:t>
+            </w:r>
+          </w:p>
+        </w:tc>
+        <w:tc>
+          <w:tcPr>
+            <w:tcW w:type="dxa" w:w="1606"/>
+            <w:tcMar>
+              <w:top w:w="114" w:type="dxa"/>
+              <w:bottom w:w="114" w:type="dxa"/>
+              <w:left w:w="170" w:type="dxa"/>
+              <w:right w:w="170" w:type="dxa"/>
+            </w:tcMar>
+            <w:tcBorders>
+              <w:top w:val="single" w:sz="4" w:space="0" w:color="BFBFBF"/>
+              <w:left w:val="single" w:sz="4" w:space="0" w:color="BFBFBF"/>
+              <w:bottom w:val="single" w:sz="4" w:space="0" w:color="BFBFBF"/>
+              <w:right w:val="single" w:sz="4" w:space="0" w:color="BFBFBF"/>
+            </w:tcBorders>
+          </w:tcPr>
+          <w:p>
+            <w:pPr>
+              <w:spacing w:before="40" w:after="40" w:line="276" w:lineRule="auto"/>
+              <w:jc w:val="left"/>
+            </w:pPr>
+            <w:r/>
+            <w:r>
+              <w:rPr>
+                <w:rFonts w:ascii="Times New Roman" w:hAnsi="Times New Roman"/>
+                <w:color w:val="000000"/>
+                <w:sz w:val="22"/>
+              </w:rPr>
+              <w:t>B</w:t>
+            </w:r>
+          </w:p>
+        </w:tc>
+      </w:tr>
+      <w:tr>
+        <w:trPr>
+          <w:cantSplit/>
+        </w:trPr>
+        <w:tc>
+          <w:tcPr>
+            <w:tcW w:type="dxa" w:w="1606"/>
+            <w:tcMar>
+              <w:top w:w="114" w:type="dxa"/>
+              <w:bottom w:w="114" w:type="dxa"/>
+              <w:left w:w="170" w:type="dxa"/>
+              <w:right w:w="170" w:type="dxa"/>
+            </w:tcMar>
+            <w:tcBorders>
+              <w:top w:val="single" w:sz="4" w:space="0" w:color="BFBFBF"/>
+              <w:left w:val="single" w:sz="4" w:space="0" w:color="BFBFBF"/>
+              <w:bottom w:val="single" w:sz="4" w:space="0" w:color="BFBFBF"/>
+              <w:right w:val="single" w:sz="4" w:space="0" w:color="BFBFBF"/>
+            </w:tcBorders>
+          </w:tcPr>
+          <w:p>
+            <w:pPr>
+              <w:spacing w:before="40" w:after="40" w:line="276" w:lineRule="auto"/>
+              <w:jc w:val="left"/>
+            </w:pPr>
+            <w:r/>
+            <w:r>
+              <w:rPr>
+                <w:rFonts w:ascii="Times New Roman" w:hAnsi="Times New Roman"/>
+                <w:b/>
+                <w:color w:val="000000"/>
+                <w:sz w:val="22"/>
+              </w:rPr>
+              <w:t>Câu 6</w:t>
+            </w:r>
+          </w:p>
+        </w:tc>
+        <w:tc>
+          <w:tcPr>
+            <w:tcW w:type="dxa" w:w="1606"/>
+            <w:tcMar>
+              <w:top w:w="114" w:type="dxa"/>
+              <w:bottom w:w="114" w:type="dxa"/>
+              <w:left w:w="170" w:type="dxa"/>
+              <w:right w:w="170" w:type="dxa"/>
+            </w:tcMar>
+            <w:tcBorders>
+              <w:top w:val="single" w:sz="4" w:space="0" w:color="BFBFBF"/>
+              <w:left w:val="single" w:sz="4" w:space="0" w:color="BFBFBF"/>
+              <w:bottom w:val="single" w:sz="4" w:space="0" w:color="BFBFBF"/>
+              <w:right w:val="single" w:sz="4" w:space="0" w:color="BFBFBF"/>
+            </w:tcBorders>
+          </w:tcPr>
+          <w:p>
+            <w:pPr>
+              <w:spacing w:before="40" w:after="40" w:line="276" w:lineRule="auto"/>
+              <w:jc w:val="left"/>
+            </w:pPr>
+            <w:r/>
+            <w:r>
+              <w:rPr>
+                <w:rFonts w:ascii="Times New Roman" w:hAnsi="Times New Roman"/>
+                <w:color w:val="000000"/>
+                <w:sz w:val="22"/>
+              </w:rPr>
+              <w:t>A</w:t>
+            </w:r>
+          </w:p>
+        </w:tc>
+        <w:tc>
+          <w:tcPr>
+            <w:tcW w:type="dxa" w:w="1606"/>
+            <w:tcMar>
+              <w:top w:w="114" w:type="dxa"/>
+              <w:bottom w:w="114" w:type="dxa"/>
+              <w:left w:w="170" w:type="dxa"/>
+              <w:right w:w="170" w:type="dxa"/>
+            </w:tcMar>
+            <w:tcBorders>
+              <w:top w:val="single" w:sz="4" w:space="0" w:color="BFBFBF"/>
+              <w:left w:val="single" w:sz="4" w:space="0" w:color="BFBFBF"/>
+              <w:bottom w:val="single" w:sz="4" w:space="0" w:color="BFBFBF"/>
+              <w:right w:val="single" w:sz="4" w:space="0" w:color="BFBFBF"/>
+            </w:tcBorders>
+          </w:tcPr>
+          <w:p>
+            <w:pPr>
+              <w:spacing w:before="40" w:after="40" w:line="276" w:lineRule="auto"/>
+              <w:jc w:val="left"/>
+            </w:pPr>
+            <w:r/>
+            <w:r>
+              <w:rPr>
+                <w:rFonts w:ascii="Times New Roman" w:hAnsi="Times New Roman"/>
+                <w:b/>
+                <w:color w:val="000000"/>
+                <w:sz w:val="22"/>
+              </w:rPr>
+              <w:t>Câu 12</w:t>
+            </w:r>
+          </w:p>
+        </w:tc>
+        <w:tc>
+          <w:tcPr>
+            <w:tcW w:type="dxa" w:w="1606"/>
+            <w:tcMar>
+              <w:top w:w="114" w:type="dxa"/>
+              <w:bottom w:w="114" w:type="dxa"/>
+              <w:left w:w="170" w:type="dxa"/>
+              <w:right w:w="170" w:type="dxa"/>
+            </w:tcMar>
+            <w:tcBorders>
+              <w:top w:val="single" w:sz="4" w:space="0" w:color="BFBFBF"/>
+              <w:left w:val="single" w:sz="4" w:space="0" w:color="BFBFBF"/>
+              <w:bottom w:val="single" w:sz="4" w:space="0" w:color="BFBFBF"/>
+              <w:right w:val="single" w:sz="4" w:space="0" w:color="BFBFBF"/>
+            </w:tcBorders>
+          </w:tcPr>
+          <w:p>
+            <w:pPr>
+              <w:spacing w:before="40" w:after="40" w:line="276" w:lineRule="auto"/>
+              <w:jc w:val="left"/>
+            </w:pPr>
+            <w:r/>
+            <w:r>
+              <w:rPr>
+                <w:rFonts w:ascii="Times New Roman" w:hAnsi="Times New Roman"/>
+                <w:color w:val="000000"/>
+                <w:sz w:val="22"/>
+              </w:rPr>
+              <w:t>B</w:t>
+            </w:r>
+          </w:p>
+        </w:tc>
+        <w:tc>
+          <w:tcPr>
+            <w:tcW w:type="dxa" w:w="1606"/>
+            <w:tcMar>
+              <w:top w:w="114" w:type="dxa"/>
+              <w:bottom w:w="114" w:type="dxa"/>
+              <w:left w:w="170" w:type="dxa"/>
+              <w:right w:w="170" w:type="dxa"/>
+            </w:tcMar>
+            <w:tcBorders>
+              <w:top w:val="single" w:sz="4" w:space="0" w:color="BFBFBF"/>
+              <w:left w:val="single" w:sz="4" w:space="0" w:color="BFBFBF"/>
+              <w:bottom w:val="single" w:sz="4" w:space="0" w:color="BFBFBF"/>
+              <w:right w:val="single" w:sz="4" w:space="0" w:color="BFBFBF"/>
+            </w:tcBorders>
+          </w:tcPr>
+          <w:p>
+            <w:pPr>
+              <w:spacing w:before="40" w:after="40" w:line="276" w:lineRule="auto"/>
+              <w:jc w:val="left"/>
+            </w:pPr>
+            <w:r/>
+            <w:r>
+              <w:rPr>
+                <w:rFonts w:ascii="Times New Roman" w:hAnsi="Times New Roman"/>
+                <w:b/>
+                <w:color w:val="000000"/>
+                <w:sz w:val="22"/>
+              </w:rPr>
+              <w:t>Câu 18</w:t>
+            </w:r>
+          </w:p>
+        </w:tc>
+        <w:tc>
+          <w:tcPr>
+            <w:tcW w:type="dxa" w:w="1606"/>
+            <w:tcMar>
+              <w:top w:w="114" w:type="dxa"/>
+              <w:bottom w:w="114" w:type="dxa"/>
+              <w:left w:w="170" w:type="dxa"/>
+              <w:right w:w="170" w:type="dxa"/>
+            </w:tcMar>
+            <w:tcBorders>
+              <w:top w:val="single" w:sz="4" w:space="0" w:color="BFBFBF"/>
+              <w:left w:val="single" w:sz="4" w:space="0" w:color="BFBFBF"/>
+              <w:bottom w:val="single" w:sz="4" w:space="0" w:color="BFBFBF"/>
+              <w:right w:val="single" w:sz="4" w:space="0" w:color="BFBFBF"/>
+            </w:tcBorders>
+          </w:tcPr>
+          <w:p>
+            <w:pPr>
+              <w:spacing w:before="40" w:after="40" w:line="276" w:lineRule="auto"/>
+              <w:jc w:val="left"/>
+            </w:pPr>
+            <w:r/>
+            <w:r>
+              <w:rPr>
+                <w:rFonts w:ascii="Times New Roman" w:hAnsi="Times New Roman"/>
+                <w:color w:val="000000"/>
+                <w:sz w:val="22"/>
+              </w:rPr>
+              <w:t>A</w:t>
+            </w:r>
+          </w:p>
+        </w:tc>
+      </w:tr>
+    </w:tbl>
+    <w:p/>
+    <w:p>
+      <w:pPr>
+        <w:pStyle w:val="Heading2"/>
+        <w:keepNext/>
+        <w:spacing w:before="160" w:after="80"/>
+        <w:ind w:left="0" w:firstLine="0"/>
+      </w:pPr>
+      <w:r>
+        <w:rPr>
+          <w:rFonts w:ascii="Times New Roman" w:hAnsi="Times New Roman"/>
+          <w:b/>
+          <w:i w:val="0"/>
+          <w:color w:val="000000"/>
+          <w:sz w:val="26"/>
+        </w:rPr>
+        <w:t>PHẦN II: CÂU HỎI TRẮC NGHIỆM ĐÚNG/SAI</w:t>
       </w:r>
     </w:p>
     <w:p>
@@ -8874,7 +9671,7 @@
           <w:color w:val="000000"/>
           <w:sz w:val="26"/>
         </w:rPr>
-        <w:t>Câu 1 (Chọn B):</w:t>
+        <w:t>Câu 1:</w:t>
       </w:r>
       <w:r>
         <w:rPr>
@@ -8884,7 +9681,7 @@
           <w:color w:val="000000"/>
           <w:sz w:val="26"/>
         </w:rPr>
-        <w:t xml:space="preserve"> Nội năng gồm động năng chuyển động phân tử và thế năng tương tác giữa các phân tử.</w:t>
+        <w:t xml:space="preserve"> a) Sai, b) Đúng, c) Đúng, d) Đúng.</w:t>
       </w:r>
     </w:p>
     <w:p>
@@ -8909,7 +9706,7 @@
           <w:color w:val="000000"/>
           <w:sz w:val="26"/>
         </w:rPr>
-        <w:t>Câu 2 (Chọn B):</w:t>
+        <w:t>Câu 2:</w:t>
       </w:r>
       <w:r>
         <w:rPr>
@@ -8919,7 +9716,7 @@
           <w:color w:val="000000"/>
           <w:sz w:val="26"/>
         </w:rPr>
-        <w:t xml:space="preserve"> Nội năng phụ thuộc nhiệt độ và thể tích.</w:t>
+        <w:t xml:space="preserve"> a) Đúng, b) Đúng, c) Đúng, d) Sai.</w:t>
       </w:r>
     </w:p>
     <w:p>
@@ -8944,7 +9741,7 @@
           <w:color w:val="000000"/>
           <w:sz w:val="26"/>
         </w:rPr>
-        <w:t>Câu 3 (Chọn C):</w:t>
+        <w:t>Câu 3:</w:t>
       </w:r>
       <w:r>
         <w:rPr>
@@ -8954,7 +9751,7 @@
           <w:color w:val="000000"/>
           <w:sz w:val="26"/>
         </w:rPr>
-        <w:t xml:space="preserve"> Khí lí tưởng bỏ qua lực tương tác phân tử nên thế năng bằng 0, nội năng chỉ phụ thuộc nhiệt độ.</w:t>
+        <w:t xml:space="preserve"> a) Đúng, b) Đúng, c) Sai, d) Đúng.</w:t>
       </w:r>
     </w:p>
     <w:p>
@@ -8979,7 +9776,7 @@
           <w:color w:val="000000"/>
           <w:sz w:val="26"/>
         </w:rPr>
-        <w:t>Câu 4 (Chọn B):</w:t>
+        <w:t>Câu 4:</w:t>
       </w:r>
       <w:r>
         <w:rPr>
@@ -8989,7 +9786,25 @@
           <w:color w:val="000000"/>
           <w:sz w:val="26"/>
         </w:rPr>
-        <w:t xml:space="preserve"> Có 2 cách: thực hiện công và truyền nhiệt.</w:t>
+        <w:t xml:space="preserve"> a) Đúng, b) Sai, c) Đúng, d) Sai.</w:t>
+      </w:r>
+    </w:p>
+    <w:p>
+      <w:pPr>
+        <w:pStyle w:val="Heading2"/>
+        <w:keepNext/>
+        <w:spacing w:before="160" w:after="80"/>
+        <w:ind w:left="0" w:firstLine="0"/>
+      </w:pPr>
+      <w:r>
+        <w:rPr>
+          <w:rFonts w:ascii="Times New Roman" w:hAnsi="Times New Roman"/>
+          <w:b/>
+          <w:i w:val="0"/>
+          <w:color w:val="000000"/>
+          <w:sz w:val="26"/>
+        </w:rPr>
+        <w:t>PHẦN III: CÂU HỎI TRẢ LỜI NGẮN</w:t>
       </w:r>
     </w:p>
     <w:p>
@@ -9014,377 +9829,7 @@
           <w:color w:val="000000"/>
           <w:sz w:val="26"/>
         </w:rPr>
-        <w:t>Câu 5 (Chọn B):</w:t>
-      </w:r>
-      <w:r>
-        <w:rPr>
-          <w:rFonts w:ascii="Times New Roman" w:hAnsi="Times New Roman"/>
-          <w:b w:val="0"/>
-          <w:i w:val="0"/>
-          <w:color w:val="000000"/>
-          <w:sz w:val="26"/>
-        </w:rPr>
-        <w:t xml:space="preserve"> Hệ thức Nguyên lí I: </w:t>
-      </w:r>
-      <w:r>
-        <w:rPr>
-          <w:rFonts w:ascii="Times New Roman" w:hAnsi="Times New Roman"/>
-          <w:b w:val="0"/>
-          <w:i/>
-          <w:color w:val="000000"/>
-          <w:sz w:val="26"/>
-        </w:rPr>
-        <w:t>Δ U = A + Q</w:t>
-      </w:r>
-      <w:r>
-        <w:rPr>
-          <w:rFonts w:ascii="Times New Roman" w:hAnsi="Times New Roman"/>
-          <w:b w:val="0"/>
-          <w:i w:val="0"/>
-          <w:color w:val="000000"/>
-          <w:sz w:val="26"/>
-        </w:rPr>
-        <w:t>.</w:t>
-      </w:r>
-    </w:p>
-    <w:p>
-      <w:pPr>
-        <w:spacing w:before="60" w:after="60" w:line="312" w:lineRule="auto"/>
-        <w:ind w:left="283" w:hanging="170"/>
-        <w:jc w:val="both"/>
-      </w:pPr>
-      <w:r>
-        <w:rPr>
-          <w:rFonts w:ascii="Times New Roman" w:hAnsi="Times New Roman"/>
-          <w:color w:val="000000"/>
-          <w:sz w:val="26"/>
-        </w:rPr>
-        <w:t xml:space="preserve">- </w:t>
-      </w:r>
-      <w:r>
-        <w:rPr>
-          <w:rFonts w:ascii="Times New Roman" w:hAnsi="Times New Roman"/>
-          <w:b/>
-          <w:i w:val="0"/>
-          <w:color w:val="000000"/>
-          <w:sz w:val="26"/>
-        </w:rPr>
-        <w:t>Câu 6 (Chọn C):</w:t>
-      </w:r>
-      <w:r>
-        <w:rPr>
-          <w:rFonts w:ascii="Times New Roman" w:hAnsi="Times New Roman"/>
-          <w:b w:val="0"/>
-          <w:i w:val="0"/>
-          <w:color w:val="000000"/>
-          <w:sz w:val="26"/>
-        </w:rPr>
-        <w:t xml:space="preserve"> Hệ nhận công </w:t>
-      </w:r>
-      <w:r>
-        <w:rPr>
-          <w:rFonts w:ascii="Times New Roman" w:hAnsi="Times New Roman"/>
-          <w:b w:val="0"/>
-          <w:i/>
-          <w:color w:val="000000"/>
-          <w:sz w:val="26"/>
-        </w:rPr>
-        <w:t>A &gt; 0</w:t>
-      </w:r>
-      <w:r>
-        <w:rPr>
-          <w:rFonts w:ascii="Times New Roman" w:hAnsi="Times New Roman"/>
-          <w:b w:val="0"/>
-          <w:i w:val="0"/>
-          <w:color w:val="000000"/>
-          <w:sz w:val="26"/>
-        </w:rPr>
-        <w:t xml:space="preserve">, nhận nhiệt </w:t>
-      </w:r>
-      <w:r>
-        <w:rPr>
-          <w:rFonts w:ascii="Times New Roman" w:hAnsi="Times New Roman"/>
-          <w:b w:val="0"/>
-          <w:i/>
-          <w:color w:val="000000"/>
-          <w:sz w:val="26"/>
-        </w:rPr>
-        <w:t>Q &gt; 0</w:t>
-      </w:r>
-      <w:r>
-        <w:rPr>
-          <w:rFonts w:ascii="Times New Roman" w:hAnsi="Times New Roman"/>
-          <w:b w:val="0"/>
-          <w:i w:val="0"/>
-          <w:color w:val="000000"/>
-          <w:sz w:val="26"/>
-        </w:rPr>
-        <w:t>.</w:t>
-      </w:r>
-    </w:p>
-    <w:p>
-      <w:pPr>
-        <w:spacing w:before="60" w:after="60" w:line="312" w:lineRule="auto"/>
-        <w:ind w:left="283" w:hanging="170"/>
-        <w:jc w:val="both"/>
-      </w:pPr>
-      <w:r>
-        <w:rPr>
-          <w:rFonts w:ascii="Times New Roman" w:hAnsi="Times New Roman"/>
-          <w:color w:val="000000"/>
-          <w:sz w:val="26"/>
-        </w:rPr>
-        <w:t xml:space="preserve">- </w:t>
-      </w:r>
-      <w:r>
-        <w:rPr>
-          <w:rFonts w:ascii="Times New Roman" w:hAnsi="Times New Roman"/>
-          <w:b/>
-          <w:i w:val="0"/>
-          <w:color w:val="000000"/>
-          <w:sz w:val="26"/>
-        </w:rPr>
-        <w:t>Câu 7 (Chọn B):</w:t>
-      </w:r>
-      <w:r>
-        <w:rPr>
-          <w:rFonts w:ascii="Times New Roman" w:hAnsi="Times New Roman"/>
-          <w:b w:val="0"/>
-          <w:i w:val="0"/>
-          <w:color w:val="000000"/>
-          <w:sz w:val="26"/>
-        </w:rPr>
-        <w:t xml:space="preserve"> Cơ năng ma sát chuyển thành nội năng làm miếng đồng nóng lên.</w:t>
-      </w:r>
-    </w:p>
-    <w:p>
-      <w:pPr>
-        <w:spacing w:before="60" w:after="60" w:line="312" w:lineRule="auto"/>
-        <w:ind w:left="283" w:hanging="170"/>
-        <w:jc w:val="both"/>
-      </w:pPr>
-      <w:r>
-        <w:rPr>
-          <w:rFonts w:ascii="Times New Roman" w:hAnsi="Times New Roman"/>
-          <w:color w:val="000000"/>
-          <w:sz w:val="26"/>
-        </w:rPr>
-        <w:t xml:space="preserve">- </w:t>
-      </w:r>
-      <w:r>
-        <w:rPr>
-          <w:rFonts w:ascii="Times New Roman" w:hAnsi="Times New Roman"/>
-          <w:b/>
-          <w:i w:val="0"/>
-          <w:color w:val="000000"/>
-          <w:sz w:val="26"/>
-        </w:rPr>
-        <w:t>Câu 8 (Chọn A):</w:t>
-      </w:r>
-      <w:r>
-        <w:rPr>
-          <w:rFonts w:ascii="Times New Roman" w:hAnsi="Times New Roman"/>
-          <w:b w:val="0"/>
-          <w:i w:val="0"/>
-          <w:color w:val="000000"/>
-          <w:sz w:val="26"/>
-        </w:rPr>
-        <w:t xml:space="preserve"> Xilanh kín, thể tích không đổi nên khí không thực hiện công (</w:t>
-      </w:r>
-      <w:r>
-        <w:rPr>
-          <w:rFonts w:ascii="Times New Roman" w:hAnsi="Times New Roman"/>
-          <w:b w:val="0"/>
-          <w:i/>
-          <w:color w:val="000000"/>
-          <w:sz w:val="26"/>
-        </w:rPr>
-        <w:t>A = 0</w:t>
-      </w:r>
-      <w:r>
-        <w:rPr>
-          <w:rFonts w:ascii="Times New Roman" w:hAnsi="Times New Roman"/>
-          <w:b w:val="0"/>
-          <w:i w:val="0"/>
-          <w:color w:val="000000"/>
-          <w:sz w:val="26"/>
-        </w:rPr>
-        <w:t xml:space="preserve">), đun nóng nên </w:t>
-      </w:r>
-      <w:r>
-        <w:rPr>
-          <w:rFonts w:ascii="Times New Roman" w:hAnsi="Times New Roman"/>
-          <w:b w:val="0"/>
-          <w:i/>
-          <w:color w:val="000000"/>
-          <w:sz w:val="26"/>
-        </w:rPr>
-        <w:t>Q &gt; 0 \rightarrow Δ U = Q</w:t>
-      </w:r>
-      <w:r>
-        <w:rPr>
-          <w:rFonts w:ascii="Times New Roman" w:hAnsi="Times New Roman"/>
-          <w:b w:val="0"/>
-          <w:i w:val="0"/>
-          <w:color w:val="000000"/>
-          <w:sz w:val="26"/>
-        </w:rPr>
-        <w:t>.</w:t>
-      </w:r>
-    </w:p>
-    <w:p>
-      <w:pPr>
-        <w:spacing w:before="60" w:after="60" w:line="312" w:lineRule="auto"/>
-        <w:ind w:left="283" w:hanging="170"/>
-        <w:jc w:val="both"/>
-      </w:pPr>
-      <w:r>
-        <w:rPr>
-          <w:rFonts w:ascii="Times New Roman" w:hAnsi="Times New Roman"/>
-          <w:color w:val="000000"/>
-          <w:sz w:val="26"/>
-        </w:rPr>
-        <w:t xml:space="preserve">- </w:t>
-      </w:r>
-      <w:r>
-        <w:rPr>
-          <w:rFonts w:ascii="Times New Roman" w:hAnsi="Times New Roman"/>
-          <w:b/>
-          <w:i w:val="0"/>
-          <w:color w:val="000000"/>
-          <w:sz w:val="26"/>
-        </w:rPr>
-        <w:t>Câu 9 (Chọn C):</w:t>
-      </w:r>
-      <w:r>
-        <w:rPr>
-          <w:rFonts w:ascii="Times New Roman" w:hAnsi="Times New Roman"/>
-          <w:b w:val="0"/>
-          <w:i w:val="0"/>
-          <w:color w:val="000000"/>
-          <w:sz w:val="26"/>
-        </w:rPr>
-        <w:t xml:space="preserve"> Công thức nhiệt lượng thu vào </w:t>
-      </w:r>
-      <w:r>
-        <w:rPr>
-          <w:rFonts w:ascii="Times New Roman" w:hAnsi="Times New Roman"/>
-          <w:b w:val="0"/>
-          <w:i/>
-          <w:color w:val="000000"/>
-          <w:sz w:val="26"/>
-        </w:rPr>
-        <w:t>Q = mcΔ t</w:t>
-      </w:r>
-      <w:r>
-        <w:rPr>
-          <w:rFonts w:ascii="Times New Roman" w:hAnsi="Times New Roman"/>
-          <w:b w:val="0"/>
-          <w:i w:val="0"/>
-          <w:color w:val="000000"/>
-          <w:sz w:val="26"/>
-        </w:rPr>
-        <w:t>.</w:t>
-      </w:r>
-    </w:p>
-    <w:p>
-      <w:pPr>
-        <w:spacing w:before="60" w:after="60" w:line="312" w:lineRule="auto"/>
-        <w:ind w:left="283" w:hanging="170"/>
-        <w:jc w:val="both"/>
-      </w:pPr>
-      <w:r>
-        <w:rPr>
-          <w:rFonts w:ascii="Times New Roman" w:hAnsi="Times New Roman"/>
-          <w:color w:val="000000"/>
-          <w:sz w:val="26"/>
-        </w:rPr>
-        <w:t xml:space="preserve">- </w:t>
-      </w:r>
-      <w:r>
-        <w:rPr>
-          <w:rFonts w:ascii="Times New Roman" w:hAnsi="Times New Roman"/>
-          <w:b/>
-          <w:i w:val="0"/>
-          <w:color w:val="000000"/>
-          <w:sz w:val="26"/>
-        </w:rPr>
-        <w:t>Câu 10 (Chọn C):</w:t>
-      </w:r>
-      <w:r>
-        <w:rPr>
-          <w:rFonts w:ascii="Times New Roman" w:hAnsi="Times New Roman"/>
-          <w:b w:val="0"/>
-          <w:i w:val="0"/>
-          <w:color w:val="000000"/>
-          <w:sz w:val="26"/>
-        </w:rPr>
-        <w:t xml:space="preserve"> Đơn vị của nhiệt dung riêng là </w:t>
-      </w:r>
-      <w:r>
-        <w:rPr>
-          <w:rFonts w:ascii="Times New Roman" w:hAnsi="Times New Roman"/>
-          <w:b w:val="0"/>
-          <w:i/>
-          <w:color w:val="000000"/>
-          <w:sz w:val="26"/>
-        </w:rPr>
-        <w:t>J/kg.K</w:t>
-      </w:r>
-      <w:r>
-        <w:rPr>
-          <w:rFonts w:ascii="Times New Roman" w:hAnsi="Times New Roman"/>
-          <w:b w:val="0"/>
-          <w:i w:val="0"/>
-          <w:color w:val="000000"/>
-          <w:sz w:val="26"/>
-        </w:rPr>
-        <w:t xml:space="preserve"> hoặc </w:t>
-      </w:r>
-      <w:r>
-        <w:rPr>
-          <w:rFonts w:ascii="Times New Roman" w:hAnsi="Times New Roman"/>
-          <w:b w:val="0"/>
-          <w:i/>
-          <w:color w:val="000000"/>
-          <w:sz w:val="26"/>
-        </w:rPr>
-        <w:t>J/kg.^° C</w:t>
-      </w:r>
-      <w:r>
-        <w:rPr>
-          <w:rFonts w:ascii="Times New Roman" w:hAnsi="Times New Roman"/>
-          <w:b w:val="0"/>
-          <w:i w:val="0"/>
-          <w:color w:val="000000"/>
-          <w:sz w:val="26"/>
-        </w:rPr>
-        <w:t>.</w:t>
-      </w:r>
-    </w:p>
-    <w:p>
-      <w:pPr>
-        <w:spacing w:before="60" w:after="60" w:line="312" w:lineRule="auto"/>
-        <w:ind w:left="283" w:hanging="170"/>
-        <w:jc w:val="both"/>
-      </w:pPr>
-      <w:r>
-        <w:rPr>
-          <w:rFonts w:ascii="Times New Roman" w:hAnsi="Times New Roman"/>
-          <w:color w:val="000000"/>
-          <w:sz w:val="26"/>
-        </w:rPr>
-        <w:t xml:space="preserve">- </w:t>
-      </w:r>
-      <w:r>
-        <w:rPr>
-          <w:rFonts w:ascii="Times New Roman" w:hAnsi="Times New Roman"/>
-          <w:b/>
-          <w:i w:val="0"/>
-          <w:color w:val="000000"/>
-          <w:sz w:val="26"/>
-        </w:rPr>
-        <w:t>Câu 11 (Chọn A):</w:t>
+        <w:t>Câu 1:</w:t>
       </w:r>
       <w:r>
         <w:rPr>
@@ -9404,7 +9849,7 @@
           <w:color w:val="000000"/>
           <w:sz w:val="26"/>
         </w:rPr>
-        <w:t>c = Q / (mΔ t) = 9200 / (2 × 10) = 460 J/kg.K</w:t>
+        <w:t>200</w:t>
       </w:r>
       <w:r>
         <w:rPr>
@@ -9414,42 +9859,7 @@
           <w:color w:val="000000"/>
           <w:sz w:val="26"/>
         </w:rPr>
-        <w:t>.</w:t>
-      </w:r>
-    </w:p>
-    <w:p>
-      <w:pPr>
-        <w:spacing w:before="60" w:after="60" w:line="312" w:lineRule="auto"/>
-        <w:ind w:left="283" w:hanging="170"/>
-        <w:jc w:val="both"/>
-      </w:pPr>
-      <w:r>
-        <w:rPr>
-          <w:rFonts w:ascii="Times New Roman" w:hAnsi="Times New Roman"/>
-          <w:color w:val="000000"/>
-          <w:sz w:val="26"/>
-        </w:rPr>
-        <w:t xml:space="preserve">- </w:t>
-      </w:r>
-      <w:r>
-        <w:rPr>
-          <w:rFonts w:ascii="Times New Roman" w:hAnsi="Times New Roman"/>
-          <w:b/>
-          <w:i w:val="0"/>
-          <w:color w:val="000000"/>
-          <w:sz w:val="26"/>
-        </w:rPr>
-        <w:t>Câu 12 (Chọn B):</w:t>
-      </w:r>
-      <w:r>
-        <w:rPr>
-          <w:rFonts w:ascii="Times New Roman" w:hAnsi="Times New Roman"/>
-          <w:b w:val="0"/>
-          <w:i w:val="0"/>
-          <w:color w:val="000000"/>
-          <w:sz w:val="26"/>
-        </w:rPr>
-        <w:t xml:space="preserve"> Khí nhận nhiệt </w:t>
+        <w:t xml:space="preserve"> (Giải: </w:t>
       </w:r>
       <w:r>
         <w:rPr>
@@ -9459,47 +9869,7 @@
           <w:color w:val="000000"/>
           <w:sz w:val="26"/>
         </w:rPr>
-        <w:t>Q = 150 J</w:t>
-      </w:r>
-      <w:r>
-        <w:rPr>
-          <w:rFonts w:ascii="Times New Roman" w:hAnsi="Times New Roman"/>
-          <w:b w:val="0"/>
-          <w:i w:val="0"/>
-          <w:color w:val="000000"/>
-          <w:sz w:val="26"/>
-        </w:rPr>
-        <w:t xml:space="preserve">, sinh công </w:t>
-      </w:r>
-      <w:r>
-        <w:rPr>
-          <w:rFonts w:ascii="Times New Roman" w:hAnsi="Times New Roman"/>
-          <w:b w:val="0"/>
-          <w:i/>
-          <w:color w:val="000000"/>
-          <w:sz w:val="26"/>
-        </w:rPr>
-        <w:t>A = -100 J \rightarrow Δ U = 150 - 100 = 50 J</w:t>
-      </w:r>
-      <w:r>
-        <w:rPr>
-          <w:rFonts w:ascii="Times New Roman" w:hAnsi="Times New Roman"/>
-          <w:b w:val="0"/>
-          <w:i w:val="0"/>
-          <w:color w:val="000000"/>
-          <w:sz w:val="26"/>
-        </w:rPr>
-        <w:t xml:space="preserve"> (tăng </w:t>
-      </w:r>
-      <w:r>
-        <w:rPr>
-          <w:rFonts w:ascii="Times New Roman" w:hAnsi="Times New Roman"/>
-          <w:b w:val="0"/>
-          <w:i/>
-          <w:color w:val="000000"/>
-          <w:sz w:val="26"/>
-        </w:rPr>
-        <w:t>50 J</w:t>
+        <w:t>Δ U = Q + A = 500 - 300 = 200 J</w:t>
       </w:r>
       <w:r>
         <w:rPr>
@@ -9534,7 +9904,7 @@
           <w:color w:val="000000"/>
           <w:sz w:val="26"/>
         </w:rPr>
-        <w:t>Câu 13 (Chọn A):</w:t>
+        <w:t>Câu 2:</w:t>
       </w:r>
       <w:r>
         <w:rPr>
@@ -9544,7 +9914,7 @@
           <w:color w:val="000000"/>
           <w:sz w:val="26"/>
         </w:rPr>
-        <w:t xml:space="preserve"> Khí nhận công </w:t>
+        <w:t xml:space="preserve"> </w:t>
       </w:r>
       <w:r>
         <w:rPr>
@@ -9554,7 +9924,7 @@
           <w:color w:val="000000"/>
           <w:sz w:val="26"/>
         </w:rPr>
-        <w:t>A = 60 J</w:t>
+        <w:t>505500</w:t>
       </w:r>
       <w:r>
         <w:rPr>
@@ -9564,7 +9934,7 @@
           <w:color w:val="000000"/>
           <w:sz w:val="26"/>
         </w:rPr>
-        <w:t xml:space="preserve">, tỏa nhiệt </w:t>
+        <w:t xml:space="preserve"> (Giải: </w:t>
       </w:r>
       <w:r>
         <w:rPr>
@@ -9574,27 +9944,7 @@
           <w:color w:val="000000"/>
           <w:sz w:val="26"/>
         </w:rPr>
-        <w:t>Q = -20 J \rightarrow Δ U = 60 - 20 = 40 J</w:t>
-      </w:r>
-      <w:r>
-        <w:rPr>
-          <w:rFonts w:ascii="Times New Roman" w:hAnsi="Times New Roman"/>
-          <w:b w:val="0"/>
-          <w:i w:val="0"/>
-          <w:color w:val="000000"/>
-          <w:sz w:val="26"/>
-        </w:rPr>
-        <w:t xml:space="preserve"> (tăng </w:t>
-      </w:r>
-      <w:r>
-        <w:rPr>
-          <w:rFonts w:ascii="Times New Roman" w:hAnsi="Times New Roman"/>
-          <w:b w:val="0"/>
-          <w:i/>
-          <w:color w:val="000000"/>
-          <w:sz w:val="26"/>
-        </w:rPr>
-        <w:t>40 J</w:t>
+        <w:t>Q = Q_1 + Q_2 = 0,5 × 880 × 75 + 1,5 × 4200 × 75 = 33000 + 472500 = 505500 J</w:t>
       </w:r>
       <w:r>
         <w:rPr>
@@ -9629,7 +9979,7 @@
           <w:color w:val="000000"/>
           <w:sz w:val="26"/>
         </w:rPr>
-        <w:t>Câu 14 (Chọn A):</w:t>
+        <w:t>Câu 3:</w:t>
       </w:r>
       <w:r>
         <w:rPr>
@@ -9639,7 +9989,7 @@
           <w:color w:val="000000"/>
           <w:sz w:val="26"/>
         </w:rPr>
-        <w:t xml:space="preserve"> Nhiệt lượng cần đun sôi: </w:t>
+        <w:t xml:space="preserve"> </w:t>
       </w:r>
       <w:r>
         <w:rPr>
@@ -9649,7 +9999,7 @@
           <w:color w:val="000000"/>
           <w:sz w:val="26"/>
         </w:rPr>
-        <w:t>Q = mcΔ t = 0,5 × 4200 × 80 = 168000 J</w:t>
+        <w:t>80</w:t>
       </w:r>
       <w:r>
         <w:rPr>
@@ -9659,7 +10009,7 @@
           <w:color w:val="000000"/>
           <w:sz w:val="26"/>
         </w:rPr>
-        <w:t xml:space="preserve">. Thời gian </w:t>
+        <w:t xml:space="preserve"> (Giải: </w:t>
       </w:r>
       <w:r>
         <w:rPr>
@@ -9669,152 +10019,7 @@
           <w:color w:val="000000"/>
           <w:sz w:val="26"/>
         </w:rPr>
-        <w:t>t = Q / P = 168000 / 1000 = 168 s</w:t>
-      </w:r>
-      <w:r>
-        <w:rPr>
-          <w:rFonts w:ascii="Times New Roman" w:hAnsi="Times New Roman"/>
-          <w:b w:val="0"/>
-          <w:i w:val="0"/>
-          <w:color w:val="000000"/>
-          <w:sz w:val="26"/>
-        </w:rPr>
-        <w:t>.</w:t>
-      </w:r>
-    </w:p>
-    <w:p>
-      <w:pPr>
-        <w:spacing w:before="60" w:after="60" w:line="312" w:lineRule="auto"/>
-        <w:ind w:left="283" w:hanging="170"/>
-        <w:jc w:val="both"/>
-      </w:pPr>
-      <w:r>
-        <w:rPr>
-          <w:rFonts w:ascii="Times New Roman" w:hAnsi="Times New Roman"/>
-          <w:color w:val="000000"/>
-          <w:sz w:val="26"/>
-        </w:rPr>
-        <w:t xml:space="preserve">- </w:t>
-      </w:r>
-      <w:r>
-        <w:rPr>
-          <w:rFonts w:ascii="Times New Roman" w:hAnsi="Times New Roman"/>
-          <w:b/>
-          <w:i w:val="0"/>
-          <w:color w:val="000000"/>
-          <w:sz w:val="26"/>
-        </w:rPr>
-        <w:t>Câu 15 (Chọn C):</w:t>
-      </w:r>
-      <w:r>
-        <w:rPr>
-          <w:rFonts w:ascii="Times New Roman" w:hAnsi="Times New Roman"/>
-          <w:b w:val="0"/>
-          <w:i w:val="0"/>
-          <w:color w:val="000000"/>
-          <w:sz w:val="26"/>
-        </w:rPr>
-        <w:t xml:space="preserve"> Quá trình đẳng nhiệt nên nhiệt độ không đổi </w:t>
-      </w:r>
-      <w:r>
-        <w:rPr>
-          <w:rFonts w:ascii="Times New Roman" w:hAnsi="Times New Roman"/>
-          <w:b w:val="0"/>
-          <w:i/>
-          <w:color w:val="000000"/>
-          <w:sz w:val="26"/>
-        </w:rPr>
-        <w:t>\rightarrow Δ U = 0</w:t>
-      </w:r>
-      <w:r>
-        <w:rPr>
-          <w:rFonts w:ascii="Times New Roman" w:hAnsi="Times New Roman"/>
-          <w:b w:val="0"/>
-          <w:i w:val="0"/>
-          <w:color w:val="000000"/>
-          <w:sz w:val="26"/>
-        </w:rPr>
-        <w:t>.</w:t>
-      </w:r>
-    </w:p>
-    <w:p>
-      <w:pPr>
-        <w:spacing w:before="60" w:after="60" w:line="312" w:lineRule="auto"/>
-        <w:ind w:left="283" w:hanging="170"/>
-        <w:jc w:val="both"/>
-      </w:pPr>
-      <w:r>
-        <w:rPr>
-          <w:rFonts w:ascii="Times New Roman" w:hAnsi="Times New Roman"/>
-          <w:color w:val="000000"/>
-          <w:sz w:val="26"/>
-        </w:rPr>
-        <w:t xml:space="preserve">- </w:t>
-      </w:r>
-      <w:r>
-        <w:rPr>
-          <w:rFonts w:ascii="Times New Roman" w:hAnsi="Times New Roman"/>
-          <w:b/>
-          <w:i w:val="0"/>
-          <w:color w:val="000000"/>
-          <w:sz w:val="26"/>
-        </w:rPr>
-        <w:t>Câu 16 (Chọn A):</w:t>
-      </w:r>
-      <w:r>
-        <w:rPr>
-          <w:rFonts w:ascii="Times New Roman" w:hAnsi="Times New Roman"/>
-          <w:b w:val="0"/>
-          <w:i w:val="0"/>
-          <w:color w:val="000000"/>
-          <w:sz w:val="26"/>
-        </w:rPr>
-        <w:t xml:space="preserve"> Cơ năng giảm do va chạm không đàn hồi chuyển thành nội năng của bóng và sàn làm chúng nóng lên.</w:t>
-      </w:r>
-    </w:p>
-    <w:p>
-      <w:pPr>
-        <w:spacing w:before="60" w:after="60" w:line="312" w:lineRule="auto"/>
-        <w:ind w:left="283" w:hanging="170"/>
-        <w:jc w:val="both"/>
-      </w:pPr>
-      <w:r>
-        <w:rPr>
-          <w:rFonts w:ascii="Times New Roman" w:hAnsi="Times New Roman"/>
-          <w:color w:val="000000"/>
-          <w:sz w:val="26"/>
-        </w:rPr>
-        <w:t xml:space="preserve">- </w:t>
-      </w:r>
-      <w:r>
-        <w:rPr>
-          <w:rFonts w:ascii="Times New Roman" w:hAnsi="Times New Roman"/>
-          <w:b/>
-          <w:i w:val="0"/>
-          <w:color w:val="000000"/>
-          <w:sz w:val="26"/>
-        </w:rPr>
-        <w:t>Câu 17 (Chọn C):</w:t>
-      </w:r>
-      <w:r>
-        <w:rPr>
-          <w:rFonts w:ascii="Times New Roman" w:hAnsi="Times New Roman"/>
-          <w:b w:val="0"/>
-          <w:i w:val="0"/>
-          <w:color w:val="000000"/>
-          <w:sz w:val="26"/>
-        </w:rPr>
-        <w:t xml:space="preserve"> Chất có nhiệt dung riêng lớn hơn thì nóng lên chậm hơn khi nhận cùng nhiệt lượng (vì cần nhiều nhiệt hơn để tăng </w:t>
-      </w:r>
-      <w:r>
-        <w:rPr>
-          <w:rFonts w:ascii="Times New Roman" w:hAnsi="Times New Roman"/>
-          <w:b w:val="0"/>
-          <w:i/>
-          <w:color w:val="000000"/>
-          <w:sz w:val="26"/>
-        </w:rPr>
-        <w:t>1^° C</w:t>
+        <w:t>Δ U = A + Q = 120 - 40 = 80 J</w:t>
       </w:r>
       <w:r>
         <w:rPr>
@@ -9849,7 +10054,7 @@
           <w:color w:val="000000"/>
           <w:sz w:val="26"/>
         </w:rPr>
-        <w:t>Câu 18 (Chọn B):</w:t>
+        <w:t>Câu 4:</w:t>
       </w:r>
       <w:r>
         <w:rPr>
@@ -9859,7 +10064,7 @@
           <w:color w:val="000000"/>
           <w:sz w:val="26"/>
         </w:rPr>
-        <w:t xml:space="preserve"> Khối khí nhận công </w:t>
+        <w:t xml:space="preserve"> </w:t>
       </w:r>
       <w:r>
         <w:rPr>
@@ -9869,7 +10074,7 @@
           <w:color w:val="000000"/>
           <w:sz w:val="26"/>
         </w:rPr>
-        <w:t>A = 80 J</w:t>
+        <w:t>380</w:t>
       </w:r>
       <w:r>
         <w:rPr>
@@ -9879,7 +10084,7 @@
           <w:color w:val="000000"/>
           <w:sz w:val="26"/>
         </w:rPr>
-        <w:t xml:space="preserve">, nhận nhiệt </w:t>
+        <w:t xml:space="preserve"> (Giải: </w:t>
       </w:r>
       <w:r>
         <w:rPr>
@@ -9889,7 +10094,7 @@
           <w:color w:val="000000"/>
           <w:sz w:val="26"/>
         </w:rPr>
-        <w:t>Q = 100 J \rightarrow Δ U = 80 + 100 = 180 J</w:t>
+        <w:t>c = \frac{Q}{mΔ t} = \frac{19000}{2,5 × 20} = 380 J/kg.K</w:t>
       </w:r>
       <w:r>
         <w:rPr>
@@ -9899,25 +10104,7 @@
           <w:color w:val="000000"/>
           <w:sz w:val="26"/>
         </w:rPr>
-        <w:t>.</w:t>
-      </w:r>
-    </w:p>
-    <w:p>
-      <w:pPr>
-        <w:pStyle w:val="Heading2"/>
-        <w:keepNext/>
-        <w:spacing w:before="160" w:after="80"/>
-        <w:ind w:left="0" w:firstLine="0"/>
-      </w:pPr>
-      <w:r>
-        <w:rPr>
-          <w:rFonts w:ascii="Times New Roman" w:hAnsi="Times New Roman"/>
-          <w:b/>
-          <w:i w:val="0"/>
-          <w:color w:val="000000"/>
-          <w:sz w:val="26"/>
-        </w:rPr>
-        <w:t>PHẦN II:</w:t>
+        <w:t>).</w:t>
       </w:r>
     </w:p>
     <w:p>
@@ -9942,22 +10129,7 @@
           <w:color w:val="000000"/>
           <w:sz w:val="26"/>
         </w:rPr>
-        <w:t>Câu 1:</w:t>
-      </w:r>
-    </w:p>
-    <w:p>
-      <w:pPr>
-        <w:spacing w:before="60" w:after="60" w:line="312" w:lineRule="auto"/>
-        <w:ind w:left="283" w:hanging="170"/>
-        <w:jc w:val="both"/>
-      </w:pPr>
-      <w:r>
-        <w:rPr>
-          <w:rFonts w:ascii="Times New Roman" w:hAnsi="Times New Roman"/>
-          <w:color w:val="000000"/>
-          <w:sz w:val="26"/>
-        </w:rPr>
-        <w:t xml:space="preserve">- </w:t>
+        <w:t>Câu 5:</w:t>
       </w:r>
       <w:r>
         <w:rPr>
@@ -9967,22 +10139,17 @@
           <w:color w:val="000000"/>
           <w:sz w:val="26"/>
         </w:rPr>
-        <w:t>a) Đúng. Nén khí làm động năng phân tử tăng, nội năng tăng.</w:t>
+        <w:t xml:space="preserve"> </w:t>
       </w:r>
-    </w:p>
-    <w:p>
-      <w:pPr>
-        <w:spacing w:before="60" w:after="60" w:line="312" w:lineRule="auto"/>
-        <w:ind w:left="283" w:hanging="170"/>
-        <w:jc w:val="both"/>
-      </w:pPr>
       <w:r>
         <w:rPr>
           <w:rFonts w:ascii="Times New Roman" w:hAnsi="Times New Roman"/>
+          <w:b w:val="0"/>
+          <w:i/>
           <w:color w:val="000000"/>
           <w:sz w:val="26"/>
         </w:rPr>
-        <w:t xml:space="preserve">- </w:t>
+        <w:t>150</w:t>
       </w:r>
       <w:r>
         <w:rPr>
@@ -9992,7 +10159,7 @@
           <w:color w:val="000000"/>
           <w:sz w:val="26"/>
         </w:rPr>
-        <w:t xml:space="preserve">b) Sai. Giữ pit-tông cố định thì </w:t>
+        <w:t xml:space="preserve"> (Giải: </w:t>
       </w:r>
       <w:r>
         <w:rPr>
@@ -10002,7 +10169,7 @@
           <w:color w:val="000000"/>
           <w:sz w:val="26"/>
         </w:rPr>
-        <w:t>A = 0</w:t>
+        <w:t>A = Q_{nhận} - Q_{tỏa} = 450 - 300 = 150 J</w:t>
       </w:r>
       <w:r>
         <w:rPr>
@@ -10012,97 +10179,7 @@
           <w:color w:val="000000"/>
           <w:sz w:val="26"/>
         </w:rPr>
-        <w:t xml:space="preserve"> (không thực hiện công hay nhận công).</w:t>
-      </w:r>
-    </w:p>
-    <w:p>
-      <w:pPr>
-        <w:spacing w:before="60" w:after="60" w:line="312" w:lineRule="auto"/>
-        <w:ind w:left="283" w:hanging="170"/>
-        <w:jc w:val="both"/>
-      </w:pPr>
-      <w:r>
-        <w:rPr>
-          <w:rFonts w:ascii="Times New Roman" w:hAnsi="Times New Roman"/>
-          <w:color w:val="000000"/>
-          <w:sz w:val="26"/>
-        </w:rPr>
-        <w:t xml:space="preserve">- </w:t>
-      </w:r>
-      <w:r>
-        <w:rPr>
-          <w:rFonts w:ascii="Times New Roman" w:hAnsi="Times New Roman"/>
-          <w:b w:val="0"/>
-          <w:i w:val="0"/>
-          <w:color w:val="000000"/>
-          <w:sz w:val="26"/>
-        </w:rPr>
-        <w:t xml:space="preserve">c) Đúng. </w:t>
-      </w:r>
-      <w:r>
-        <w:rPr>
-          <w:rFonts w:ascii="Times New Roman" w:hAnsi="Times New Roman"/>
-          <w:b w:val="0"/>
-          <w:i/>
-          <w:color w:val="000000"/>
-          <w:sz w:val="26"/>
-        </w:rPr>
-        <w:t>Δ U = -50 - 30 = -80 J</w:t>
-      </w:r>
-      <w:r>
-        <w:rPr>
-          <w:rFonts w:ascii="Times New Roman" w:hAnsi="Times New Roman"/>
-          <w:b w:val="0"/>
-          <w:i w:val="0"/>
-          <w:color w:val="000000"/>
-          <w:sz w:val="26"/>
-        </w:rPr>
-        <w:t>.</w:t>
-      </w:r>
-    </w:p>
-    <w:p>
-      <w:pPr>
-        <w:spacing w:before="60" w:after="60" w:line="312" w:lineRule="auto"/>
-        <w:ind w:left="283" w:hanging="170"/>
-        <w:jc w:val="both"/>
-      </w:pPr>
-      <w:r>
-        <w:rPr>
-          <w:rFonts w:ascii="Times New Roman" w:hAnsi="Times New Roman"/>
-          <w:color w:val="000000"/>
-          <w:sz w:val="26"/>
-        </w:rPr>
-        <w:t xml:space="preserve">- </w:t>
-      </w:r>
-      <w:r>
-        <w:rPr>
-          <w:rFonts w:ascii="Times New Roman" w:hAnsi="Times New Roman"/>
-          <w:b w:val="0"/>
-          <w:i w:val="0"/>
-          <w:color w:val="000000"/>
-          <w:sz w:val="26"/>
-        </w:rPr>
-        <w:t xml:space="preserve">d) Đúng. Khi </w:t>
-      </w:r>
-      <w:r>
-        <w:rPr>
-          <w:rFonts w:ascii="Times New Roman" w:hAnsi="Times New Roman"/>
-          <w:b w:val="0"/>
-          <w:i/>
-          <w:color w:val="000000"/>
-          <w:sz w:val="26"/>
-        </w:rPr>
-        <w:t>A = 0 \rightarrow Δ U = Q</w:t>
-      </w:r>
-      <w:r>
-        <w:rPr>
-          <w:rFonts w:ascii="Times New Roman" w:hAnsi="Times New Roman"/>
-          <w:b w:val="0"/>
-          <w:i w:val="0"/>
-          <w:color w:val="000000"/>
-          <w:sz w:val="26"/>
-        </w:rPr>
-        <w:t>.</w:t>
+        <w:t>).</w:t>
       </w:r>
     </w:p>
     <w:p>
@@ -10127,487 +10204,7 @@
           <w:color w:val="000000"/>
           <w:sz w:val="26"/>
         </w:rPr>
-        <w:t>Câu 2:</w:t>
-      </w:r>
-    </w:p>
-    <w:p>
-      <w:pPr>
-        <w:spacing w:before="60" w:after="60" w:line="312" w:lineRule="auto"/>
-        <w:ind w:left="283" w:hanging="170"/>
-        <w:jc w:val="both"/>
-      </w:pPr>
-      <w:r>
-        <w:rPr>
-          <w:rFonts w:ascii="Times New Roman" w:hAnsi="Times New Roman"/>
-          <w:color w:val="000000"/>
-          <w:sz w:val="26"/>
-        </w:rPr>
-        <w:t xml:space="preserve">- </w:t>
-      </w:r>
-      <w:r>
-        <w:rPr>
-          <w:rFonts w:ascii="Times New Roman" w:hAnsi="Times New Roman"/>
-          <w:b w:val="0"/>
-          <w:i w:val="0"/>
-          <w:color w:val="000000"/>
-          <w:sz w:val="26"/>
-        </w:rPr>
-        <w:t>a) Sai. Truyền nhiệt từ bếp là hình thức truyền nhiệt, không phải thực hiện công.</w:t>
-      </w:r>
-    </w:p>
-    <w:p>
-      <w:pPr>
-        <w:spacing w:before="60" w:after="60" w:line="312" w:lineRule="auto"/>
-        <w:ind w:left="283" w:hanging="170"/>
-        <w:jc w:val="both"/>
-      </w:pPr>
-      <w:r>
-        <w:rPr>
-          <w:rFonts w:ascii="Times New Roman" w:hAnsi="Times New Roman"/>
-          <w:color w:val="000000"/>
-          <w:sz w:val="26"/>
-        </w:rPr>
-        <w:t xml:space="preserve">- </w:t>
-      </w:r>
-      <w:r>
-        <w:rPr>
-          <w:rFonts w:ascii="Times New Roman" w:hAnsi="Times New Roman"/>
-          <w:b w:val="0"/>
-          <w:i w:val="0"/>
-          <w:color w:val="000000"/>
-          <w:sz w:val="26"/>
-        </w:rPr>
-        <w:t>b) Đúng. Giãn nở làm tăng khoảng cách phân tử nên thế năng tương tác tăng.</w:t>
-      </w:r>
-    </w:p>
-    <w:p>
-      <w:pPr>
-        <w:spacing w:before="60" w:after="60" w:line="312" w:lineRule="auto"/>
-        <w:ind w:left="283" w:hanging="170"/>
-        <w:jc w:val="both"/>
-      </w:pPr>
-      <w:r>
-        <w:rPr>
-          <w:rFonts w:ascii="Times New Roman" w:hAnsi="Times New Roman"/>
-          <w:color w:val="000000"/>
-          <w:sz w:val="26"/>
-        </w:rPr>
-        <w:t xml:space="preserve">- </w:t>
-      </w:r>
-      <w:r>
-        <w:rPr>
-          <w:rFonts w:ascii="Times New Roman" w:hAnsi="Times New Roman"/>
-          <w:b w:val="0"/>
-          <w:i w:val="0"/>
-          <w:color w:val="000000"/>
-          <w:sz w:val="26"/>
-        </w:rPr>
-        <w:t xml:space="preserve">c) Đúng. </w:t>
-      </w:r>
-      <w:r>
-        <w:rPr>
-          <w:rFonts w:ascii="Times New Roman" w:hAnsi="Times New Roman"/>
-          <w:b w:val="0"/>
-          <w:i/>
-          <w:color w:val="000000"/>
-          <w:sz w:val="26"/>
-        </w:rPr>
-        <w:t>c = 1760 / (0,2 × 10) = 880 J/kg.K</w:t>
-      </w:r>
-      <w:r>
-        <w:rPr>
-          <w:rFonts w:ascii="Times New Roman" w:hAnsi="Times New Roman"/>
-          <w:b w:val="0"/>
-          <w:i w:val="0"/>
-          <w:color w:val="000000"/>
-          <w:sz w:val="26"/>
-        </w:rPr>
-        <w:t>.</w:t>
-      </w:r>
-    </w:p>
-    <w:p>
-      <w:pPr>
-        <w:spacing w:before="60" w:after="60" w:line="312" w:lineRule="auto"/>
-        <w:ind w:left="283" w:hanging="170"/>
-        <w:jc w:val="both"/>
-      </w:pPr>
-      <w:r>
-        <w:rPr>
-          <w:rFonts w:ascii="Times New Roman" w:hAnsi="Times New Roman"/>
-          <w:color w:val="000000"/>
-          <w:sz w:val="26"/>
-        </w:rPr>
-        <w:t xml:space="preserve">- </w:t>
-      </w:r>
-      <w:r>
-        <w:rPr>
-          <w:rFonts w:ascii="Times New Roman" w:hAnsi="Times New Roman"/>
-          <w:b w:val="0"/>
-          <w:i w:val="0"/>
-          <w:color w:val="000000"/>
-          <w:sz w:val="26"/>
-        </w:rPr>
-        <w:t>d) Đúng. Khi bay hơi phân tử cần thắng lực liên kết phân tử nên thế năng tương tác tăng mạnh.</w:t>
-      </w:r>
-    </w:p>
-    <w:p>
-      <w:pPr>
-        <w:spacing w:before="60" w:after="60" w:line="312" w:lineRule="auto"/>
-        <w:ind w:left="283" w:hanging="170"/>
-        <w:jc w:val="both"/>
-      </w:pPr>
-      <w:r>
-        <w:rPr>
-          <w:rFonts w:ascii="Times New Roman" w:hAnsi="Times New Roman"/>
-          <w:color w:val="000000"/>
-          <w:sz w:val="26"/>
-        </w:rPr>
-        <w:t xml:space="preserve">- </w:t>
-      </w:r>
-      <w:r>
-        <w:rPr>
-          <w:rFonts w:ascii="Times New Roman" w:hAnsi="Times New Roman"/>
-          <w:b/>
-          <w:i w:val="0"/>
-          <w:color w:val="000000"/>
-          <w:sz w:val="26"/>
-        </w:rPr>
-        <w:t>Câu 3:</w:t>
-      </w:r>
-    </w:p>
-    <w:p>
-      <w:pPr>
-        <w:spacing w:before="60" w:after="60" w:line="312" w:lineRule="auto"/>
-        <w:ind w:left="283" w:hanging="170"/>
-        <w:jc w:val="both"/>
-      </w:pPr>
-      <w:r>
-        <w:rPr>
-          <w:rFonts w:ascii="Times New Roman" w:hAnsi="Times New Roman"/>
-          <w:color w:val="000000"/>
-          <w:sz w:val="26"/>
-        </w:rPr>
-        <w:t xml:space="preserve">- </w:t>
-      </w:r>
-      <w:r>
-        <w:rPr>
-          <w:rFonts w:ascii="Times New Roman" w:hAnsi="Times New Roman"/>
-          <w:b w:val="0"/>
-          <w:i w:val="0"/>
-          <w:color w:val="000000"/>
-          <w:sz w:val="26"/>
-        </w:rPr>
-        <w:t xml:space="preserve">a) Sai. Nhận công nên </w:t>
-      </w:r>
-      <w:r>
-        <w:rPr>
-          <w:rFonts w:ascii="Times New Roman" w:hAnsi="Times New Roman"/>
-          <w:b w:val="0"/>
-          <w:i/>
-          <w:color w:val="000000"/>
-          <w:sz w:val="26"/>
-        </w:rPr>
-        <w:t>A = +1200 J</w:t>
-      </w:r>
-      <w:r>
-        <w:rPr>
-          <w:rFonts w:ascii="Times New Roman" w:hAnsi="Times New Roman"/>
-          <w:b w:val="0"/>
-          <w:i w:val="0"/>
-          <w:color w:val="000000"/>
-          <w:sz w:val="26"/>
-        </w:rPr>
-        <w:t>.</w:t>
-      </w:r>
-    </w:p>
-    <w:p>
-      <w:pPr>
-        <w:spacing w:before="60" w:after="60" w:line="312" w:lineRule="auto"/>
-        <w:ind w:left="283" w:hanging="170"/>
-        <w:jc w:val="both"/>
-      </w:pPr>
-      <w:r>
-        <w:rPr>
-          <w:rFonts w:ascii="Times New Roman" w:hAnsi="Times New Roman"/>
-          <w:color w:val="000000"/>
-          <w:sz w:val="26"/>
-        </w:rPr>
-        <w:t xml:space="preserve">- </w:t>
-      </w:r>
-      <w:r>
-        <w:rPr>
-          <w:rFonts w:ascii="Times New Roman" w:hAnsi="Times New Roman"/>
-          <w:b w:val="0"/>
-          <w:i w:val="0"/>
-          <w:color w:val="000000"/>
-          <w:sz w:val="26"/>
-        </w:rPr>
-        <w:t xml:space="preserve">b) Đúng. Tỏa nhiệt nên </w:t>
-      </w:r>
-      <w:r>
-        <w:rPr>
-          <w:rFonts w:ascii="Times New Roman" w:hAnsi="Times New Roman"/>
-          <w:b w:val="0"/>
-          <w:i/>
-          <w:color w:val="000000"/>
-          <w:sz w:val="26"/>
-        </w:rPr>
-        <w:t>Q = -400 J</w:t>
-      </w:r>
-      <w:r>
-        <w:rPr>
-          <w:rFonts w:ascii="Times New Roman" w:hAnsi="Times New Roman"/>
-          <w:b w:val="0"/>
-          <w:i w:val="0"/>
-          <w:color w:val="000000"/>
-          <w:sz w:val="26"/>
-        </w:rPr>
-        <w:t>.</w:t>
-      </w:r>
-    </w:p>
-    <w:p>
-      <w:pPr>
-        <w:spacing w:before="60" w:after="60" w:line="312" w:lineRule="auto"/>
-        <w:ind w:left="283" w:hanging="170"/>
-        <w:jc w:val="both"/>
-      </w:pPr>
-      <w:r>
-        <w:rPr>
-          <w:rFonts w:ascii="Times New Roman" w:hAnsi="Times New Roman"/>
-          <w:color w:val="000000"/>
-          <w:sz w:val="26"/>
-        </w:rPr>
-        <w:t xml:space="preserve">- </w:t>
-      </w:r>
-      <w:r>
-        <w:rPr>
-          <w:rFonts w:ascii="Times New Roman" w:hAnsi="Times New Roman"/>
-          <w:b w:val="0"/>
-          <w:i w:val="0"/>
-          <w:color w:val="000000"/>
-          <w:sz w:val="26"/>
-        </w:rPr>
-        <w:t xml:space="preserve">c) Đúng. </w:t>
-      </w:r>
-      <w:r>
-        <w:rPr>
-          <w:rFonts w:ascii="Times New Roman" w:hAnsi="Times New Roman"/>
-          <w:b w:val="0"/>
-          <w:i/>
-          <w:color w:val="000000"/>
-          <w:sz w:val="26"/>
-        </w:rPr>
-        <w:t>Δ U = 1200 - 400 = 800 J</w:t>
-      </w:r>
-      <w:r>
-        <w:rPr>
-          <w:rFonts w:ascii="Times New Roman" w:hAnsi="Times New Roman"/>
-          <w:b w:val="0"/>
-          <w:i w:val="0"/>
-          <w:color w:val="000000"/>
-          <w:sz w:val="26"/>
-        </w:rPr>
-        <w:t>.</w:t>
-      </w:r>
-    </w:p>
-    <w:p>
-      <w:pPr>
-        <w:spacing w:before="60" w:after="60" w:line="312" w:lineRule="auto"/>
-        <w:ind w:left="283" w:hanging="170"/>
-        <w:jc w:val="both"/>
-      </w:pPr>
-      <w:r>
-        <w:rPr>
-          <w:rFonts w:ascii="Times New Roman" w:hAnsi="Times New Roman"/>
-          <w:color w:val="000000"/>
-          <w:sz w:val="26"/>
-        </w:rPr>
-        <w:t xml:space="preserve">- </w:t>
-      </w:r>
-      <w:r>
-        <w:rPr>
-          <w:rFonts w:ascii="Times New Roman" w:hAnsi="Times New Roman"/>
-          <w:b w:val="0"/>
-          <w:i w:val="0"/>
-          <w:color w:val="000000"/>
-          <w:sz w:val="26"/>
-        </w:rPr>
-        <w:t>d) Đúng. Nội năng tăng làm nhiệt độ tăng.</w:t>
-      </w:r>
-    </w:p>
-    <w:p>
-      <w:pPr>
-        <w:spacing w:before="60" w:after="60" w:line="312" w:lineRule="auto"/>
-        <w:ind w:left="283" w:hanging="170"/>
-        <w:jc w:val="both"/>
-      </w:pPr>
-      <w:r>
-        <w:rPr>
-          <w:rFonts w:ascii="Times New Roman" w:hAnsi="Times New Roman"/>
-          <w:color w:val="000000"/>
-          <w:sz w:val="26"/>
-        </w:rPr>
-        <w:t xml:space="preserve">- </w:t>
-      </w:r>
-      <w:r>
-        <w:rPr>
-          <w:rFonts w:ascii="Times New Roman" w:hAnsi="Times New Roman"/>
-          <w:b/>
-          <w:i w:val="0"/>
-          <w:color w:val="000000"/>
-          <w:sz w:val="26"/>
-        </w:rPr>
-        <w:t>Câu 4:</w:t>
-      </w:r>
-    </w:p>
-    <w:p>
-      <w:pPr>
-        <w:spacing w:before="60" w:after="60" w:line="312" w:lineRule="auto"/>
-        <w:ind w:left="283" w:hanging="170"/>
-        <w:jc w:val="both"/>
-      </w:pPr>
-      <w:r>
-        <w:rPr>
-          <w:rFonts w:ascii="Times New Roman" w:hAnsi="Times New Roman"/>
-          <w:color w:val="000000"/>
-          <w:sz w:val="26"/>
-        </w:rPr>
-        <w:t xml:space="preserve">- </w:t>
-      </w:r>
-      <w:r>
-        <w:rPr>
-          <w:rFonts w:ascii="Times New Roman" w:hAnsi="Times New Roman"/>
-          <w:b w:val="0"/>
-          <w:i w:val="0"/>
-          <w:color w:val="000000"/>
-          <w:sz w:val="26"/>
-        </w:rPr>
-        <w:t>a) Sai. Dòng điện đun nóng thông qua dây điện trở là hình thức truyền nhiệt.</w:t>
-      </w:r>
-    </w:p>
-    <w:p>
-      <w:pPr>
-        <w:spacing w:before="60" w:after="60" w:line="312" w:lineRule="auto"/>
-        <w:ind w:left="283" w:hanging="170"/>
-        <w:jc w:val="both"/>
-      </w:pPr>
-      <w:r>
-        <w:rPr>
-          <w:rFonts w:ascii="Times New Roman" w:hAnsi="Times New Roman"/>
-          <w:color w:val="000000"/>
-          <w:sz w:val="26"/>
-        </w:rPr>
-        <w:t xml:space="preserve">- </w:t>
-      </w:r>
-      <w:r>
-        <w:rPr>
-          <w:rFonts w:ascii="Times New Roman" w:hAnsi="Times New Roman"/>
-          <w:b w:val="0"/>
-          <w:i w:val="0"/>
-          <w:color w:val="000000"/>
-          <w:sz w:val="26"/>
-        </w:rPr>
-        <w:t xml:space="preserve">b) Đúng. </w:t>
-      </w:r>
-      <w:r>
-        <w:rPr>
-          <w:rFonts w:ascii="Times New Roman" w:hAnsi="Times New Roman"/>
-          <w:b w:val="0"/>
-          <w:i/>
-          <w:color w:val="000000"/>
-          <w:sz w:val="26"/>
-        </w:rPr>
-        <w:t>Q = P × t = 50 × 180 = 9000 J</w:t>
-      </w:r>
-      <w:r>
-        <w:rPr>
-          <w:rFonts w:ascii="Times New Roman" w:hAnsi="Times New Roman"/>
-          <w:b w:val="0"/>
-          <w:i w:val="0"/>
-          <w:color w:val="000000"/>
-          <w:sz w:val="26"/>
-        </w:rPr>
-        <w:t>.</w:t>
-      </w:r>
-    </w:p>
-    <w:p>
-      <w:pPr>
-        <w:spacing w:before="60" w:after="60" w:line="312" w:lineRule="auto"/>
-        <w:ind w:left="283" w:hanging="170"/>
-        <w:jc w:val="both"/>
-      </w:pPr>
-      <w:r>
-        <w:rPr>
-          <w:rFonts w:ascii="Times New Roman" w:hAnsi="Times New Roman"/>
-          <w:color w:val="000000"/>
-          <w:sz w:val="26"/>
-        </w:rPr>
-        <w:t xml:space="preserve">- </w:t>
-      </w:r>
-      <w:r>
-        <w:rPr>
-          <w:rFonts w:ascii="Times New Roman" w:hAnsi="Times New Roman"/>
-          <w:b w:val="0"/>
-          <w:i w:val="0"/>
-          <w:color w:val="000000"/>
-          <w:sz w:val="26"/>
-        </w:rPr>
-        <w:t xml:space="preserve">c) Đúng. </w:t>
-      </w:r>
-      <w:r>
-        <w:rPr>
-          <w:rFonts w:ascii="Times New Roman" w:hAnsi="Times New Roman"/>
-          <w:b w:val="0"/>
-          <w:i/>
-          <w:color w:val="000000"/>
-          <w:sz w:val="26"/>
-        </w:rPr>
-        <w:t>c = Q / (mΔ t) = 9000 / (0,5 × 40) = 450 J/kg.K</w:t>
-      </w:r>
-      <w:r>
-        <w:rPr>
-          <w:rFonts w:ascii="Times New Roman" w:hAnsi="Times New Roman"/>
-          <w:b w:val="0"/>
-          <w:i w:val="0"/>
-          <w:color w:val="000000"/>
-          <w:sz w:val="26"/>
-        </w:rPr>
-        <w:t>.</w:t>
-      </w:r>
-    </w:p>
-    <w:p>
-      <w:pPr>
-        <w:spacing w:before="60" w:after="60" w:line="312" w:lineRule="auto"/>
-        <w:ind w:left="283" w:hanging="170"/>
-        <w:jc w:val="both"/>
-      </w:pPr>
-      <w:r>
-        <w:rPr>
-          <w:rFonts w:ascii="Times New Roman" w:hAnsi="Times New Roman"/>
-          <w:color w:val="000000"/>
-          <w:sz w:val="26"/>
-        </w:rPr>
-        <w:t xml:space="preserve">- </w:t>
-      </w:r>
-      <w:r>
-        <w:rPr>
-          <w:rFonts w:ascii="Times New Roman" w:hAnsi="Times New Roman"/>
-          <w:b w:val="0"/>
-          <w:i w:val="0"/>
-          <w:color w:val="000000"/>
-          <w:sz w:val="26"/>
-        </w:rPr>
-        <w:t xml:space="preserve">d) Đúng. Khi có hao phí, nhiệt lượng điện cấp ra lớn hơn nhiệt lượng kim loại hấp thụ thực tế </w:t>
-      </w:r>
-      <w:r>
-        <w:rPr>
-          <w:rFonts w:ascii="Times New Roman" w:hAnsi="Times New Roman"/>
-          <w:b w:val="0"/>
-          <w:i/>
-          <w:color w:val="000000"/>
-          <w:sz w:val="26"/>
-        </w:rPr>
-        <w:t>\rightarrow</w:t>
+        <w:t>Câu 6:</w:t>
       </w:r>
       <w:r>
         <w:rPr>
@@ -10627,7 +10224,7 @@
           <w:color w:val="000000"/>
           <w:sz w:val="26"/>
         </w:rPr>
-        <w:t>c</w:t>
+        <w:t>50</w:t>
       </w:r>
       <w:r>
         <w:rPr>
@@ -10637,60 +10234,7 @@
           <w:color w:val="000000"/>
           <w:sz w:val="26"/>
         </w:rPr>
-        <w:t xml:space="preserve"> tính ra lớn hơn thực tế.</w:t>
-      </w:r>
-    </w:p>
-    <w:p>
-      <w:pPr>
-        <w:pStyle w:val="Heading2"/>
-        <w:keepNext/>
-        <w:spacing w:before="160" w:after="80"/>
-        <w:ind w:left="0" w:firstLine="0"/>
-      </w:pPr>
-      <w:r>
-        <w:rPr>
-          <w:rFonts w:ascii="Times New Roman" w:hAnsi="Times New Roman"/>
-          <w:b/>
-          <w:i w:val="0"/>
-          <w:color w:val="000000"/>
-          <w:sz w:val="26"/>
-        </w:rPr>
-        <w:t>PHẦN III:</w:t>
-      </w:r>
-    </w:p>
-    <w:p>
-      <w:pPr>
-        <w:spacing w:before="60" w:after="60" w:line="312" w:lineRule="auto"/>
-        <w:ind w:left="283" w:hanging="170"/>
-        <w:jc w:val="both"/>
-      </w:pPr>
-      <w:r>
-        <w:rPr>
-          <w:rFonts w:ascii="Times New Roman" w:hAnsi="Times New Roman"/>
-          <w:color w:val="000000"/>
-          <w:sz w:val="26"/>
-        </w:rPr>
-        <w:t xml:space="preserve">- </w:t>
-      </w:r>
-      <w:r>
-        <w:rPr>
-          <w:rFonts w:ascii="Times New Roman" w:hAnsi="Times New Roman"/>
-          <w:b/>
-          <w:i w:val="0"/>
-          <w:color w:val="000000"/>
-          <w:sz w:val="26"/>
-        </w:rPr>
-        <w:t>Câu 1 (3000 J):</w:t>
-      </w:r>
-      <w:r>
-        <w:rPr>
-          <w:rFonts w:ascii="Times New Roman" w:hAnsi="Times New Roman"/>
-          <w:b w:val="0"/>
-          <w:i w:val="0"/>
-          <w:color w:val="000000"/>
-          <w:sz w:val="26"/>
-        </w:rPr>
-        <w:t xml:space="preserve"> Bình kín không giãn nở </w:t>
+        <w:t xml:space="preserve"> (Giải: Phương trình cân bằng nhiệt: </w:t>
       </w:r>
       <w:r>
         <w:rPr>
@@ -10700,422 +10244,7 @@
           <w:color w:val="000000"/>
           <w:sz w:val="26"/>
         </w:rPr>
-        <w:t>\rightarrow A = 0 \rightarrow Δ U = Q = 3000 J</w:t>
-      </w:r>
-      <w:r>
-        <w:rPr>
-          <w:rFonts w:ascii="Times New Roman" w:hAnsi="Times New Roman"/>
-          <w:b w:val="0"/>
-          <w:i w:val="0"/>
-          <w:color w:val="000000"/>
-          <w:sz w:val="26"/>
-        </w:rPr>
-        <w:t>.</w:t>
-      </w:r>
-    </w:p>
-    <w:p>
-      <w:pPr>
-        <w:spacing w:before="60" w:after="60" w:line="312" w:lineRule="auto"/>
-        <w:ind w:left="283" w:hanging="170"/>
-        <w:jc w:val="both"/>
-      </w:pPr>
-      <w:r>
-        <w:rPr>
-          <w:rFonts w:ascii="Times New Roman" w:hAnsi="Times New Roman"/>
-          <w:color w:val="000000"/>
-          <w:sz w:val="26"/>
-        </w:rPr>
-        <w:t xml:space="preserve">- </w:t>
-      </w:r>
-      <w:r>
-        <w:rPr>
-          <w:rFonts w:ascii="Times New Roman" w:hAnsi="Times New Roman"/>
-          <w:b/>
-          <w:i w:val="0"/>
-          <w:color w:val="000000"/>
-          <w:sz w:val="26"/>
-        </w:rPr>
-        <w:t>Câu 2 (200 J):</w:t>
-      </w:r>
-      <w:r>
-        <w:rPr>
-          <w:rFonts w:ascii="Times New Roman" w:hAnsi="Times New Roman"/>
-          <w:b w:val="0"/>
-          <w:i w:val="0"/>
-          <w:color w:val="000000"/>
-          <w:sz w:val="26"/>
-        </w:rPr>
-        <w:t xml:space="preserve"> Khí tỏa nhiệt </w:t>
-      </w:r>
-      <w:r>
-        <w:rPr>
-          <w:rFonts w:ascii="Times New Roman" w:hAnsi="Times New Roman"/>
-          <w:b w:val="0"/>
-          <w:i/>
-          <w:color w:val="000000"/>
-          <w:sz w:val="26"/>
-        </w:rPr>
-        <w:t>Q = -80 J</w:t>
-      </w:r>
-      <w:r>
-        <w:rPr>
-          <w:rFonts w:ascii="Times New Roman" w:hAnsi="Times New Roman"/>
-          <w:b w:val="0"/>
-          <w:i w:val="0"/>
-          <w:color w:val="000000"/>
-          <w:sz w:val="26"/>
-        </w:rPr>
-        <w:t xml:space="preserve">, </w:t>
-      </w:r>
-      <w:r>
-        <w:rPr>
-          <w:rFonts w:ascii="Times New Roman" w:hAnsi="Times New Roman"/>
-          <w:b w:val="0"/>
-          <w:i/>
-          <w:color w:val="000000"/>
-          <w:sz w:val="26"/>
-        </w:rPr>
-        <w:t>Δ U = 120 J</w:t>
-      </w:r>
-      <w:r>
-        <w:rPr>
-          <w:rFonts w:ascii="Times New Roman" w:hAnsi="Times New Roman"/>
-          <w:b w:val="0"/>
-          <w:i w:val="0"/>
-          <w:color w:val="000000"/>
-          <w:sz w:val="26"/>
-        </w:rPr>
-        <w:t xml:space="preserve">. Ta có </w:t>
-      </w:r>
-      <w:r>
-        <w:rPr>
-          <w:rFonts w:ascii="Times New Roman" w:hAnsi="Times New Roman"/>
-          <w:b w:val="0"/>
-          <w:i/>
-          <w:color w:val="000000"/>
-          <w:sz w:val="26"/>
-        </w:rPr>
-        <w:t>Δ U = A + Q \rightarrow A = Δ U - Q = 120 - (-80) = 200 J</w:t>
-      </w:r>
-      <w:r>
-        <w:rPr>
-          <w:rFonts w:ascii="Times New Roman" w:hAnsi="Times New Roman"/>
-          <w:b w:val="0"/>
-          <w:i w:val="0"/>
-          <w:color w:val="000000"/>
-          <w:sz w:val="26"/>
-        </w:rPr>
-        <w:t>.</w:t>
-      </w:r>
-    </w:p>
-    <w:p>
-      <w:pPr>
-        <w:spacing w:before="60" w:after="60" w:line="312" w:lineRule="auto"/>
-        <w:ind w:left="283" w:hanging="170"/>
-        <w:jc w:val="both"/>
-      </w:pPr>
-      <w:r>
-        <w:rPr>
-          <w:rFonts w:ascii="Times New Roman" w:hAnsi="Times New Roman"/>
-          <w:color w:val="000000"/>
-          <w:sz w:val="26"/>
-        </w:rPr>
-        <w:t xml:space="preserve">- </w:t>
-      </w:r>
-      <w:r>
-        <w:rPr>
-          <w:rFonts w:ascii="Times New Roman" w:hAnsi="Times New Roman"/>
-          <w:b/>
-          <w:i w:val="0"/>
-          <w:color w:val="000000"/>
-          <w:sz w:val="26"/>
-        </w:rPr>
-        <w:t>Câu 3 (114 kJ):</w:t>
-      </w:r>
-      <w:r>
-        <w:rPr>
-          <w:rFonts w:ascii="Times New Roman" w:hAnsi="Times New Roman"/>
-          <w:b w:val="0"/>
-          <w:i w:val="0"/>
-          <w:color w:val="000000"/>
-          <w:sz w:val="26"/>
-        </w:rPr>
-        <w:t xml:space="preserve"> </w:t>
-      </w:r>
-      <w:r>
-        <w:rPr>
-          <w:rFonts w:ascii="Times New Roman" w:hAnsi="Times New Roman"/>
-          <w:b w:val="0"/>
-          <w:i/>
-          <w:color w:val="000000"/>
-          <w:sz w:val="26"/>
-        </w:rPr>
-        <w:t>Q = mcΔ t = 5 × 380 × 60 = 114000 J = 114 kJ</w:t>
-      </w:r>
-      <w:r>
-        <w:rPr>
-          <w:rFonts w:ascii="Times New Roman" w:hAnsi="Times New Roman"/>
-          <w:b w:val="0"/>
-          <w:i w:val="0"/>
-          <w:color w:val="000000"/>
-          <w:sz w:val="26"/>
-        </w:rPr>
-        <w:t>.</w:t>
-      </w:r>
-    </w:p>
-    <w:p>
-      <w:pPr>
-        <w:spacing w:before="60" w:after="60" w:line="312" w:lineRule="auto"/>
-        <w:ind w:left="283" w:hanging="170"/>
-        <w:jc w:val="both"/>
-      </w:pPr>
-      <w:r>
-        <w:rPr>
-          <w:rFonts w:ascii="Times New Roman" w:hAnsi="Times New Roman"/>
-          <w:color w:val="000000"/>
-          <w:sz w:val="26"/>
-        </w:rPr>
-        <w:t xml:space="preserve">- </w:t>
-      </w:r>
-      <w:r>
-        <w:rPr>
-          <w:rFonts w:ascii="Times New Roman" w:hAnsi="Times New Roman"/>
-          <w:b/>
-          <w:i w:val="0"/>
-          <w:color w:val="000000"/>
-          <w:sz w:val="26"/>
-        </w:rPr>
-        <w:t>Câu 4 (1 MJ):</w:t>
-      </w:r>
-      <w:r>
-        <w:rPr>
-          <w:rFonts w:ascii="Times New Roman" w:hAnsi="Times New Roman"/>
-          <w:b w:val="0"/>
-          <w:i w:val="0"/>
-          <w:color w:val="000000"/>
-          <w:sz w:val="26"/>
-        </w:rPr>
-        <w:t xml:space="preserve"> Động cơ sinh công </w:t>
-      </w:r>
-      <w:r>
-        <w:rPr>
-          <w:rFonts w:ascii="Times New Roman" w:hAnsi="Times New Roman"/>
-          <w:b w:val="0"/>
-          <w:i/>
-          <w:color w:val="000000"/>
-          <w:sz w:val="26"/>
-        </w:rPr>
-        <w:t>A = -250 kJ</w:t>
-      </w:r>
-      <w:r>
-        <w:rPr>
-          <w:rFonts w:ascii="Times New Roman" w:hAnsi="Times New Roman"/>
-          <w:b w:val="0"/>
-          <w:i w:val="0"/>
-          <w:color w:val="000000"/>
-          <w:sz w:val="26"/>
-        </w:rPr>
-        <w:t xml:space="preserve">, tỏa nhiệt </w:t>
-      </w:r>
-      <w:r>
-        <w:rPr>
-          <w:rFonts w:ascii="Times New Roman" w:hAnsi="Times New Roman"/>
-          <w:b w:val="0"/>
-          <w:i/>
-          <w:color w:val="000000"/>
-          <w:sz w:val="26"/>
-        </w:rPr>
-        <w:t>Q = -750 kJ \rightarrow Δ U = A + Q = -250 - 750 = -1000 kJ = -1 MJ</w:t>
-      </w:r>
-      <w:r>
-        <w:rPr>
-          <w:rFonts w:ascii="Times New Roman" w:hAnsi="Times New Roman"/>
-          <w:b w:val="0"/>
-          <w:i w:val="0"/>
-          <w:color w:val="000000"/>
-          <w:sz w:val="26"/>
-        </w:rPr>
-        <w:t xml:space="preserve">. Lượng nội năng giảm đi là </w:t>
-      </w:r>
-      <w:r>
-        <w:rPr>
-          <w:rFonts w:ascii="Times New Roman" w:hAnsi="Times New Roman"/>
-          <w:b w:val="0"/>
-          <w:i/>
-          <w:color w:val="000000"/>
-          <w:sz w:val="26"/>
-        </w:rPr>
-        <w:t>1 MJ</w:t>
-      </w:r>
-      <w:r>
-        <w:rPr>
-          <w:rFonts w:ascii="Times New Roman" w:hAnsi="Times New Roman"/>
-          <w:b w:val="0"/>
-          <w:i w:val="0"/>
-          <w:color w:val="000000"/>
-          <w:sz w:val="26"/>
-        </w:rPr>
-        <w:t>.</w:t>
-      </w:r>
-    </w:p>
-    <w:p>
-      <w:pPr>
-        <w:spacing w:before="60" w:after="60" w:line="312" w:lineRule="auto"/>
-        <w:ind w:left="283" w:hanging="170"/>
-        <w:jc w:val="both"/>
-      </w:pPr>
-      <w:r>
-        <w:rPr>
-          <w:rFonts w:ascii="Times New Roman" w:hAnsi="Times New Roman"/>
-          <w:color w:val="000000"/>
-          <w:sz w:val="26"/>
-        </w:rPr>
-        <w:t xml:space="preserve">- </w:t>
-      </w:r>
-      <w:r>
-        <w:rPr>
-          <w:rFonts w:ascii="Times New Roman" w:hAnsi="Times New Roman"/>
-          <w:b/>
-          <w:i w:val="0"/>
-          <w:color w:val="000000"/>
-          <w:sz w:val="26"/>
-        </w:rPr>
-        <w:t>Câu 5 (16800 J):</w:t>
-      </w:r>
-      <w:r>
-        <w:rPr>
-          <w:rFonts w:ascii="Times New Roman" w:hAnsi="Times New Roman"/>
-          <w:b w:val="0"/>
-          <w:i w:val="0"/>
-          <w:color w:val="000000"/>
-          <w:sz w:val="26"/>
-        </w:rPr>
-        <w:t xml:space="preserve"> Nhiệt lượng nước tỏa ra: </w:t>
-      </w:r>
-      <w:r>
-        <w:rPr>
-          <w:rFonts w:ascii="Times New Roman" w:hAnsi="Times New Roman"/>
-          <w:b w:val="0"/>
-          <w:i/>
-          <w:color w:val="000000"/>
-          <w:sz w:val="26"/>
-        </w:rPr>
-        <w:t>Q = m_2c_2(t_1 - t_2) = 0,2 × 4200 × (25 - 5) = 16800 J</w:t>
-      </w:r>
-      <w:r>
-        <w:rPr>
-          <w:rFonts w:ascii="Times New Roman" w:hAnsi="Times New Roman"/>
-          <w:b w:val="0"/>
-          <w:i w:val="0"/>
-          <w:color w:val="000000"/>
-          <w:sz w:val="26"/>
-        </w:rPr>
-        <w:t>.</w:t>
-      </w:r>
-    </w:p>
-    <w:p>
-      <w:pPr>
-        <w:spacing w:before="60" w:after="60" w:line="312" w:lineRule="auto"/>
-        <w:ind w:left="283" w:hanging="170"/>
-        <w:jc w:val="both"/>
-      </w:pPr>
-      <w:r>
-        <w:rPr>
-          <w:rFonts w:ascii="Times New Roman" w:hAnsi="Times New Roman"/>
-          <w:color w:val="000000"/>
-          <w:sz w:val="26"/>
-        </w:rPr>
-        <w:t xml:space="preserve">- </w:t>
-      </w:r>
-      <w:r>
-        <w:rPr>
-          <w:rFonts w:ascii="Times New Roman" w:hAnsi="Times New Roman"/>
-          <w:b/>
-          <w:i w:val="0"/>
-          <w:color w:val="000000"/>
-          <w:sz w:val="26"/>
-        </w:rPr>
-        <w:t>Câu 6 (-200 J):</w:t>
-      </w:r>
-      <w:r>
-        <w:rPr>
-          <w:rFonts w:ascii="Times New Roman" w:hAnsi="Times New Roman"/>
-          <w:b w:val="0"/>
-          <w:i w:val="0"/>
-          <w:color w:val="000000"/>
-          <w:sz w:val="26"/>
-        </w:rPr>
-        <w:t xml:space="preserve"> Khí sinh công </w:t>
-      </w:r>
-      <w:r>
-        <w:rPr>
-          <w:rFonts w:ascii="Times New Roman" w:hAnsi="Times New Roman"/>
-          <w:b w:val="0"/>
-          <w:i/>
-          <w:color w:val="000000"/>
-          <w:sz w:val="26"/>
-        </w:rPr>
-        <w:t>A = -300 J</w:t>
-      </w:r>
-      <w:r>
-        <w:rPr>
-          <w:rFonts w:ascii="Times New Roman" w:hAnsi="Times New Roman"/>
-          <w:b w:val="0"/>
-          <w:i w:val="0"/>
-          <w:color w:val="000000"/>
-          <w:sz w:val="26"/>
-        </w:rPr>
-        <w:t xml:space="preserve">, </w:t>
-      </w:r>
-      <w:r>
-        <w:rPr>
-          <w:rFonts w:ascii="Times New Roman" w:hAnsi="Times New Roman"/>
-          <w:b w:val="0"/>
-          <w:i/>
-          <w:color w:val="000000"/>
-          <w:sz w:val="26"/>
-        </w:rPr>
-        <w:t>Δ U = -500 J</w:t>
-      </w:r>
-      <w:r>
-        <w:rPr>
-          <w:rFonts w:ascii="Times New Roman" w:hAnsi="Times New Roman"/>
-          <w:b w:val="0"/>
-          <w:i w:val="0"/>
-          <w:color w:val="000000"/>
-          <w:sz w:val="26"/>
-        </w:rPr>
-        <w:t xml:space="preserve">. Ta có </w:t>
-      </w:r>
-      <w:r>
-        <w:rPr>
-          <w:rFonts w:ascii="Times New Roman" w:hAnsi="Times New Roman"/>
-          <w:b w:val="0"/>
-          <w:i/>
-          <w:color w:val="000000"/>
-          <w:sz w:val="26"/>
-        </w:rPr>
-        <w:t>Δ U = A + Q \rightarrow Q = Δ U - A = -500 - (-300) = -200 J</w:t>
-      </w:r>
-      <w:r>
-        <w:rPr>
-          <w:rFonts w:ascii="Times New Roman" w:hAnsi="Times New Roman"/>
-          <w:b w:val="0"/>
-          <w:i w:val="0"/>
-          <w:color w:val="000000"/>
-          <w:sz w:val="26"/>
-        </w:rPr>
-        <w:t xml:space="preserve"> (hệ tỏa nhiệt </w:t>
-      </w:r>
-      <w:r>
-        <w:rPr>
-          <w:rFonts w:ascii="Times New Roman" w:hAnsi="Times New Roman"/>
-          <w:b w:val="0"/>
-          <w:i/>
-          <w:color w:val="000000"/>
-          <w:sz w:val="26"/>
-        </w:rPr>
-        <w:t>200 J</w:t>
+        <w:t>m_1 c (t_1 - t) = m_2 c (t - t_2) \Rightarrow 0,2 × (100 - t) = 0,4 × (t - 25) \Rightarrow 20 - 0,2t = 0,4t - 10 \Rightarrow 0,6t = 30 \Rightarrow t = 50^° C</w:t>
       </w:r>
       <w:r>
         <w:rPr>
